--- a/flutter_documents/f4_networking_and_database/f21_dio_and_retrofit_advanced_api_calling_in_flutter.docx
+++ b/flutter_documents/f4_networking_and_database/f21_dio_and_retrofit_advanced_api_calling_in_flutter.docx
@@ -1,6 +1,7 @@
 
 <file path=word/document.xml><?xml version="1.0" encoding="utf-8"?>
 <w:document xmlns:wpc="http://schemas.microsoft.com/office/word/2010/wordprocessingCanvas" xmlns:cx="http://schemas.microsoft.com/office/drawing/2014/chartex" xmlns:cx1="http://schemas.microsoft.com/office/drawing/2015/9/8/chartex" xmlns:cx2="http://schemas.microsoft.com/office/drawing/2015/10/21/chartex" xmlns:cx3="http://schemas.microsoft.com/office/drawing/2016/5/9/chartex" xmlns:cx4="http://schemas.microsoft.com/office/drawing/2016/5/10/chartex" xmlns:cx5="http://schemas.microsoft.com/office/drawing/2016/5/11/chartex" xmlns:cx6="http://schemas.microsoft.com/office/drawing/2016/5/12/chartex" xmlns:cx7="http://schemas.microsoft.com/office/drawing/2016/5/13/chartex" xmlns:cx8="http://schemas.microsoft.com/office/drawing/2016/5/14/chartex" xmlns:mc="http://schemas.openxmlformats.org/markup-compatibility/2006" xmlns:aink="http://schemas.microsoft.com/office/drawing/2016/ink" xmlns:am3d="http://schemas.microsoft.com/office/drawing/2017/model3d" xmlns:o="urn:schemas-microsoft-com:office:office" xmlns:oel="http://schemas.microsoft.com/office/2019/extlst" xmlns:r="http://schemas.openxmlformats.org/officeDocument/2006/relationships" xmlns:m="http://schemas.openxmlformats.org/officeDocument/2006/math" xmlns:v="urn:schemas-microsoft-com:vml" xmlns:wp14="http://schemas.microsoft.com/office/word/2010/wordprocessingDrawing" xmlns:wp="http://schemas.openxmlformats.org/drawingml/2006/wordprocessingDrawing" xmlns:w10="urn:schemas-microsoft-com:office:word" xmlns:w="http://schemas.openxmlformats.org/wordprocessingml/2006/main" xmlns:w14="http://schemas.microsoft.com/office/word/2010/wordml" xmlns:w15="http://schemas.microsoft.com/office/word/2012/wordml" xmlns:w16cex="http://schemas.microsoft.com/office/word/2018/wordml/cex" xmlns:w16cid="http://schemas.microsoft.com/office/word/2016/wordml/cid" xmlns:w16="http://schemas.microsoft.com/office/word/2018/wordml" xmlns:w16sdtdh="http://schemas.microsoft.com/office/word/2020/wordml/sdtdatahash" xmlns:w16se="http://schemas.microsoft.com/office/word/2015/wordml/symex" xmlns:wpg="http://schemas.microsoft.com/office/word/2010/wordprocessingGroup" xmlns:wpi="http://schemas.microsoft.com/office/word/2010/wordprocessingInk" xmlns:wne="http://schemas.microsoft.com/office/word/2006/wordml" xmlns:wps="http://schemas.microsoft.com/office/word/2010/wordprocessingShape" mc:Ignorable="w14 w15 w16se w16cid w16 w16cex w16sdtdh wp14">
+  <w:background w:color="D0D0D0" w:themeColor="background2" w:themeShade="E5"/>
   <w:body>
     <w:p>
       <w:pPr>
@@ -158,7 +159,15 @@
           <w:sz w:val="32"/>
           <w:szCs w:val="32"/>
         </w:rPr>
-        <w:t>……………………………………………….</w:t>
+        <w:t>………………………………………………</w:t>
+      </w:r>
+      <w:r>
+        <w:rPr>
+          <w:rFonts w:ascii="Carlito" w:hAnsi="Carlito" w:cs="Carlito"/>
+          <w:sz w:val="32"/>
+          <w:szCs w:val="32"/>
+        </w:rPr>
+        <w:t>24</w:t>
       </w:r>
     </w:p>
     <w:p>
@@ -189,18 +198,16 @@
           <w:sz w:val="32"/>
           <w:szCs w:val="32"/>
         </w:rPr>
-        <w:t>or (Production)…………</w:t>
-      </w:r>
-      <w:proofErr w:type="gramStart"/>
-      <w:r>
-        <w:rPr>
-          <w:rFonts w:ascii="Carlito" w:hAnsi="Carlito" w:cs="Carlito"/>
-          <w:sz w:val="32"/>
-          <w:szCs w:val="32"/>
-        </w:rPr>
-        <w:t>…..</w:t>
-      </w:r>
-      <w:proofErr w:type="gramEnd"/>
+        <w:t>or (Production)……………</w:t>
+      </w:r>
+      <w:r>
+        <w:rPr>
+          <w:rFonts w:ascii="Carlito" w:hAnsi="Carlito" w:cs="Carlito"/>
+          <w:sz w:val="32"/>
+          <w:szCs w:val="32"/>
+        </w:rPr>
+        <w:t>…32</w:t>
+      </w:r>
     </w:p>
     <w:p>
       <w:pPr>
@@ -222,7 +229,33 @@
           <w:sz w:val="32"/>
           <w:szCs w:val="32"/>
         </w:rPr>
-        <w:t>Form Data or File Upload/Download………………………………………….</w:t>
+        <w:t>Form Data or File Upload/Download………………………………………</w:t>
+      </w:r>
+      <w:proofErr w:type="gramStart"/>
+      <w:r>
+        <w:rPr>
+          <w:rFonts w:ascii="Carlito" w:hAnsi="Carlito" w:cs="Carlito"/>
+          <w:sz w:val="32"/>
+          <w:szCs w:val="32"/>
+        </w:rPr>
+        <w:t>….</w:t>
+      </w:r>
+      <w:r>
+        <w:rPr>
+          <w:rFonts w:ascii="Carlito" w:hAnsi="Carlito" w:cs="Carlito"/>
+          <w:sz w:val="32"/>
+          <w:szCs w:val="32"/>
+        </w:rPr>
+        <w:t>.</w:t>
+      </w:r>
+      <w:proofErr w:type="gramEnd"/>
+      <w:r>
+        <w:rPr>
+          <w:rFonts w:ascii="Carlito" w:hAnsi="Carlito" w:cs="Carlito"/>
+          <w:sz w:val="32"/>
+          <w:szCs w:val="32"/>
+        </w:rPr>
+        <w:t>46</w:t>
       </w:r>
     </w:p>
     <w:p>
@@ -246,6 +279,45 @@
           <w:szCs w:val="32"/>
         </w:rPr>
         <w:t>Request Cancellation…………………………………………………………………</w:t>
+      </w:r>
+      <w:r>
+        <w:rPr>
+          <w:rFonts w:ascii="Carlito" w:hAnsi="Carlito" w:cs="Carlito"/>
+          <w:sz w:val="32"/>
+          <w:szCs w:val="32"/>
+        </w:rPr>
+        <w:t>.55</w:t>
+      </w:r>
+    </w:p>
+    <w:p>
+      <w:pPr>
+        <w:pStyle w:val="ListParagraph"/>
+        <w:numPr>
+          <w:ilvl w:val="0"/>
+          <w:numId w:val="1"/>
+        </w:numPr>
+        <w:jc w:val="both"/>
+        <w:rPr>
+          <w:rFonts w:ascii="Carlito" w:hAnsi="Carlito" w:cs="Carlito"/>
+          <w:sz w:val="32"/>
+          <w:szCs w:val="32"/>
+        </w:rPr>
+      </w:pPr>
+      <w:r>
+        <w:rPr>
+          <w:rFonts w:ascii="Carlito" w:hAnsi="Carlito" w:cs="Carlito"/>
+          <w:sz w:val="32"/>
+          <w:szCs w:val="32"/>
+        </w:rPr>
+        <w:t>Transformers &amp; Custom Adapters</w:t>
+      </w:r>
+      <w:r>
+        <w:rPr>
+          <w:rFonts w:ascii="Carlito" w:hAnsi="Carlito" w:cs="Carlito"/>
+          <w:sz w:val="32"/>
+          <w:szCs w:val="32"/>
+        </w:rPr>
+        <w:t>……………………………………………….62</w:t>
       </w:r>
     </w:p>
     <w:p>
@@ -42640,9 +42712,111 @@
           <w:sz w:val="28"/>
           <w:szCs w:val="28"/>
         </w:rPr>
-        <w:t>------XYZ</w:t>
-      </w:r>
-      <w:r>
+        <w:t>------XYZ—</w:t>
+      </w:r>
+    </w:p>
+    <w:p>
+      <w:pPr>
+        <w:jc w:val="both"/>
+        <w:rPr>
+          <w:rFonts w:ascii="Carlito" w:hAnsi="Carlito" w:cs="Carlito"/>
+          <w:sz w:val="32"/>
+          <w:szCs w:val="32"/>
+        </w:rPr>
+      </w:pPr>
+    </w:p>
+    <w:p>
+      <w:pPr>
+        <w:jc w:val="both"/>
+        <w:rPr>
+          <w:rFonts w:ascii="Carlito" w:hAnsi="Carlito" w:cs="Carlito"/>
+          <w:sz w:val="32"/>
+          <w:szCs w:val="32"/>
+        </w:rPr>
+      </w:pPr>
+      <w:r>
+        <w:rPr>
+          <w:rFonts w:ascii="Carlito" w:hAnsi="Carlito" w:cs="Carlito"/>
+          <w:sz w:val="32"/>
+          <w:szCs w:val="32"/>
+        </w:rPr>
+        <w:lastRenderedPageBreak/>
+        <w:t>Mental Model:</w:t>
+      </w:r>
+    </w:p>
+    <w:p>
+      <w:pPr>
+        <w:jc w:val="both"/>
+        <w:rPr>
+          <w:rFonts w:ascii="Carlito" w:hAnsi="Carlito" w:cs="Carlito"/>
+          <w:b/>
+          <w:bCs/>
+          <w:sz w:val="32"/>
+          <w:szCs w:val="32"/>
+        </w:rPr>
+      </w:pPr>
+      <w:r>
+        <w:rPr>
+          <w:rFonts w:ascii="Carlito" w:hAnsi="Carlito" w:cs="Carlito"/>
+          <w:sz w:val="32"/>
+          <w:szCs w:val="32"/>
+        </w:rPr>
+        <w:t>#</w:t>
+      </w:r>
+      <w:r>
+        <w:rPr>
+          <w:rFonts w:ascii="Carlito" w:hAnsi="Carlito" w:cs="Carlito"/>
+          <w:b/>
+          <w:bCs/>
+          <w:sz w:val="32"/>
+          <w:szCs w:val="32"/>
+        </w:rPr>
+        <w:t xml:space="preserve"> </w:t>
+      </w:r>
+      <w:proofErr w:type="spellStart"/>
+      <w:r>
+        <w:rPr>
+          <w:rFonts w:ascii="Carlito" w:hAnsi="Carlito" w:cs="Carlito"/>
+          <w:b/>
+          <w:bCs/>
+          <w:sz w:val="32"/>
+          <w:szCs w:val="32"/>
+        </w:rPr>
+        <w:t>FormData</w:t>
+      </w:r>
+      <w:proofErr w:type="spellEnd"/>
+      <w:r>
+        <w:rPr>
+          <w:rFonts w:ascii="Carlito" w:hAnsi="Carlito" w:cs="Carlito"/>
+          <w:sz w:val="32"/>
+          <w:szCs w:val="32"/>
+        </w:rPr>
+        <w:t xml:space="preserve"> is the envelope. </w:t>
+      </w:r>
+      <w:proofErr w:type="spellStart"/>
+      <w:r>
+        <w:rPr>
+          <w:rFonts w:ascii="Carlito" w:hAnsi="Carlito" w:cs="Carlito"/>
+          <w:b/>
+          <w:bCs/>
+          <w:sz w:val="32"/>
+          <w:szCs w:val="32"/>
+        </w:rPr>
+        <w:t>MultipartFile</w:t>
+      </w:r>
+      <w:proofErr w:type="spellEnd"/>
+      <w:r>
+        <w:rPr>
+          <w:rFonts w:ascii="Carlito" w:hAnsi="Carlito" w:cs="Carlito"/>
+          <w:sz w:val="32"/>
+          <w:szCs w:val="32"/>
+        </w:rPr>
+        <w:t xml:space="preserve"> is what goes inside it when the content is a file rather than plain text.</w:t>
+      </w:r>
+    </w:p>
+    <w:p>
+      <w:pPr>
+        <w:jc w:val="both"/>
         <w:rPr>
           <w:rFonts w:ascii="Carlito" w:hAnsi="Carlito" w:cs="Carlito"/>
           <w:b/>
@@ -42650,111 +42824,9 @@
           <w:sz w:val="28"/>
           <w:szCs w:val="28"/>
         </w:rPr>
-        <w:t>—</w:t>
-      </w:r>
-    </w:p>
-    <w:p>
-      <w:pPr>
-        <w:jc w:val="both"/>
-        <w:rPr>
-          <w:rFonts w:ascii="Carlito" w:hAnsi="Carlito" w:cs="Carlito"/>
-          <w:sz w:val="32"/>
-          <w:szCs w:val="32"/>
-        </w:rPr>
-      </w:pPr>
-    </w:p>
-    <w:p>
-      <w:pPr>
-        <w:jc w:val="both"/>
-        <w:rPr>
-          <w:rFonts w:ascii="Carlito" w:hAnsi="Carlito" w:cs="Carlito"/>
-          <w:sz w:val="32"/>
-          <w:szCs w:val="32"/>
-        </w:rPr>
-      </w:pPr>
-      <w:r>
-        <w:rPr>
-          <w:rFonts w:ascii="Carlito" w:hAnsi="Carlito" w:cs="Carlito"/>
-          <w:sz w:val="32"/>
-          <w:szCs w:val="32"/>
-        </w:rPr>
-        <w:lastRenderedPageBreak/>
-        <w:t>Mental Model:</w:t>
-      </w:r>
-    </w:p>
-    <w:p>
-      <w:pPr>
-        <w:jc w:val="both"/>
-        <w:rPr>
-          <w:rFonts w:ascii="Carlito" w:hAnsi="Carlito" w:cs="Carlito"/>
-          <w:b/>
-          <w:bCs/>
-          <w:sz w:val="32"/>
-          <w:szCs w:val="32"/>
-        </w:rPr>
-      </w:pPr>
-      <w:r>
-        <w:rPr>
-          <w:rFonts w:ascii="Carlito" w:hAnsi="Carlito" w:cs="Carlito"/>
-          <w:sz w:val="32"/>
-          <w:szCs w:val="32"/>
-        </w:rPr>
-        <w:t>#</w:t>
-      </w:r>
-      <w:r>
-        <w:rPr>
-          <w:rFonts w:ascii="Carlito" w:hAnsi="Carlito" w:cs="Carlito"/>
-          <w:b/>
-          <w:bCs/>
-          <w:sz w:val="32"/>
-          <w:szCs w:val="32"/>
-        </w:rPr>
-        <w:t xml:space="preserve"> </w:t>
-      </w:r>
-      <w:proofErr w:type="spellStart"/>
-      <w:r>
-        <w:rPr>
-          <w:rFonts w:ascii="Carlito" w:hAnsi="Carlito" w:cs="Carlito"/>
-          <w:b/>
-          <w:bCs/>
-          <w:sz w:val="32"/>
-          <w:szCs w:val="32"/>
-        </w:rPr>
-        <w:t>FormData</w:t>
-      </w:r>
-      <w:proofErr w:type="spellEnd"/>
-      <w:r>
-        <w:rPr>
-          <w:rFonts w:ascii="Carlito" w:hAnsi="Carlito" w:cs="Carlito"/>
-          <w:sz w:val="32"/>
-          <w:szCs w:val="32"/>
-        </w:rPr>
-        <w:t xml:space="preserve"> is the envelope. </w:t>
-      </w:r>
-      <w:proofErr w:type="spellStart"/>
-      <w:r>
-        <w:rPr>
-          <w:rFonts w:ascii="Carlito" w:hAnsi="Carlito" w:cs="Carlito"/>
-          <w:b/>
-          <w:bCs/>
-          <w:sz w:val="32"/>
-          <w:szCs w:val="32"/>
-        </w:rPr>
-        <w:t>MultipartFile</w:t>
-      </w:r>
-      <w:proofErr w:type="spellEnd"/>
-      <w:r>
-        <w:rPr>
-          <w:rFonts w:ascii="Carlito" w:hAnsi="Carlito" w:cs="Carlito"/>
-          <w:sz w:val="32"/>
-          <w:szCs w:val="32"/>
-        </w:rPr>
-        <w:t xml:space="preserve"> is what goes inside it when the content is a file rather than plain text.</w:t>
-      </w:r>
-    </w:p>
-    <w:p>
-      <w:pPr>
-        <w:jc w:val="both"/>
+      </w:pPr>
+      <w:proofErr w:type="spellStart"/>
+      <w:r>
         <w:rPr>
           <w:rFonts w:ascii="Carlito" w:hAnsi="Carlito" w:cs="Carlito"/>
           <w:b/>
@@ -42762,9 +42834,13 @@
           <w:sz w:val="28"/>
           <w:szCs w:val="28"/>
         </w:rPr>
-      </w:pPr>
-      <w:proofErr w:type="spellStart"/>
-      <w:r>
+        <w:t>FormData</w:t>
+      </w:r>
+      <w:proofErr w:type="spellEnd"/>
+    </w:p>
+    <w:p>
+      <w:pPr>
+        <w:jc w:val="both"/>
         <w:rPr>
           <w:rFonts w:ascii="Carlito" w:hAnsi="Carlito" w:cs="Carlito"/>
           <w:b/>
@@ -42772,13 +42848,8 @@
           <w:sz w:val="28"/>
           <w:szCs w:val="28"/>
         </w:rPr>
-        <w:t>FormData</w:t>
-      </w:r>
-      <w:proofErr w:type="spellEnd"/>
-    </w:p>
-    <w:p>
-      <w:pPr>
-        <w:jc w:val="both"/>
+      </w:pPr>
+      <w:r>
         <w:rPr>
           <w:rFonts w:ascii="Carlito" w:hAnsi="Carlito" w:cs="Carlito"/>
           <w:b/>
@@ -42786,8 +42857,12 @@
           <w:sz w:val="28"/>
           <w:szCs w:val="28"/>
         </w:rPr>
-      </w:pPr>
-      <w:r>
+        <w:t xml:space="preserve">  │</w:t>
+      </w:r>
+    </w:p>
+    <w:p>
+      <w:pPr>
+        <w:jc w:val="both"/>
         <w:rPr>
           <w:rFonts w:ascii="Carlito" w:hAnsi="Carlito" w:cs="Carlito"/>
           <w:b/>
@@ -42795,12 +42870,8 @@
           <w:sz w:val="28"/>
           <w:szCs w:val="28"/>
         </w:rPr>
-        <w:t xml:space="preserve">  │</w:t>
-      </w:r>
-    </w:p>
-    <w:p>
-      <w:pPr>
-        <w:jc w:val="both"/>
+      </w:pPr>
+      <w:r>
         <w:rPr>
           <w:rFonts w:ascii="Carlito" w:hAnsi="Carlito" w:cs="Carlito"/>
           <w:b/>
@@ -42808,28 +42879,32 @@
           <w:sz w:val="28"/>
           <w:szCs w:val="28"/>
         </w:rPr>
-      </w:pPr>
-      <w:r>
-        <w:rPr>
-          <w:rFonts w:ascii="Carlito" w:hAnsi="Carlito" w:cs="Carlito"/>
+        <w:t xml:space="preserve">  </w:t>
+      </w:r>
+      <w:r>
+        <w:rPr>
+          <w:rFonts w:ascii="Arial" w:hAnsi="Arial" w:cs="Arial"/>
           <w:b/>
           <w:bCs/>
           <w:sz w:val="28"/>
           <w:szCs w:val="28"/>
         </w:rPr>
-        <w:t xml:space="preserve">  </w:t>
-      </w:r>
-      <w:r>
-        <w:rPr>
-          <w:rFonts w:ascii="Arial" w:hAnsi="Arial" w:cs="Arial"/>
+        <w:t>├</w:t>
+      </w:r>
+      <w:r>
+        <w:rPr>
+          <w:rFonts w:ascii="Carlito" w:hAnsi="Carlito" w:cs="Carlito"/>
           <w:b/>
           <w:bCs/>
           <w:sz w:val="28"/>
           <w:szCs w:val="28"/>
         </w:rPr>
-        <w:t>├</w:t>
-      </w:r>
-      <w:r>
+        <w:t>── regular fields (name, date, etc.)   → plain text parts</w:t>
+      </w:r>
+    </w:p>
+    <w:p>
+      <w:pPr>
+        <w:jc w:val="both"/>
         <w:rPr>
           <w:rFonts w:ascii="Carlito" w:hAnsi="Carlito" w:cs="Carlito"/>
           <w:b/>
@@ -42837,12 +42912,8 @@
           <w:sz w:val="28"/>
           <w:szCs w:val="28"/>
         </w:rPr>
-        <w:t>── regular fields (name, date, etc.)   → plain text parts</w:t>
-      </w:r>
-    </w:p>
-    <w:p>
-      <w:pPr>
-        <w:jc w:val="both"/>
+      </w:pPr>
+      <w:r>
         <w:rPr>
           <w:rFonts w:ascii="Carlito" w:hAnsi="Carlito" w:cs="Carlito"/>
           <w:b/>
@@ -42850,8 +42921,12 @@
           <w:sz w:val="28"/>
           <w:szCs w:val="28"/>
         </w:rPr>
-      </w:pPr>
-      <w:r>
+        <w:t xml:space="preserve">  │</w:t>
+      </w:r>
+    </w:p>
+    <w:p>
+      <w:pPr>
+        <w:jc w:val="both"/>
         <w:rPr>
           <w:rFonts w:ascii="Carlito" w:hAnsi="Carlito" w:cs="Carlito"/>
           <w:b/>
@@ -42859,12 +42934,8 @@
           <w:sz w:val="28"/>
           <w:szCs w:val="28"/>
         </w:rPr>
-        <w:t xml:space="preserve">  │</w:t>
-      </w:r>
-    </w:p>
-    <w:p>
-      <w:pPr>
-        <w:jc w:val="both"/>
+      </w:pPr>
+      <w:r>
         <w:rPr>
           <w:rFonts w:ascii="Carlito" w:hAnsi="Carlito" w:cs="Carlito"/>
           <w:b/>
@@ -42872,8 +42943,12 @@
           <w:sz w:val="28"/>
           <w:szCs w:val="28"/>
         </w:rPr>
-      </w:pPr>
-      <w:r>
+        <w:t xml:space="preserve">  └── file fields</w:t>
+      </w:r>
+    </w:p>
+    <w:p>
+      <w:pPr>
+        <w:jc w:val="both"/>
         <w:rPr>
           <w:rFonts w:ascii="Carlito" w:hAnsi="Carlito" w:cs="Carlito"/>
           <w:b/>
@@ -42881,12 +42956,8 @@
           <w:sz w:val="28"/>
           <w:szCs w:val="28"/>
         </w:rPr>
-        <w:t xml:space="preserve">  └── file fields</w:t>
-      </w:r>
-    </w:p>
-    <w:p>
-      <w:pPr>
-        <w:jc w:val="both"/>
+      </w:pPr>
+      <w:r>
         <w:rPr>
           <w:rFonts w:ascii="Carlito" w:hAnsi="Carlito" w:cs="Carlito"/>
           <w:b/>
@@ -42894,36 +42965,7 @@
           <w:sz w:val="28"/>
           <w:szCs w:val="28"/>
         </w:rPr>
-      </w:pPr>
-      <w:r>
-        <w:rPr>
-          <w:rFonts w:ascii="Carlito" w:hAnsi="Carlito" w:cs="Carlito"/>
-          <w:b/>
-          <w:bCs/>
-          <w:sz w:val="28"/>
-          <w:szCs w:val="28"/>
-        </w:rPr>
-        <w:t xml:space="preserve">        </w:t>
-      </w:r>
-      <w:r>
-        <w:rPr>
-          <w:rFonts w:ascii="Carlito" w:hAnsi="Carlito" w:cs="Carlito"/>
-          <w:b/>
-          <w:bCs/>
-          <w:sz w:val="28"/>
-          <w:szCs w:val="28"/>
-        </w:rPr>
-        <w:t xml:space="preserve"> </w:t>
-      </w:r>
-      <w:r>
-        <w:rPr>
-          <w:rFonts w:ascii="Carlito" w:hAnsi="Carlito" w:cs="Carlito"/>
-          <w:b/>
-          <w:bCs/>
-          <w:sz w:val="28"/>
-          <w:szCs w:val="28"/>
-        </w:rPr>
-        <w:t xml:space="preserve"> │</w:t>
+        <w:t xml:space="preserve">          │</w:t>
       </w:r>
     </w:p>
     <w:p>
@@ -44166,17 +44208,7 @@
           <w:sz w:val="32"/>
           <w:szCs w:val="32"/>
         </w:rPr>
-        <w:t>files</w:t>
-      </w:r>
-      <w:r>
-        <w:rPr>
-          <w:rFonts w:ascii="Carlito" w:hAnsi="Carlito" w:cs="Carlito"/>
-          <w:b/>
-          <w:bCs/>
-          <w:sz w:val="32"/>
-          <w:szCs w:val="32"/>
-        </w:rPr>
-        <w:t>:</w:t>
+        <w:t>files:</w:t>
       </w:r>
       <w:r>
         <w:rPr>
@@ -44194,27 +44226,7 @@
           <w:sz w:val="32"/>
           <w:szCs w:val="32"/>
         </w:rPr>
-        <w:t>files</w:t>
-      </w:r>
-      <w:r>
-        <w:rPr>
-          <w:rFonts w:ascii="Carlito" w:hAnsi="Carlito" w:cs="Carlito"/>
-          <w:b/>
-          <w:bCs/>
-          <w:sz w:val="32"/>
-          <w:szCs w:val="32"/>
-        </w:rPr>
-        <w:t xml:space="preserve">: </w:t>
-      </w:r>
-      <w:r>
-        <w:rPr>
-          <w:rFonts w:ascii="Carlito" w:hAnsi="Carlito" w:cs="Carlito"/>
-          <w:b/>
-          <w:bCs/>
-          <w:sz w:val="32"/>
-          <w:szCs w:val="32"/>
-        </w:rPr>
-        <w:t xml:space="preserve">[] </w:t>
+        <w:t xml:space="preserve">files: [] </w:t>
       </w:r>
       <w:r>
         <w:rPr>
@@ -49180,51 +49192,7 @@
           <w:sz w:val="32"/>
           <w:szCs w:val="32"/>
         </w:rPr>
-        <w:t xml:space="preserve">// </w:t>
-      </w:r>
-      <w:r>
-        <w:rPr>
-          <w:rFonts w:ascii="Carlito" w:hAnsi="Carlito" w:cs="Carlito"/>
-          <w:b/>
-          <w:bCs/>
-          <w:color w:val="D86DCB" w:themeColor="accent5" w:themeTint="99"/>
-          <w:sz w:val="32"/>
-          <w:szCs w:val="32"/>
-        </w:rPr>
-        <w:t>B</w:t>
-      </w:r>
-      <w:r>
-        <w:rPr>
-          <w:rFonts w:ascii="Carlito" w:hAnsi="Carlito" w:cs="Carlito"/>
-          <w:b/>
-          <w:bCs/>
-          <w:color w:val="D86DCB" w:themeColor="accent5" w:themeTint="99"/>
-          <w:sz w:val="32"/>
-          <w:szCs w:val="32"/>
-        </w:rPr>
-        <w:t xml:space="preserve">reaks the request, because </w:t>
-      </w:r>
-      <w:r>
-        <w:rPr>
-          <w:rFonts w:ascii="Carlito" w:hAnsi="Carlito" w:cs="Carlito"/>
-          <w:b/>
-          <w:bCs/>
-          <w:color w:val="D86DCB" w:themeColor="accent5" w:themeTint="99"/>
-          <w:sz w:val="32"/>
-          <w:szCs w:val="32"/>
-        </w:rPr>
-        <w:t>WE</w:t>
-      </w:r>
-      <w:r>
-        <w:rPr>
-          <w:rFonts w:ascii="Carlito" w:hAnsi="Carlito" w:cs="Carlito"/>
-          <w:b/>
-          <w:bCs/>
-          <w:color w:val="D86DCB" w:themeColor="accent5" w:themeTint="99"/>
-          <w:sz w:val="32"/>
-          <w:szCs w:val="32"/>
-        </w:rPr>
-        <w:t xml:space="preserve"> don't know the boundary string</w:t>
+        <w:t>// Breaks the request, because WE don't know the boundary string</w:t>
       </w:r>
     </w:p>
     <w:p>
@@ -49368,29 +49336,7 @@
           <w:sz w:val="32"/>
           <w:szCs w:val="32"/>
         </w:rPr>
-        <w:t>//</w:t>
-      </w:r>
-      <w:r>
-        <w:rPr>
-          <w:rFonts w:ascii="Carlito" w:hAnsi="Carlito" w:cs="Carlito"/>
-          <w:b/>
-          <w:bCs/>
-          <w:color w:val="D86DCB" w:themeColor="accent5" w:themeTint="99"/>
-          <w:sz w:val="32"/>
-          <w:szCs w:val="32"/>
-        </w:rPr>
-        <w:t xml:space="preserve"> L</w:t>
-      </w:r>
-      <w:r>
-        <w:rPr>
-          <w:rFonts w:ascii="Carlito" w:hAnsi="Carlito" w:cs="Carlito"/>
-          <w:b/>
-          <w:bCs/>
-          <w:color w:val="D86DCB" w:themeColor="accent5" w:themeTint="99"/>
-          <w:sz w:val="32"/>
-          <w:szCs w:val="32"/>
-        </w:rPr>
-        <w:t xml:space="preserve">et Dio </w:t>
+        <w:t xml:space="preserve">// Let Dio </w:t>
       </w:r>
       <w:r>
         <w:rPr>
@@ -49632,29 +49578,7 @@
           <w:sz w:val="32"/>
           <w:szCs w:val="32"/>
         </w:rPr>
-        <w:t>//</w:t>
-      </w:r>
-      <w:r>
-        <w:rPr>
-          <w:rFonts w:ascii="Carlito" w:hAnsi="Carlito" w:cs="Carlito"/>
-          <w:b/>
-          <w:bCs/>
-          <w:color w:val="D86DCB" w:themeColor="accent5" w:themeTint="99"/>
-          <w:sz w:val="32"/>
-          <w:szCs w:val="32"/>
-        </w:rPr>
-        <w:t xml:space="preserve"> R</w:t>
-      </w:r>
-      <w:r>
-        <w:rPr>
-          <w:rFonts w:ascii="Carlito" w:hAnsi="Carlito" w:cs="Carlito"/>
-          <w:b/>
-          <w:bCs/>
-          <w:color w:val="D86DCB" w:themeColor="accent5" w:themeTint="99"/>
-          <w:sz w:val="32"/>
-          <w:szCs w:val="32"/>
-        </w:rPr>
-        <w:t>eads entire file into RAM first</w:t>
+        <w:t>// Reads entire file into RAM first</w:t>
       </w:r>
     </w:p>
     <w:p>
@@ -49765,51 +49689,7 @@
           <w:sz w:val="32"/>
           <w:szCs w:val="32"/>
         </w:rPr>
-        <w:t>//</w:t>
-      </w:r>
-      <w:r>
-        <w:rPr>
-          <w:rFonts w:ascii="Carlito" w:hAnsi="Carlito" w:cs="Carlito"/>
-          <w:b/>
-          <w:bCs/>
-          <w:color w:val="D86DCB" w:themeColor="accent5" w:themeTint="99"/>
-          <w:sz w:val="32"/>
-          <w:szCs w:val="32"/>
-        </w:rPr>
-        <w:t xml:space="preserve"> </w:t>
-      </w:r>
-      <w:r>
-        <w:rPr>
-          <w:rFonts w:ascii="Carlito" w:hAnsi="Carlito" w:cs="Carlito"/>
-          <w:b/>
-          <w:bCs/>
-          <w:color w:val="D86DCB" w:themeColor="accent5" w:themeTint="99"/>
-          <w:sz w:val="32"/>
-          <w:szCs w:val="32"/>
-        </w:rPr>
-        <w:t>Better for large files</w:t>
-      </w:r>
-      <w:r>
-        <w:rPr>
-          <w:rFonts w:ascii="Carlito" w:hAnsi="Carlito" w:cs="Carlito"/>
-          <w:b/>
-          <w:bCs/>
-          <w:color w:val="D86DCB" w:themeColor="accent5" w:themeTint="99"/>
-          <w:sz w:val="32"/>
-          <w:szCs w:val="32"/>
-        </w:rPr>
-        <w:t xml:space="preserve">, </w:t>
-      </w:r>
-      <w:r>
-        <w:rPr>
-          <w:rFonts w:ascii="Carlito" w:hAnsi="Carlito" w:cs="Carlito"/>
-          <w:b/>
-          <w:bCs/>
-          <w:color w:val="D86DCB" w:themeColor="accent5" w:themeTint="99"/>
-          <w:sz w:val="32"/>
-          <w:szCs w:val="32"/>
-        </w:rPr>
-        <w:t>streams from disk</w:t>
+        <w:t>// Better for large files, streams from disk</w:t>
       </w:r>
     </w:p>
     <w:p>
@@ -49922,15 +49802,7 @@
           <w:szCs w:val="32"/>
         </w:rPr>
         <w:lastRenderedPageBreak/>
-        <w:t>Industry Practices</w:t>
-      </w:r>
-      <w:r>
-        <w:rPr>
-          <w:rFonts w:ascii="Carlito" w:hAnsi="Carlito" w:cs="Carlito"/>
-          <w:sz w:val="32"/>
-          <w:szCs w:val="32"/>
-        </w:rPr>
-        <w:t>:</w:t>
+        <w:t>Industry Practices:</w:t>
       </w:r>
     </w:p>
     <w:p>
@@ -50032,23 +49904,7 @@
           <w:sz w:val="32"/>
           <w:szCs w:val="32"/>
         </w:rPr>
-        <w:t>) rather than sending raw camera photos</w:t>
-      </w:r>
-      <w:r>
-        <w:rPr>
-          <w:rFonts w:ascii="Carlito" w:hAnsi="Carlito" w:cs="Carlito"/>
-          <w:sz w:val="32"/>
-          <w:szCs w:val="32"/>
-        </w:rPr>
-        <w:t>. A</w:t>
-      </w:r>
-      <w:r>
-        <w:rPr>
-          <w:rFonts w:ascii="Carlito" w:hAnsi="Carlito" w:cs="Carlito"/>
-          <w:sz w:val="32"/>
-          <w:szCs w:val="32"/>
-        </w:rPr>
-        <w:t xml:space="preserve"> </w:t>
+        <w:t xml:space="preserve">) rather than sending raw camera photos. A </w:t>
       </w:r>
       <w:r>
         <w:rPr>
@@ -50137,23 +49993,7 @@
           <w:sz w:val="32"/>
           <w:szCs w:val="32"/>
         </w:rPr>
-        <w:t xml:space="preserve"> before deciding whether to show a percentage bar or an indeterminate spinner</w:t>
-      </w:r>
-      <w:r>
-        <w:rPr>
-          <w:rFonts w:ascii="Carlito" w:hAnsi="Carlito" w:cs="Carlito"/>
-          <w:sz w:val="32"/>
-          <w:szCs w:val="32"/>
-        </w:rPr>
-        <w:t>. D</w:t>
-      </w:r>
-      <w:r>
-        <w:rPr>
-          <w:rFonts w:ascii="Carlito" w:hAnsi="Carlito" w:cs="Carlito"/>
-          <w:sz w:val="32"/>
-          <w:szCs w:val="32"/>
-        </w:rPr>
-        <w:t xml:space="preserve">on't assume every server sends </w:t>
+        <w:t xml:space="preserve"> before deciding whether to show a percentage bar or an indeterminate spinner. Don't assume every server sends </w:t>
       </w:r>
       <w:r>
         <w:rPr>
@@ -50206,55 +50046,7 @@
           <w:sz w:val="32"/>
           <w:szCs w:val="32"/>
         </w:rPr>
-        <w:t xml:space="preserve"> (next session) paired with progress</w:t>
-      </w:r>
-      <w:r>
-        <w:rPr>
-          <w:rFonts w:ascii="Carlito" w:hAnsi="Carlito" w:cs="Carlito"/>
-          <w:sz w:val="32"/>
-          <w:szCs w:val="32"/>
-        </w:rPr>
-        <w:t>.</w:t>
-      </w:r>
-      <w:r>
-        <w:rPr>
-          <w:rFonts w:ascii="Carlito" w:hAnsi="Carlito" w:cs="Carlito"/>
-          <w:sz w:val="32"/>
-          <w:szCs w:val="32"/>
-        </w:rPr>
-        <w:t xml:space="preserve"> </w:t>
-      </w:r>
-      <w:r>
-        <w:rPr>
-          <w:rFonts w:ascii="Carlito" w:hAnsi="Carlito" w:cs="Carlito"/>
-          <w:sz w:val="32"/>
-          <w:szCs w:val="32"/>
-        </w:rPr>
-        <w:t>S</w:t>
-      </w:r>
-      <w:r>
-        <w:rPr>
-          <w:rFonts w:ascii="Carlito" w:hAnsi="Carlito" w:cs="Carlito"/>
-          <w:sz w:val="32"/>
-          <w:szCs w:val="32"/>
-        </w:rPr>
-        <w:t>o</w:t>
-      </w:r>
-      <w:r>
-        <w:rPr>
-          <w:rFonts w:ascii="Carlito" w:hAnsi="Carlito" w:cs="Carlito"/>
-          <w:sz w:val="32"/>
-          <w:szCs w:val="32"/>
-        </w:rPr>
-        <w:t>,</w:t>
-      </w:r>
-      <w:r>
-        <w:rPr>
-          <w:rFonts w:ascii="Carlito" w:hAnsi="Carlito" w:cs="Carlito"/>
-          <w:sz w:val="32"/>
-          <w:szCs w:val="32"/>
-        </w:rPr>
-        <w:t xml:space="preserve"> a user can cancel an in-progress upload if they change their mind or navigate away</w:t>
+        <w:t xml:space="preserve"> (next session) paired with progress. So, a user can cancel an in-progress upload if they change their mind or navigate away</w:t>
       </w:r>
     </w:p>
     <w:p>
@@ -52846,29 +52638,7 @@
           <w:sz w:val="32"/>
           <w:szCs w:val="32"/>
         </w:rPr>
-        <w:t>// Both share the same token</w:t>
-      </w:r>
-      <w:r>
-        <w:rPr>
-          <w:rFonts w:ascii="Carlito" w:hAnsi="Carlito" w:cs="Carlito"/>
-          <w:b/>
-          <w:bCs/>
-          <w:color w:val="D86DCB" w:themeColor="accent5" w:themeTint="99"/>
-          <w:sz w:val="32"/>
-          <w:szCs w:val="32"/>
-        </w:rPr>
-        <w:t>,</w:t>
-      </w:r>
-      <w:r>
-        <w:rPr>
-          <w:rFonts w:ascii="Carlito" w:hAnsi="Carlito" w:cs="Carlito"/>
-          <w:b/>
-          <w:bCs/>
-          <w:color w:val="D86DCB" w:themeColor="accent5" w:themeTint="99"/>
-          <w:sz w:val="32"/>
-          <w:szCs w:val="32"/>
-        </w:rPr>
-        <w:t xml:space="preserve"> cancelling one cancels both</w:t>
+        <w:t>// Both share the same token, cancelling one cancels both</w:t>
       </w:r>
     </w:p>
     <w:p>
@@ -55974,88 +55744,44 @@
           <w:sz w:val="32"/>
           <w:szCs w:val="32"/>
         </w:rPr>
-        <w:t>: token); // throws immediately</w:t>
-      </w:r>
-      <w:r>
-        <w:rPr>
-          <w:rFonts w:ascii="Carlito" w:hAnsi="Carlito" w:cs="Carlito"/>
-          <w:b/>
-          <w:bCs/>
-          <w:color w:val="D86DCB" w:themeColor="accent5" w:themeTint="99"/>
-          <w:sz w:val="32"/>
-          <w:szCs w:val="32"/>
-        </w:rPr>
-        <w:t xml:space="preserve">, </w:t>
-      </w:r>
-      <w:r>
-        <w:rPr>
-          <w:rFonts w:ascii="Carlito" w:hAnsi="Carlito" w:cs="Carlito"/>
-          <w:b/>
-          <w:bCs/>
-          <w:color w:val="D86DCB" w:themeColor="accent5" w:themeTint="99"/>
-          <w:sz w:val="32"/>
-          <w:szCs w:val="32"/>
-        </w:rPr>
-        <w:t>token is "used up"</w:t>
-      </w:r>
-    </w:p>
-    <w:p>
-      <w:pPr>
-        <w:jc w:val="both"/>
-        <w:rPr>
-          <w:rFonts w:ascii="Carlito" w:hAnsi="Carlito" w:cs="Carlito"/>
-          <w:b/>
-          <w:bCs/>
-          <w:color w:val="D86DCB" w:themeColor="accent5" w:themeTint="99"/>
-          <w:sz w:val="32"/>
-          <w:szCs w:val="32"/>
-        </w:rPr>
-      </w:pPr>
-    </w:p>
-    <w:p>
-      <w:pPr>
-        <w:jc w:val="both"/>
-        <w:rPr>
-          <w:rFonts w:ascii="Carlito" w:hAnsi="Carlito" w:cs="Carlito"/>
-          <w:b/>
-          <w:bCs/>
-          <w:color w:val="D86DCB" w:themeColor="accent5" w:themeTint="99"/>
-          <w:sz w:val="32"/>
-          <w:szCs w:val="32"/>
-        </w:rPr>
-      </w:pPr>
-      <w:r>
-        <w:rPr>
-          <w:rFonts w:ascii="Carlito" w:hAnsi="Carlito" w:cs="Carlito"/>
-          <w:b/>
-          <w:bCs/>
-          <w:color w:val="D86DCB" w:themeColor="accent5" w:themeTint="99"/>
-          <w:sz w:val="32"/>
-          <w:szCs w:val="32"/>
-        </w:rPr>
-        <w:t>// Correct</w:t>
-      </w:r>
-      <w:r>
-        <w:rPr>
-          <w:rFonts w:ascii="Carlito" w:hAnsi="Carlito" w:cs="Carlito"/>
-          <w:b/>
-          <w:bCs/>
-          <w:color w:val="D86DCB" w:themeColor="accent5" w:themeTint="99"/>
-          <w:sz w:val="32"/>
-          <w:szCs w:val="32"/>
-        </w:rPr>
-        <w:t>,</w:t>
-      </w:r>
-      <w:r>
-        <w:rPr>
-          <w:rFonts w:ascii="Carlito" w:hAnsi="Carlito" w:cs="Carlito"/>
-          <w:b/>
-          <w:bCs/>
-          <w:color w:val="D86DCB" w:themeColor="accent5" w:themeTint="99"/>
-          <w:sz w:val="32"/>
-          <w:szCs w:val="32"/>
-        </w:rPr>
-        <w:t xml:space="preserve"> create a fresh token for each new logical request</w:t>
+        <w:t>: token); // throws immediately, token is "used up"</w:t>
+      </w:r>
+    </w:p>
+    <w:p>
+      <w:pPr>
+        <w:jc w:val="both"/>
+        <w:rPr>
+          <w:rFonts w:ascii="Carlito" w:hAnsi="Carlito" w:cs="Carlito"/>
+          <w:b/>
+          <w:bCs/>
+          <w:color w:val="D86DCB" w:themeColor="accent5" w:themeTint="99"/>
+          <w:sz w:val="32"/>
+          <w:szCs w:val="32"/>
+        </w:rPr>
+      </w:pPr>
+    </w:p>
+    <w:p>
+      <w:pPr>
+        <w:jc w:val="both"/>
+        <w:rPr>
+          <w:rFonts w:ascii="Carlito" w:hAnsi="Carlito" w:cs="Carlito"/>
+          <w:b/>
+          <w:bCs/>
+          <w:color w:val="D86DCB" w:themeColor="accent5" w:themeTint="99"/>
+          <w:sz w:val="32"/>
+          <w:szCs w:val="32"/>
+        </w:rPr>
+      </w:pPr>
+      <w:r>
+        <w:rPr>
+          <w:rFonts w:ascii="Carlito" w:hAnsi="Carlito" w:cs="Carlito"/>
+          <w:b/>
+          <w:bCs/>
+          <w:color w:val="D86DCB" w:themeColor="accent5" w:themeTint="99"/>
+          <w:sz w:val="32"/>
+          <w:szCs w:val="32"/>
+        </w:rPr>
+        <w:t>// Correct, create a fresh token for each new logical request</w:t>
       </w:r>
     </w:p>
     <w:p>
@@ -56351,23 +56077,7 @@
           <w:sz w:val="32"/>
           <w:szCs w:val="32"/>
         </w:rPr>
-        <w:t xml:space="preserve"> fire </w:t>
-      </w:r>
-      <w:r>
-        <w:rPr>
-          <w:rFonts w:ascii="Carlito" w:hAnsi="Carlito" w:cs="Carlito"/>
-          <w:sz w:val="32"/>
-          <w:szCs w:val="32"/>
-        </w:rPr>
-        <w:t>requests;</w:t>
-      </w:r>
-      <w:r>
-        <w:rPr>
-          <w:rFonts w:ascii="Carlito" w:hAnsi="Carlito" w:cs="Carlito"/>
-          <w:sz w:val="32"/>
-          <w:szCs w:val="32"/>
-        </w:rPr>
-        <w:t xml:space="preserve"> cancellation cleans up the ones that do fire but become stale. Production search bars use both together, not one or the other</w:t>
+        <w:t xml:space="preserve"> fire requests; cancellation cleans up the ones that do fire but become stale. Production search bars use both together, not one or the other</w:t>
       </w:r>
     </w:p>
     <w:p>
@@ -56449,6 +56159,6518 @@
         </w:rPr>
         <w:t xml:space="preserve"># </w:t>
       </w:r>
+      <w:r>
+        <w:rPr>
+          <w:rFonts w:ascii="Carlito" w:hAnsi="Carlito" w:cs="Carlito"/>
+          <w:sz w:val="32"/>
+          <w:szCs w:val="32"/>
+        </w:rPr>
+        <w:t>These are two separate concepts, both about swapping out a piece of Dio’s internal machinery for our own:</w:t>
+      </w:r>
+    </w:p>
+    <w:p>
+      <w:pPr>
+        <w:pStyle w:val="ListParagraph"/>
+        <w:numPr>
+          <w:ilvl w:val="0"/>
+          <w:numId w:val="17"/>
+        </w:numPr>
+        <w:jc w:val="both"/>
+        <w:rPr>
+          <w:rFonts w:ascii="Carlito" w:hAnsi="Carlito" w:cs="Carlito"/>
+          <w:sz w:val="32"/>
+          <w:szCs w:val="32"/>
+        </w:rPr>
+      </w:pPr>
+      <w:r>
+        <w:rPr>
+          <w:rFonts w:ascii="Carlito" w:hAnsi="Carlito" w:cs="Carlito"/>
+          <w:b/>
+          <w:bCs/>
+          <w:sz w:val="32"/>
+          <w:szCs w:val="32"/>
+        </w:rPr>
+        <w:t>Transformer:</w:t>
+      </w:r>
+      <w:r>
+        <w:rPr>
+          <w:rFonts w:ascii="Carlito" w:hAnsi="Carlito" w:cs="Carlito"/>
+          <w:sz w:val="32"/>
+          <w:szCs w:val="32"/>
+        </w:rPr>
+        <w:t xml:space="preserve"> Controls how request/response data gets encoded/decoded (the JSON parsing layer)</w:t>
+      </w:r>
+    </w:p>
+    <w:p>
+      <w:pPr>
+        <w:pStyle w:val="ListParagraph"/>
+        <w:numPr>
+          <w:ilvl w:val="0"/>
+          <w:numId w:val="17"/>
+        </w:numPr>
+        <w:jc w:val="both"/>
+        <w:rPr>
+          <w:rFonts w:ascii="Carlito" w:hAnsi="Carlito" w:cs="Carlito"/>
+          <w:sz w:val="32"/>
+          <w:szCs w:val="32"/>
+        </w:rPr>
+      </w:pPr>
+      <w:proofErr w:type="spellStart"/>
+      <w:r>
+        <w:rPr>
+          <w:rFonts w:ascii="Carlito" w:hAnsi="Carlito" w:cs="Carlito"/>
+          <w:b/>
+          <w:bCs/>
+          <w:sz w:val="32"/>
+          <w:szCs w:val="32"/>
+        </w:rPr>
+        <w:t>HttpClientAdapter</w:t>
+      </w:r>
+      <w:proofErr w:type="spellEnd"/>
+      <w:r>
+        <w:rPr>
+          <w:rFonts w:ascii="Carlito" w:hAnsi="Carlito" w:cs="Carlito"/>
+          <w:b/>
+          <w:bCs/>
+          <w:sz w:val="32"/>
+          <w:szCs w:val="32"/>
+        </w:rPr>
+        <w:t xml:space="preserve">: </w:t>
+      </w:r>
+      <w:r>
+        <w:rPr>
+          <w:rFonts w:ascii="Carlito" w:hAnsi="Carlito" w:cs="Carlito"/>
+          <w:sz w:val="32"/>
+          <w:szCs w:val="32"/>
+        </w:rPr>
+        <w:t>Controls how the request actually travels over the network (transport layer)</w:t>
+      </w:r>
+    </w:p>
+    <w:p>
+      <w:pPr>
+        <w:jc w:val="both"/>
+        <w:rPr>
+          <w:rFonts w:ascii="Carlito" w:hAnsi="Carlito" w:cs="Carlito"/>
+          <w:sz w:val="32"/>
+          <w:szCs w:val="32"/>
+        </w:rPr>
+      </w:pPr>
+      <w:r>
+        <w:rPr>
+          <w:rFonts w:ascii="Carlito" w:hAnsi="Carlito" w:cs="Carlito"/>
+          <w:sz w:val="32"/>
+          <w:szCs w:val="32"/>
+        </w:rPr>
+        <w:t xml:space="preserve"># </w:t>
+      </w:r>
+      <w:r>
+        <w:rPr>
+          <w:rFonts w:ascii="Carlito" w:hAnsi="Carlito" w:cs="Carlito"/>
+          <w:sz w:val="32"/>
+          <w:szCs w:val="32"/>
+        </w:rPr>
+        <w:t xml:space="preserve">Neither is something </w:t>
+      </w:r>
+      <w:r>
+        <w:rPr>
+          <w:rFonts w:ascii="Carlito" w:hAnsi="Carlito" w:cs="Carlito"/>
+          <w:sz w:val="32"/>
+          <w:szCs w:val="32"/>
+        </w:rPr>
+        <w:t>we</w:t>
+      </w:r>
+      <w:r>
+        <w:rPr>
+          <w:rFonts w:ascii="Carlito" w:hAnsi="Carlito" w:cs="Carlito"/>
+          <w:sz w:val="32"/>
+          <w:szCs w:val="32"/>
+        </w:rPr>
+        <w:t>'ll touch often</w:t>
+      </w:r>
+    </w:p>
+    <w:p>
+      <w:pPr>
+        <w:jc w:val="both"/>
+        <w:rPr>
+          <w:rFonts w:ascii="Carlito" w:hAnsi="Carlito" w:cs="Carlito"/>
+          <w:sz w:val="32"/>
+          <w:szCs w:val="32"/>
+        </w:rPr>
+      </w:pPr>
+    </w:p>
+    <w:p>
+      <w:pPr>
+        <w:jc w:val="both"/>
+        <w:rPr>
+          <w:rFonts w:ascii="Carlito" w:hAnsi="Carlito" w:cs="Carlito"/>
+          <w:sz w:val="32"/>
+          <w:szCs w:val="32"/>
+        </w:rPr>
+      </w:pPr>
+      <w:r>
+        <w:rPr>
+          <w:rFonts w:ascii="Carlito" w:hAnsi="Carlito" w:cs="Carlito"/>
+          <w:sz w:val="32"/>
+          <w:szCs w:val="32"/>
+        </w:rPr>
+        <w:t>Mental Model (Where Each One Sits):</w:t>
+      </w:r>
+    </w:p>
+    <w:p>
+      <w:pPr>
+        <w:jc w:val="both"/>
+        <w:rPr>
+          <w:rFonts w:ascii="Carlito" w:hAnsi="Carlito" w:cs="Carlito"/>
+          <w:sz w:val="32"/>
+          <w:szCs w:val="32"/>
+        </w:rPr>
+      </w:pPr>
+      <w:r>
+        <w:rPr>
+          <w:rFonts w:ascii="Carlito" w:hAnsi="Carlito" w:cs="Carlito"/>
+          <w:sz w:val="32"/>
+          <w:szCs w:val="32"/>
+        </w:rPr>
+        <w:t xml:space="preserve"># NOTICE, </w:t>
+      </w:r>
+      <w:r>
+        <w:rPr>
+          <w:rFonts w:ascii="Carlito" w:hAnsi="Carlito" w:cs="Carlito"/>
+          <w:sz w:val="32"/>
+          <w:szCs w:val="32"/>
+        </w:rPr>
+        <w:t xml:space="preserve">Transformer runs before the adapter for requests, and after the adapter for responses. </w:t>
+      </w:r>
+      <w:r>
+        <w:rPr>
+          <w:rFonts w:ascii="Carlito" w:hAnsi="Carlito" w:cs="Carlito"/>
+          <w:sz w:val="32"/>
+          <w:szCs w:val="32"/>
+        </w:rPr>
+        <w:t>O</w:t>
+      </w:r>
+      <w:r>
+        <w:rPr>
+          <w:rFonts w:ascii="Carlito" w:hAnsi="Carlito" w:cs="Carlito"/>
+          <w:sz w:val="32"/>
+          <w:szCs w:val="32"/>
+        </w:rPr>
+        <w:t xml:space="preserve">ur data gets encoded → sent by the adapter → response comes back → decoded by the </w:t>
+      </w:r>
+      <w:r>
+        <w:rPr>
+          <w:rFonts w:ascii="Carlito" w:hAnsi="Carlito" w:cs="Carlito"/>
+          <w:sz w:val="32"/>
+          <w:szCs w:val="32"/>
+        </w:rPr>
+        <w:t>T</w:t>
+      </w:r>
+      <w:r>
+        <w:rPr>
+          <w:rFonts w:ascii="Carlito" w:hAnsi="Carlito" w:cs="Carlito"/>
+          <w:sz w:val="32"/>
+          <w:szCs w:val="32"/>
+        </w:rPr>
+        <w:t>ransformer again</w:t>
+      </w:r>
+    </w:p>
+    <w:p>
+      <w:pPr>
+        <w:jc w:val="both"/>
+        <w:rPr>
+          <w:rFonts w:ascii="Carlito" w:hAnsi="Carlito" w:cs="Carlito"/>
+          <w:b/>
+          <w:bCs/>
+          <w:sz w:val="28"/>
+          <w:szCs w:val="28"/>
+        </w:rPr>
+      </w:pPr>
+      <w:r>
+        <w:rPr>
+          <w:rFonts w:ascii="Carlito" w:hAnsi="Carlito" w:cs="Carlito"/>
+          <w:b/>
+          <w:bCs/>
+          <w:sz w:val="28"/>
+          <w:szCs w:val="28"/>
+        </w:rPr>
+        <w:lastRenderedPageBreak/>
+        <w:t>O</w:t>
+      </w:r>
+      <w:r>
+        <w:rPr>
+          <w:rFonts w:ascii="Carlito" w:hAnsi="Carlito" w:cs="Carlito"/>
+          <w:b/>
+          <w:bCs/>
+          <w:sz w:val="28"/>
+          <w:szCs w:val="28"/>
+        </w:rPr>
+        <w:t xml:space="preserve">ur code: </w:t>
+      </w:r>
+      <w:proofErr w:type="spellStart"/>
+      <w:r>
+        <w:rPr>
+          <w:rFonts w:ascii="Carlito" w:hAnsi="Carlito" w:cs="Carlito"/>
+          <w:b/>
+          <w:bCs/>
+          <w:sz w:val="28"/>
+          <w:szCs w:val="28"/>
+        </w:rPr>
+        <w:t>dio.get</w:t>
+      </w:r>
+      <w:proofErr w:type="spellEnd"/>
+      <w:r>
+        <w:rPr>
+          <w:rFonts w:ascii="Carlito" w:hAnsi="Carlito" w:cs="Carlito"/>
+          <w:b/>
+          <w:bCs/>
+          <w:sz w:val="28"/>
+          <w:szCs w:val="28"/>
+        </w:rPr>
+        <w:t>('/movies')</w:t>
+      </w:r>
+    </w:p>
+    <w:p>
+      <w:pPr>
+        <w:jc w:val="both"/>
+        <w:rPr>
+          <w:rFonts w:ascii="Carlito" w:hAnsi="Carlito" w:cs="Carlito"/>
+          <w:b/>
+          <w:bCs/>
+          <w:sz w:val="28"/>
+          <w:szCs w:val="28"/>
+        </w:rPr>
+      </w:pPr>
+      <w:r>
+        <w:rPr>
+          <w:rFonts w:ascii="Arial" w:hAnsi="Arial" w:cs="Arial"/>
+          <w:b/>
+          <w:bCs/>
+          <w:sz w:val="28"/>
+          <w:szCs w:val="28"/>
+        </w:rPr>
+        <w:t xml:space="preserve">                     </w:t>
+      </w:r>
+      <w:r>
+        <w:rPr>
+          <w:rFonts w:ascii="Arial" w:hAnsi="Arial" w:cs="Arial"/>
+          <w:b/>
+          <w:bCs/>
+          <w:sz w:val="28"/>
+          <w:szCs w:val="28"/>
+        </w:rPr>
+        <w:sym w:font="Wingdings" w:char="F0E2"/>
+      </w:r>
+    </w:p>
+    <w:p>
+      <w:pPr>
+        <w:jc w:val="both"/>
+        <w:rPr>
+          <w:rFonts w:ascii="Carlito" w:hAnsi="Carlito" w:cs="Carlito"/>
+          <w:b/>
+          <w:bCs/>
+          <w:sz w:val="28"/>
+          <w:szCs w:val="28"/>
+        </w:rPr>
+      </w:pPr>
+      <w:r>
+        <w:rPr>
+          <w:rFonts w:ascii="Carlito" w:hAnsi="Carlito" w:cs="Carlito"/>
+          <w:b/>
+          <w:bCs/>
+          <w:sz w:val="28"/>
+          <w:szCs w:val="28"/>
+        </w:rPr>
+        <w:t>┌───────────────────────┐</w:t>
+      </w:r>
+    </w:p>
+    <w:p>
+      <w:pPr>
+        <w:jc w:val="both"/>
+        <w:rPr>
+          <w:rFonts w:ascii="Carlito" w:hAnsi="Carlito" w:cs="Carlito"/>
+          <w:b/>
+          <w:bCs/>
+          <w:sz w:val="28"/>
+          <w:szCs w:val="28"/>
+        </w:rPr>
+      </w:pPr>
+      <w:r>
+        <w:rPr>
+          <w:rFonts w:ascii="Carlito" w:hAnsi="Carlito" w:cs="Carlito"/>
+          <w:b/>
+          <w:bCs/>
+          <w:sz w:val="28"/>
+          <w:szCs w:val="28"/>
+        </w:rPr>
+        <w:t xml:space="preserve">│   </w:t>
+      </w:r>
+      <w:r>
+        <w:rPr>
+          <w:rFonts w:ascii="Carlito" w:hAnsi="Carlito" w:cs="Carlito"/>
+          <w:b/>
+          <w:bCs/>
+          <w:sz w:val="28"/>
+          <w:szCs w:val="28"/>
+        </w:rPr>
+        <w:t xml:space="preserve">            </w:t>
+      </w:r>
+      <w:r>
+        <w:rPr>
+          <w:rFonts w:ascii="Carlito" w:hAnsi="Carlito" w:cs="Carlito"/>
+          <w:b/>
+          <w:bCs/>
+          <w:sz w:val="28"/>
+          <w:szCs w:val="28"/>
+        </w:rPr>
+        <w:t xml:space="preserve"> Interceptors     </w:t>
+      </w:r>
+      <w:r>
+        <w:rPr>
+          <w:rFonts w:ascii="Carlito" w:hAnsi="Carlito" w:cs="Carlito"/>
+          <w:b/>
+          <w:bCs/>
+          <w:sz w:val="28"/>
+          <w:szCs w:val="28"/>
+        </w:rPr>
+        <w:t xml:space="preserve">        </w:t>
+      </w:r>
+      <w:r>
+        <w:rPr>
+          <w:rFonts w:ascii="Carlito" w:hAnsi="Carlito" w:cs="Carlito"/>
+          <w:b/>
+          <w:bCs/>
+          <w:sz w:val="28"/>
+          <w:szCs w:val="28"/>
+        </w:rPr>
+        <w:t xml:space="preserve">│  </w:t>
+      </w:r>
+      <w:r>
+        <w:rPr>
+          <w:rFonts w:ascii="Carlito" w:hAnsi="Carlito" w:cs="Carlito"/>
+          <w:b/>
+          <w:bCs/>
+          <w:sz w:val="28"/>
+          <w:szCs w:val="28"/>
+        </w:rPr>
+        <w:t xml:space="preserve"> </w:t>
+      </w:r>
+      <w:r>
+        <w:rPr>
+          <w:rFonts w:ascii="Carlito" w:hAnsi="Carlito" w:cs="Carlito"/>
+          <w:b/>
+          <w:bCs/>
+          <w:sz w:val="28"/>
+          <w:szCs w:val="28"/>
+        </w:rPr>
+        <w:t xml:space="preserve">← </w:t>
+      </w:r>
+      <w:r>
+        <w:rPr>
+          <w:rFonts w:ascii="Carlito" w:hAnsi="Carlito" w:cs="Carlito"/>
+          <w:b/>
+          <w:bCs/>
+          <w:sz w:val="28"/>
+          <w:szCs w:val="28"/>
+        </w:rPr>
+        <w:t>From Above</w:t>
+      </w:r>
+    </w:p>
+    <w:p>
+      <w:pPr>
+        <w:jc w:val="both"/>
+        <w:rPr>
+          <w:rFonts w:ascii="Carlito" w:hAnsi="Carlito" w:cs="Carlito"/>
+          <w:b/>
+          <w:bCs/>
+          <w:sz w:val="28"/>
+          <w:szCs w:val="28"/>
+        </w:rPr>
+      </w:pPr>
+      <w:r>
+        <w:rPr>
+          <w:rFonts w:ascii="Carlito" w:hAnsi="Carlito" w:cs="Carlito"/>
+          <w:b/>
+          <w:bCs/>
+          <w:sz w:val="28"/>
+          <w:szCs w:val="28"/>
+        </w:rPr>
+        <w:t>└───────────</w:t>
+      </w:r>
+      <w:r>
+        <w:rPr>
+          <w:rFonts w:ascii="Arial" w:hAnsi="Arial" w:cs="Arial"/>
+          <w:b/>
+          <w:bCs/>
+          <w:sz w:val="28"/>
+          <w:szCs w:val="28"/>
+        </w:rPr>
+        <w:t>┬</w:t>
+      </w:r>
+      <w:r>
+        <w:rPr>
+          <w:rFonts w:ascii="Carlito" w:hAnsi="Carlito" w:cs="Carlito"/>
+          <w:b/>
+          <w:bCs/>
+          <w:sz w:val="28"/>
+          <w:szCs w:val="28"/>
+        </w:rPr>
+        <w:t>───────────┘</w:t>
+      </w:r>
+    </w:p>
+    <w:p>
+      <w:pPr>
+        <w:jc w:val="both"/>
+        <w:rPr>
+          <w:rFonts w:ascii="Carlito" w:hAnsi="Carlito" w:cs="Carlito"/>
+          <w:b/>
+          <w:bCs/>
+          <w:sz w:val="28"/>
+          <w:szCs w:val="28"/>
+        </w:rPr>
+      </w:pPr>
+      <w:r>
+        <w:rPr>
+          <w:rFonts w:ascii="Arial" w:hAnsi="Arial" w:cs="Arial"/>
+          <w:b/>
+          <w:bCs/>
+          <w:sz w:val="28"/>
+          <w:szCs w:val="28"/>
+        </w:rPr>
+        <w:t xml:space="preserve">                     </w:t>
+      </w:r>
+      <w:r>
+        <w:rPr>
+          <w:rFonts w:ascii="Arial" w:hAnsi="Arial" w:cs="Arial"/>
+          <w:b/>
+          <w:bCs/>
+          <w:sz w:val="28"/>
+          <w:szCs w:val="28"/>
+        </w:rPr>
+        <w:sym w:font="Wingdings" w:char="F0E2"/>
+      </w:r>
+    </w:p>
+    <w:p>
+      <w:pPr>
+        <w:jc w:val="both"/>
+        <w:rPr>
+          <w:rFonts w:ascii="Carlito" w:hAnsi="Carlito" w:cs="Carlito"/>
+          <w:b/>
+          <w:bCs/>
+          <w:sz w:val="28"/>
+          <w:szCs w:val="28"/>
+        </w:rPr>
+      </w:pPr>
+      <w:r>
+        <w:rPr>
+          <w:rFonts w:ascii="Carlito" w:hAnsi="Carlito" w:cs="Carlito"/>
+          <w:b/>
+          <w:bCs/>
+          <w:sz w:val="28"/>
+          <w:szCs w:val="28"/>
+        </w:rPr>
+        <w:t>┌───────────────────────┐</w:t>
+      </w:r>
+    </w:p>
+    <w:p>
+      <w:pPr>
+        <w:jc w:val="both"/>
+        <w:rPr>
+          <w:rFonts w:ascii="Carlito" w:hAnsi="Carlito" w:cs="Carlito"/>
+          <w:b/>
+          <w:bCs/>
+          <w:sz w:val="28"/>
+          <w:szCs w:val="28"/>
+        </w:rPr>
+      </w:pPr>
+      <w:r>
+        <w:rPr>
+          <w:rFonts w:ascii="Carlito" w:hAnsi="Carlito" w:cs="Carlito"/>
+          <w:b/>
+          <w:bCs/>
+          <w:sz w:val="28"/>
+          <w:szCs w:val="28"/>
+        </w:rPr>
+        <w:t xml:space="preserve">│   </w:t>
+      </w:r>
+      <w:r>
+        <w:rPr>
+          <w:rFonts w:ascii="Carlito" w:hAnsi="Carlito" w:cs="Carlito"/>
+          <w:b/>
+          <w:bCs/>
+          <w:sz w:val="28"/>
+          <w:szCs w:val="28"/>
+        </w:rPr>
+        <w:t xml:space="preserve">            </w:t>
+      </w:r>
+      <w:r>
+        <w:rPr>
+          <w:rFonts w:ascii="Carlito" w:hAnsi="Carlito" w:cs="Carlito"/>
+          <w:b/>
+          <w:bCs/>
+          <w:sz w:val="28"/>
+          <w:szCs w:val="28"/>
+        </w:rPr>
+        <w:t xml:space="preserve"> Transformer        </w:t>
+      </w:r>
+      <w:r>
+        <w:rPr>
+          <w:rFonts w:ascii="Carlito" w:hAnsi="Carlito" w:cs="Carlito"/>
+          <w:b/>
+          <w:bCs/>
+          <w:sz w:val="28"/>
+          <w:szCs w:val="28"/>
+        </w:rPr>
+        <w:t xml:space="preserve">     </w:t>
+      </w:r>
+      <w:proofErr w:type="gramStart"/>
+      <w:r>
+        <w:rPr>
+          <w:rFonts w:ascii="Carlito" w:hAnsi="Carlito" w:cs="Carlito"/>
+          <w:b/>
+          <w:bCs/>
+          <w:sz w:val="28"/>
+          <w:szCs w:val="28"/>
+        </w:rPr>
+        <w:t>│  ←</w:t>
+      </w:r>
+      <w:proofErr w:type="gramEnd"/>
+      <w:r>
+        <w:rPr>
+          <w:rFonts w:ascii="Carlito" w:hAnsi="Carlito" w:cs="Carlito"/>
+          <w:b/>
+          <w:bCs/>
+          <w:sz w:val="28"/>
+          <w:szCs w:val="28"/>
+        </w:rPr>
+        <w:t xml:space="preserve"> </w:t>
+      </w:r>
+      <w:r>
+        <w:rPr>
+          <w:rFonts w:ascii="Carlito" w:hAnsi="Carlito" w:cs="Carlito"/>
+          <w:b/>
+          <w:bCs/>
+          <w:sz w:val="26"/>
+          <w:szCs w:val="26"/>
+        </w:rPr>
+        <w:t>encodes request data / decodes response data</w:t>
+      </w:r>
+    </w:p>
+    <w:p>
+      <w:pPr>
+        <w:jc w:val="both"/>
+        <w:rPr>
+          <w:rFonts w:ascii="Carlito" w:hAnsi="Carlito" w:cs="Carlito"/>
+          <w:b/>
+          <w:bCs/>
+          <w:sz w:val="28"/>
+          <w:szCs w:val="28"/>
+        </w:rPr>
+      </w:pPr>
+      <w:r>
+        <w:rPr>
+          <w:rFonts w:ascii="Carlito" w:hAnsi="Carlito" w:cs="Carlito"/>
+          <w:b/>
+          <w:bCs/>
+          <w:sz w:val="28"/>
+          <w:szCs w:val="28"/>
+        </w:rPr>
+        <w:t xml:space="preserve">│ </w:t>
+      </w:r>
+      <w:r>
+        <w:rPr>
+          <w:rFonts w:ascii="Carlito" w:hAnsi="Carlito" w:cs="Carlito"/>
+          <w:b/>
+          <w:bCs/>
+          <w:sz w:val="28"/>
+          <w:szCs w:val="28"/>
+        </w:rPr>
+        <w:t xml:space="preserve">   </w:t>
+      </w:r>
+      <w:proofErr w:type="gramStart"/>
+      <w:r>
+        <w:rPr>
+          <w:rFonts w:ascii="Carlito" w:hAnsi="Carlito" w:cs="Carlito"/>
+          <w:b/>
+          <w:bCs/>
+          <w:sz w:val="28"/>
+          <w:szCs w:val="28"/>
+        </w:rPr>
+        <w:t xml:space="preserve">  </w:t>
+      </w:r>
+      <w:r>
+        <w:rPr>
+          <w:rFonts w:ascii="Carlito" w:hAnsi="Carlito" w:cs="Carlito"/>
+          <w:b/>
+          <w:bCs/>
+          <w:sz w:val="28"/>
+          <w:szCs w:val="28"/>
+        </w:rPr>
+        <w:t xml:space="preserve"> (</w:t>
+      </w:r>
+      <w:proofErr w:type="gramEnd"/>
+      <w:r>
+        <w:rPr>
+          <w:rFonts w:ascii="Carlito" w:hAnsi="Carlito" w:cs="Carlito"/>
+          <w:b/>
+          <w:bCs/>
+          <w:sz w:val="28"/>
+          <w:szCs w:val="28"/>
+        </w:rPr>
+        <w:t xml:space="preserve">JSON ↔ Dart objects) </w:t>
+      </w:r>
+      <w:r>
+        <w:rPr>
+          <w:rFonts w:ascii="Carlito" w:hAnsi="Carlito" w:cs="Carlito"/>
+          <w:b/>
+          <w:bCs/>
+          <w:sz w:val="28"/>
+          <w:szCs w:val="28"/>
+        </w:rPr>
+        <w:t xml:space="preserve"> </w:t>
+      </w:r>
+      <w:r>
+        <w:rPr>
+          <w:rFonts w:ascii="Carlito" w:hAnsi="Carlito" w:cs="Carlito"/>
+          <w:b/>
+          <w:bCs/>
+          <w:sz w:val="28"/>
+          <w:szCs w:val="28"/>
+        </w:rPr>
+        <w:t xml:space="preserve">│     e.g. </w:t>
+      </w:r>
+      <w:proofErr w:type="spellStart"/>
+      <w:r>
+        <w:rPr>
+          <w:rFonts w:ascii="Carlito" w:hAnsi="Carlito" w:cs="Carlito"/>
+          <w:b/>
+          <w:bCs/>
+          <w:sz w:val="28"/>
+          <w:szCs w:val="28"/>
+        </w:rPr>
+        <w:t>jsonEncode</w:t>
+      </w:r>
+      <w:proofErr w:type="spellEnd"/>
+      <w:r>
+        <w:rPr>
+          <w:rFonts w:ascii="Carlito" w:hAnsi="Carlito" w:cs="Carlito"/>
+          <w:b/>
+          <w:bCs/>
+          <w:sz w:val="28"/>
+          <w:szCs w:val="28"/>
+        </w:rPr>
+        <w:t>/</w:t>
+      </w:r>
+      <w:proofErr w:type="spellStart"/>
+      <w:r>
+        <w:rPr>
+          <w:rFonts w:ascii="Carlito" w:hAnsi="Carlito" w:cs="Carlito"/>
+          <w:b/>
+          <w:bCs/>
+          <w:sz w:val="28"/>
+          <w:szCs w:val="28"/>
+        </w:rPr>
+        <w:t>jsonDecode</w:t>
+      </w:r>
+      <w:proofErr w:type="spellEnd"/>
+      <w:r>
+        <w:rPr>
+          <w:rFonts w:ascii="Carlito" w:hAnsi="Carlito" w:cs="Carlito"/>
+          <w:b/>
+          <w:bCs/>
+          <w:sz w:val="28"/>
+          <w:szCs w:val="28"/>
+        </w:rPr>
+        <w:t>, but pluggable</w:t>
+      </w:r>
+    </w:p>
+    <w:p>
+      <w:pPr>
+        <w:jc w:val="both"/>
+        <w:rPr>
+          <w:rFonts w:ascii="Carlito" w:hAnsi="Carlito" w:cs="Carlito"/>
+          <w:b/>
+          <w:bCs/>
+          <w:sz w:val="28"/>
+          <w:szCs w:val="28"/>
+        </w:rPr>
+      </w:pPr>
+      <w:r>
+        <w:rPr>
+          <w:rFonts w:ascii="Carlito" w:hAnsi="Carlito" w:cs="Carlito"/>
+          <w:b/>
+          <w:bCs/>
+          <w:sz w:val="28"/>
+          <w:szCs w:val="28"/>
+        </w:rPr>
+        <w:t>└───────────</w:t>
+      </w:r>
+      <w:r>
+        <w:rPr>
+          <w:rFonts w:ascii="Arial" w:hAnsi="Arial" w:cs="Arial"/>
+          <w:b/>
+          <w:bCs/>
+          <w:sz w:val="28"/>
+          <w:szCs w:val="28"/>
+        </w:rPr>
+        <w:t>┬</w:t>
+      </w:r>
+      <w:r>
+        <w:rPr>
+          <w:rFonts w:ascii="Carlito" w:hAnsi="Carlito" w:cs="Carlito"/>
+          <w:b/>
+          <w:bCs/>
+          <w:sz w:val="28"/>
+          <w:szCs w:val="28"/>
+        </w:rPr>
+        <w:t>───────────┘</w:t>
+      </w:r>
+    </w:p>
+    <w:p>
+      <w:pPr>
+        <w:jc w:val="both"/>
+        <w:rPr>
+          <w:rFonts w:ascii="Carlito" w:hAnsi="Carlito" w:cs="Carlito"/>
+          <w:b/>
+          <w:bCs/>
+          <w:sz w:val="28"/>
+          <w:szCs w:val="28"/>
+        </w:rPr>
+      </w:pPr>
+      <w:r>
+        <w:rPr>
+          <w:rFonts w:ascii="Arial" w:hAnsi="Arial" w:cs="Arial"/>
+          <w:b/>
+          <w:bCs/>
+          <w:sz w:val="28"/>
+          <w:szCs w:val="28"/>
+        </w:rPr>
+        <w:t xml:space="preserve">                     </w:t>
+      </w:r>
+      <w:r>
+        <w:rPr>
+          <w:rFonts w:ascii="Arial" w:hAnsi="Arial" w:cs="Arial"/>
+          <w:b/>
+          <w:bCs/>
+          <w:sz w:val="28"/>
+          <w:szCs w:val="28"/>
+        </w:rPr>
+        <w:sym w:font="Wingdings" w:char="F0E2"/>
+      </w:r>
+    </w:p>
+    <w:p>
+      <w:pPr>
+        <w:jc w:val="both"/>
+        <w:rPr>
+          <w:rFonts w:ascii="Carlito" w:hAnsi="Carlito" w:cs="Carlito"/>
+          <w:b/>
+          <w:bCs/>
+          <w:sz w:val="28"/>
+          <w:szCs w:val="28"/>
+        </w:rPr>
+      </w:pPr>
+      <w:r>
+        <w:rPr>
+          <w:rFonts w:ascii="Carlito" w:hAnsi="Carlito" w:cs="Carlito"/>
+          <w:b/>
+          <w:bCs/>
+          <w:sz w:val="28"/>
+          <w:szCs w:val="28"/>
+        </w:rPr>
+        <w:t>┌───────────────────────┐</w:t>
+      </w:r>
+    </w:p>
+    <w:p>
+      <w:pPr>
+        <w:jc w:val="both"/>
+        <w:rPr>
+          <w:rFonts w:ascii="Carlito" w:hAnsi="Carlito" w:cs="Carlito"/>
+          <w:b/>
+          <w:bCs/>
+          <w:sz w:val="28"/>
+          <w:szCs w:val="28"/>
+        </w:rPr>
+      </w:pPr>
+      <w:r>
+        <w:rPr>
+          <w:rFonts w:ascii="Carlito" w:hAnsi="Carlito" w:cs="Carlito"/>
+          <w:b/>
+          <w:bCs/>
+          <w:sz w:val="28"/>
+          <w:szCs w:val="28"/>
+        </w:rPr>
+        <w:t xml:space="preserve">│  </w:t>
+      </w:r>
+      <w:r>
+        <w:rPr>
+          <w:rFonts w:ascii="Carlito" w:hAnsi="Carlito" w:cs="Carlito"/>
+          <w:b/>
+          <w:bCs/>
+          <w:sz w:val="28"/>
+          <w:szCs w:val="28"/>
+        </w:rPr>
+        <w:t xml:space="preserve">      </w:t>
+      </w:r>
+      <w:r>
+        <w:rPr>
+          <w:rFonts w:ascii="Carlito" w:hAnsi="Carlito" w:cs="Carlito"/>
+          <w:b/>
+          <w:bCs/>
+          <w:sz w:val="28"/>
+          <w:szCs w:val="28"/>
+        </w:rPr>
+        <w:t xml:space="preserve"> </w:t>
+      </w:r>
+      <w:proofErr w:type="spellStart"/>
+      <w:r>
+        <w:rPr>
+          <w:rFonts w:ascii="Carlito" w:hAnsi="Carlito" w:cs="Carlito"/>
+          <w:b/>
+          <w:bCs/>
+          <w:sz w:val="28"/>
+          <w:szCs w:val="28"/>
+        </w:rPr>
+        <w:t>HttpClientAdapter</w:t>
+      </w:r>
+      <w:proofErr w:type="spellEnd"/>
+      <w:r>
+        <w:rPr>
+          <w:rFonts w:ascii="Carlito" w:hAnsi="Carlito" w:cs="Carlito"/>
+          <w:b/>
+          <w:bCs/>
+          <w:sz w:val="28"/>
+          <w:szCs w:val="28"/>
+        </w:rPr>
+        <w:t xml:space="preserve"> </w:t>
+      </w:r>
+      <w:r>
+        <w:rPr>
+          <w:rFonts w:ascii="Carlito" w:hAnsi="Carlito" w:cs="Carlito"/>
+          <w:b/>
+          <w:bCs/>
+          <w:sz w:val="28"/>
+          <w:szCs w:val="28"/>
+        </w:rPr>
+        <w:t xml:space="preserve">   </w:t>
+      </w:r>
+      <w:r>
+        <w:rPr>
+          <w:rFonts w:ascii="Carlito" w:hAnsi="Carlito" w:cs="Carlito"/>
+          <w:b/>
+          <w:bCs/>
+          <w:sz w:val="28"/>
+          <w:szCs w:val="28"/>
+        </w:rPr>
+        <w:t xml:space="preserve">    </w:t>
+      </w:r>
+      <w:r>
+        <w:rPr>
+          <w:rFonts w:ascii="Carlito" w:hAnsi="Carlito" w:cs="Carlito"/>
+          <w:b/>
+          <w:bCs/>
+          <w:sz w:val="28"/>
+          <w:szCs w:val="28"/>
+        </w:rPr>
+        <w:t xml:space="preserve"> </w:t>
+      </w:r>
+      <w:proofErr w:type="gramStart"/>
+      <w:r>
+        <w:rPr>
+          <w:rFonts w:ascii="Carlito" w:hAnsi="Carlito" w:cs="Carlito"/>
+          <w:b/>
+          <w:bCs/>
+          <w:sz w:val="28"/>
+          <w:szCs w:val="28"/>
+        </w:rPr>
+        <w:t>│  ←</w:t>
+      </w:r>
+      <w:proofErr w:type="gramEnd"/>
+      <w:r>
+        <w:rPr>
+          <w:rFonts w:ascii="Carlito" w:hAnsi="Carlito" w:cs="Carlito"/>
+          <w:b/>
+          <w:bCs/>
+          <w:sz w:val="28"/>
+          <w:szCs w:val="28"/>
+        </w:rPr>
+        <w:t xml:space="preserve"> actually sends bytes over the wire</w:t>
+      </w:r>
+    </w:p>
+    <w:p>
+      <w:pPr>
+        <w:jc w:val="both"/>
+        <w:rPr>
+          <w:rFonts w:ascii="Carlito" w:hAnsi="Carlito" w:cs="Carlito"/>
+          <w:b/>
+          <w:bCs/>
+          <w:sz w:val="28"/>
+          <w:szCs w:val="28"/>
+        </w:rPr>
+      </w:pPr>
+      <w:r>
+        <w:rPr>
+          <w:rFonts w:ascii="Carlito" w:hAnsi="Carlito" w:cs="Carlito"/>
+          <w:b/>
+          <w:bCs/>
+          <w:sz w:val="28"/>
+          <w:szCs w:val="28"/>
+        </w:rPr>
+        <w:t>│</w:t>
+      </w:r>
+      <w:r>
+        <w:rPr>
+          <w:rFonts w:ascii="Carlito" w:hAnsi="Carlito" w:cs="Carlito"/>
+          <w:b/>
+          <w:bCs/>
+          <w:sz w:val="28"/>
+          <w:szCs w:val="28"/>
+        </w:rPr>
+        <w:t xml:space="preserve">    </w:t>
+      </w:r>
+      <w:proofErr w:type="gramStart"/>
+      <w:r>
+        <w:rPr>
+          <w:rFonts w:ascii="Carlito" w:hAnsi="Carlito" w:cs="Carlito"/>
+          <w:b/>
+          <w:bCs/>
+          <w:sz w:val="28"/>
+          <w:szCs w:val="28"/>
+        </w:rPr>
+        <w:t xml:space="preserve">  </w:t>
+      </w:r>
+      <w:r>
+        <w:rPr>
+          <w:rFonts w:ascii="Carlito" w:hAnsi="Carlito" w:cs="Carlito"/>
+          <w:b/>
+          <w:bCs/>
+          <w:sz w:val="28"/>
+          <w:szCs w:val="28"/>
+        </w:rPr>
+        <w:t xml:space="preserve"> (</w:t>
+      </w:r>
+      <w:proofErr w:type="gramEnd"/>
+      <w:r>
+        <w:rPr>
+          <w:rFonts w:ascii="Carlito" w:hAnsi="Carlito" w:cs="Carlito"/>
+          <w:b/>
+          <w:bCs/>
+          <w:sz w:val="28"/>
+          <w:szCs w:val="28"/>
+        </w:rPr>
+        <w:t>the real network call)</w:t>
+      </w:r>
+      <w:r>
+        <w:rPr>
+          <w:rFonts w:ascii="Carlito" w:hAnsi="Carlito" w:cs="Carlito"/>
+          <w:b/>
+          <w:bCs/>
+          <w:sz w:val="28"/>
+          <w:szCs w:val="28"/>
+        </w:rPr>
+        <w:t xml:space="preserve">   </w:t>
+      </w:r>
+      <w:r>
+        <w:rPr>
+          <w:rFonts w:ascii="Carlito" w:hAnsi="Carlito" w:cs="Carlito"/>
+          <w:b/>
+          <w:bCs/>
+          <w:sz w:val="28"/>
+          <w:szCs w:val="28"/>
+        </w:rPr>
+        <w:t xml:space="preserve"> │     Dio itself never does networking directly</w:t>
+      </w:r>
+    </w:p>
+    <w:p>
+      <w:pPr>
+        <w:jc w:val="both"/>
+        <w:rPr>
+          <w:rFonts w:ascii="Carlito" w:hAnsi="Carlito" w:cs="Carlito"/>
+          <w:b/>
+          <w:bCs/>
+          <w:sz w:val="28"/>
+          <w:szCs w:val="28"/>
+        </w:rPr>
+      </w:pPr>
+      <w:r>
+        <w:rPr>
+          <w:rFonts w:ascii="Carlito" w:hAnsi="Carlito" w:cs="Carlito"/>
+          <w:b/>
+          <w:bCs/>
+          <w:sz w:val="28"/>
+          <w:szCs w:val="28"/>
+        </w:rPr>
+        <w:t>└───────────</w:t>
+      </w:r>
+      <w:r>
+        <w:rPr>
+          <w:rFonts w:ascii="Arial" w:hAnsi="Arial" w:cs="Arial"/>
+          <w:b/>
+          <w:bCs/>
+          <w:sz w:val="28"/>
+          <w:szCs w:val="28"/>
+        </w:rPr>
+        <w:t>┬</w:t>
+      </w:r>
+      <w:r>
+        <w:rPr>
+          <w:rFonts w:ascii="Carlito" w:hAnsi="Carlito" w:cs="Carlito"/>
+          <w:b/>
+          <w:bCs/>
+          <w:sz w:val="28"/>
+          <w:szCs w:val="28"/>
+        </w:rPr>
+        <w:t>───────────┘</w:t>
+      </w:r>
+    </w:p>
+    <w:p>
+      <w:pPr>
+        <w:jc w:val="both"/>
+        <w:rPr>
+          <w:rFonts w:ascii="Carlito" w:hAnsi="Carlito" w:cs="Carlito"/>
+          <w:b/>
+          <w:bCs/>
+          <w:sz w:val="28"/>
+          <w:szCs w:val="28"/>
+        </w:rPr>
+      </w:pPr>
+      <w:r>
+        <w:rPr>
+          <w:rFonts w:ascii="Arial" w:hAnsi="Arial" w:cs="Arial"/>
+          <w:b/>
+          <w:bCs/>
+          <w:sz w:val="28"/>
+          <w:szCs w:val="28"/>
+        </w:rPr>
+        <w:t xml:space="preserve">                     </w:t>
+      </w:r>
+      <w:r>
+        <w:rPr>
+          <w:rFonts w:ascii="Arial" w:hAnsi="Arial" w:cs="Arial"/>
+          <w:b/>
+          <w:bCs/>
+          <w:sz w:val="28"/>
+          <w:szCs w:val="28"/>
+        </w:rPr>
+        <w:sym w:font="Wingdings" w:char="F0E2"/>
+      </w:r>
+    </w:p>
+    <w:p>
+      <w:pPr>
+        <w:jc w:val="both"/>
+        <w:rPr>
+          <w:rFonts w:ascii="Carlito" w:hAnsi="Carlito" w:cs="Carlito"/>
+          <w:b/>
+          <w:bCs/>
+          <w:sz w:val="28"/>
+          <w:szCs w:val="28"/>
+        </w:rPr>
+      </w:pPr>
+      <w:r>
+        <w:rPr>
+          <w:rFonts w:ascii="Carlito" w:hAnsi="Carlito" w:cs="Carlito"/>
+          <w:b/>
+          <w:bCs/>
+          <w:sz w:val="28"/>
+          <w:szCs w:val="28"/>
+        </w:rPr>
+        <w:t xml:space="preserve">       </w:t>
+      </w:r>
+      <w:r>
+        <w:rPr>
+          <w:rFonts w:ascii="Carlito" w:hAnsi="Carlito" w:cs="Carlito"/>
+          <w:b/>
+          <w:bCs/>
+          <w:sz w:val="28"/>
+          <w:szCs w:val="28"/>
+        </w:rPr>
+        <w:t xml:space="preserve">          </w:t>
+      </w:r>
+      <w:r>
+        <w:rPr>
+          <w:rFonts w:ascii="Carlito" w:hAnsi="Carlito" w:cs="Carlito"/>
+          <w:b/>
+          <w:bCs/>
+          <w:sz w:val="28"/>
+          <w:szCs w:val="28"/>
+        </w:rPr>
+        <w:t xml:space="preserve"> Real Server</w:t>
+      </w:r>
+    </w:p>
+    <w:p>
+      <w:pPr>
+        <w:jc w:val="both"/>
+        <w:rPr>
+          <w:rFonts w:ascii="Carlito" w:hAnsi="Carlito" w:cs="Carlito"/>
+          <w:sz w:val="32"/>
+          <w:szCs w:val="32"/>
+        </w:rPr>
+      </w:pPr>
+    </w:p>
+    <w:p>
+      <w:pPr>
+        <w:jc w:val="both"/>
+        <w:rPr>
+          <w:rFonts w:ascii="Carlito" w:hAnsi="Carlito" w:cs="Carlito"/>
+          <w:sz w:val="32"/>
+          <w:szCs w:val="32"/>
+        </w:rPr>
+      </w:pPr>
+      <w:r>
+        <w:rPr>
+          <w:rFonts w:ascii="Carlito" w:hAnsi="Carlito" w:cs="Carlito"/>
+          <w:sz w:val="32"/>
+          <w:szCs w:val="32"/>
+        </w:rPr>
+        <w:t>Transformer:</w:t>
+      </w:r>
+    </w:p>
+    <w:p>
+      <w:pPr>
+        <w:jc w:val="both"/>
+        <w:rPr>
+          <w:rFonts w:ascii="Carlito" w:hAnsi="Carlito" w:cs="Carlito"/>
+          <w:sz w:val="32"/>
+          <w:szCs w:val="32"/>
+        </w:rPr>
+      </w:pPr>
+      <w:r>
+        <w:rPr>
+          <w:rFonts w:ascii="Carlito" w:hAnsi="Carlito" w:cs="Carlito"/>
+          <w:sz w:val="32"/>
+          <w:szCs w:val="32"/>
+        </w:rPr>
+        <w:t># By default, Dio already does this for us automatically. Like:</w:t>
+      </w:r>
+    </w:p>
+    <w:p>
+      <w:pPr>
+        <w:jc w:val="both"/>
+        <w:rPr>
+          <w:rFonts w:ascii="Carlito" w:hAnsi="Carlito" w:cs="Carlito"/>
+          <w:b/>
+          <w:bCs/>
+          <w:color w:val="D86DCB" w:themeColor="accent5" w:themeTint="99"/>
+          <w:sz w:val="32"/>
+          <w:szCs w:val="32"/>
+        </w:rPr>
+      </w:pPr>
+      <w:r>
+        <w:rPr>
+          <w:rFonts w:ascii="Carlito" w:hAnsi="Carlito" w:cs="Carlito"/>
+          <w:b/>
+          <w:bCs/>
+          <w:color w:val="D86DCB" w:themeColor="accent5" w:themeTint="99"/>
+          <w:sz w:val="32"/>
+          <w:szCs w:val="32"/>
+        </w:rPr>
+        <w:t xml:space="preserve">final response = await </w:t>
+      </w:r>
+      <w:proofErr w:type="spellStart"/>
+      <w:r>
+        <w:rPr>
+          <w:rFonts w:ascii="Carlito" w:hAnsi="Carlito" w:cs="Carlito"/>
+          <w:b/>
+          <w:bCs/>
+          <w:color w:val="D86DCB" w:themeColor="accent5" w:themeTint="99"/>
+          <w:sz w:val="32"/>
+          <w:szCs w:val="32"/>
+        </w:rPr>
+        <w:t>dio.get</w:t>
+      </w:r>
+      <w:proofErr w:type="spellEnd"/>
+      <w:r>
+        <w:rPr>
+          <w:rFonts w:ascii="Carlito" w:hAnsi="Carlito" w:cs="Carlito"/>
+          <w:b/>
+          <w:bCs/>
+          <w:color w:val="D86DCB" w:themeColor="accent5" w:themeTint="99"/>
+          <w:sz w:val="32"/>
+          <w:szCs w:val="32"/>
+        </w:rPr>
+        <w:t>('/movies');</w:t>
+      </w:r>
+    </w:p>
+    <w:p>
+      <w:pPr>
+        <w:jc w:val="both"/>
+        <w:rPr>
+          <w:rFonts w:ascii="Carlito" w:hAnsi="Carlito" w:cs="Carlito"/>
+          <w:sz w:val="32"/>
+          <w:szCs w:val="32"/>
+        </w:rPr>
+      </w:pPr>
+      <w:r>
+        <w:rPr>
+          <w:rFonts w:ascii="Carlito" w:hAnsi="Carlito" w:cs="Carlito"/>
+          <w:b/>
+          <w:bCs/>
+          <w:color w:val="D86DCB" w:themeColor="accent5" w:themeTint="99"/>
+          <w:sz w:val="32"/>
+          <w:szCs w:val="32"/>
+        </w:rPr>
+        <w:t>print(</w:t>
+      </w:r>
+      <w:proofErr w:type="spellStart"/>
+      <w:r>
+        <w:rPr>
+          <w:rFonts w:ascii="Carlito" w:hAnsi="Carlito" w:cs="Carlito"/>
+          <w:b/>
+          <w:bCs/>
+          <w:color w:val="D86DCB" w:themeColor="accent5" w:themeTint="99"/>
+          <w:sz w:val="32"/>
+          <w:szCs w:val="32"/>
+        </w:rPr>
+        <w:t>response.data</w:t>
+      </w:r>
+      <w:proofErr w:type="spellEnd"/>
+      <w:r>
+        <w:rPr>
+          <w:rFonts w:ascii="Carlito" w:hAnsi="Carlito" w:cs="Carlito"/>
+          <w:b/>
+          <w:bCs/>
+          <w:color w:val="D86DCB" w:themeColor="accent5" w:themeTint="99"/>
+          <w:sz w:val="32"/>
+          <w:szCs w:val="32"/>
+        </w:rPr>
+        <w:t>); // already a Map/List</w:t>
+      </w:r>
+      <w:r>
+        <w:rPr>
+          <w:rFonts w:ascii="Carlito" w:hAnsi="Carlito" w:cs="Carlito"/>
+          <w:b/>
+          <w:bCs/>
+          <w:color w:val="D86DCB" w:themeColor="accent5" w:themeTint="99"/>
+          <w:sz w:val="32"/>
+          <w:szCs w:val="32"/>
+        </w:rPr>
+        <w:t>,</w:t>
+      </w:r>
+      <w:r>
+        <w:rPr>
+          <w:rFonts w:ascii="Carlito" w:hAnsi="Carlito" w:cs="Carlito"/>
+          <w:b/>
+          <w:bCs/>
+          <w:color w:val="D86DCB" w:themeColor="accent5" w:themeTint="99"/>
+          <w:sz w:val="32"/>
+          <w:szCs w:val="32"/>
+        </w:rPr>
+        <w:t xml:space="preserve"> </w:t>
+      </w:r>
+      <w:proofErr w:type="spellStart"/>
+      <w:proofErr w:type="gramStart"/>
+      <w:r>
+        <w:rPr>
+          <w:rFonts w:ascii="Carlito" w:hAnsi="Carlito" w:cs="Carlito"/>
+          <w:b/>
+          <w:bCs/>
+          <w:color w:val="D86DCB" w:themeColor="accent5" w:themeTint="99"/>
+          <w:sz w:val="32"/>
+          <w:szCs w:val="32"/>
+        </w:rPr>
+        <w:t>jsonDecode</w:t>
+      </w:r>
+      <w:proofErr w:type="spellEnd"/>
+      <w:r>
+        <w:rPr>
+          <w:rFonts w:ascii="Carlito" w:hAnsi="Carlito" w:cs="Carlito"/>
+          <w:b/>
+          <w:bCs/>
+          <w:color w:val="D86DCB" w:themeColor="accent5" w:themeTint="99"/>
+          <w:sz w:val="32"/>
+          <w:szCs w:val="32"/>
+        </w:rPr>
+        <w:t>(</w:t>
+      </w:r>
+      <w:proofErr w:type="gramEnd"/>
+      <w:r>
+        <w:rPr>
+          <w:rFonts w:ascii="Carlito" w:hAnsi="Carlito" w:cs="Carlito"/>
+          <w:b/>
+          <w:bCs/>
+          <w:color w:val="D86DCB" w:themeColor="accent5" w:themeTint="99"/>
+          <w:sz w:val="32"/>
+          <w:szCs w:val="32"/>
+        </w:rPr>
+        <w:t>)</w:t>
+      </w:r>
+      <w:r>
+        <w:rPr>
+          <w:rFonts w:ascii="Carlito" w:hAnsi="Carlito" w:cs="Carlito"/>
+          <w:b/>
+          <w:bCs/>
+          <w:color w:val="D86DCB" w:themeColor="accent5" w:themeTint="99"/>
+          <w:sz w:val="32"/>
+          <w:szCs w:val="32"/>
+        </w:rPr>
+        <w:t xml:space="preserve"> ran for</w:t>
+      </w:r>
+      <w:r>
+        <w:rPr>
+          <w:rFonts w:ascii="Carlito" w:hAnsi="Carlito" w:cs="Carlito"/>
+          <w:b/>
+          <w:bCs/>
+          <w:color w:val="D86DCB" w:themeColor="accent5" w:themeTint="99"/>
+          <w:sz w:val="32"/>
+          <w:szCs w:val="32"/>
+        </w:rPr>
+        <w:t xml:space="preserve"> us</w:t>
+      </w:r>
+      <w:r>
+        <w:rPr>
+          <w:rFonts w:ascii="Carlito" w:hAnsi="Carlito" w:cs="Carlito"/>
+          <w:sz w:val="32"/>
+          <w:szCs w:val="32"/>
+        </w:rPr>
+        <w:br/>
+        <w:t xml:space="preserve"># </w:t>
+      </w:r>
+      <w:r>
+        <w:rPr>
+          <w:rFonts w:ascii="Carlito" w:hAnsi="Carlito" w:cs="Carlito"/>
+          <w:sz w:val="32"/>
+          <w:szCs w:val="32"/>
+        </w:rPr>
+        <w:t xml:space="preserve">That automatic </w:t>
+      </w:r>
+      <w:proofErr w:type="spellStart"/>
+      <w:r>
+        <w:rPr>
+          <w:rFonts w:ascii="Carlito" w:hAnsi="Carlito" w:cs="Carlito"/>
+          <w:b/>
+          <w:bCs/>
+          <w:sz w:val="32"/>
+          <w:szCs w:val="32"/>
+        </w:rPr>
+        <w:t>jsonDecode</w:t>
+      </w:r>
+      <w:proofErr w:type="spellEnd"/>
+      <w:r>
+        <w:rPr>
+          <w:rFonts w:ascii="Carlito" w:hAnsi="Carlito" w:cs="Carlito"/>
+          <w:b/>
+          <w:bCs/>
+          <w:sz w:val="32"/>
+          <w:szCs w:val="32"/>
+        </w:rPr>
+        <w:t>()</w:t>
+      </w:r>
+      <w:r>
+        <w:rPr>
+          <w:rFonts w:ascii="Carlito" w:hAnsi="Carlito" w:cs="Carlito"/>
+          <w:sz w:val="32"/>
+          <w:szCs w:val="32"/>
+        </w:rPr>
+        <w:t xml:space="preserve"> is the default </w:t>
+      </w:r>
+      <w:proofErr w:type="spellStart"/>
+      <w:r>
+        <w:rPr>
+          <w:rFonts w:ascii="Carlito" w:hAnsi="Carlito" w:cs="Carlito"/>
+          <w:b/>
+          <w:bCs/>
+          <w:sz w:val="32"/>
+          <w:szCs w:val="32"/>
+        </w:rPr>
+        <w:t>BackgroundTransformer</w:t>
+      </w:r>
+      <w:proofErr w:type="spellEnd"/>
+      <w:r>
+        <w:rPr>
+          <w:rFonts w:ascii="Carlito" w:hAnsi="Carlito" w:cs="Carlito"/>
+          <w:sz w:val="32"/>
+          <w:szCs w:val="32"/>
+        </w:rPr>
+        <w:t>. It even runs JSON parsing in a background isolate</w:t>
+      </w:r>
+      <w:r>
+        <w:rPr>
+          <w:rFonts w:ascii="Carlito" w:hAnsi="Carlito" w:cs="Carlito"/>
+          <w:sz w:val="32"/>
+          <w:szCs w:val="32"/>
+        </w:rPr>
+        <w:t xml:space="preserve"> (</w:t>
+      </w:r>
+      <w:r>
+        <w:rPr>
+          <w:rFonts w:ascii="Carlito" w:hAnsi="Carlito" w:cs="Carlito"/>
+          <w:b/>
+          <w:bCs/>
+          <w:sz w:val="32"/>
+          <w:szCs w:val="32"/>
+        </w:rPr>
+        <w:t>Dart</w:t>
+      </w:r>
+      <w:r>
+        <w:rPr>
+          <w:rFonts w:ascii="Carlito" w:hAnsi="Carlito" w:cs="Carlito"/>
+          <w:sz w:val="32"/>
+          <w:szCs w:val="32"/>
+        </w:rPr>
+        <w:t xml:space="preserve"> Isolate)</w:t>
+      </w:r>
+      <w:r>
+        <w:rPr>
+          <w:rFonts w:ascii="Carlito" w:hAnsi="Carlito" w:cs="Carlito"/>
+          <w:sz w:val="32"/>
+          <w:szCs w:val="32"/>
+        </w:rPr>
+        <w:t xml:space="preserve"> if the payload is larger than 50 KB</w:t>
+      </w:r>
+    </w:p>
+    <w:p>
+      <w:pPr>
+        <w:jc w:val="both"/>
+        <w:rPr>
+          <w:rFonts w:ascii="Carlito" w:hAnsi="Carlito" w:cs="Carlito"/>
+          <w:sz w:val="32"/>
+          <w:szCs w:val="32"/>
+        </w:rPr>
+      </w:pPr>
+      <w:r>
+        <w:rPr>
+          <w:rFonts w:ascii="Carlito" w:hAnsi="Carlito" w:cs="Carlito"/>
+          <w:sz w:val="32"/>
+          <w:szCs w:val="32"/>
+        </w:rPr>
+        <w:lastRenderedPageBreak/>
+        <w:t># S</w:t>
+      </w:r>
+      <w:r>
+        <w:rPr>
+          <w:rFonts w:ascii="Carlito" w:hAnsi="Carlito" w:cs="Carlito"/>
+          <w:sz w:val="32"/>
+          <w:szCs w:val="32"/>
+        </w:rPr>
+        <w:t>o</w:t>
+      </w:r>
+      <w:r>
+        <w:rPr>
+          <w:rFonts w:ascii="Carlito" w:hAnsi="Carlito" w:cs="Carlito"/>
+          <w:sz w:val="32"/>
+          <w:szCs w:val="32"/>
+        </w:rPr>
+        <w:t>,</w:t>
+      </w:r>
+      <w:r>
+        <w:rPr>
+          <w:rFonts w:ascii="Carlito" w:hAnsi="Carlito" w:cs="Carlito"/>
+          <w:sz w:val="32"/>
+          <w:szCs w:val="32"/>
+        </w:rPr>
+        <w:t xml:space="preserve"> a huge response doesn't freeze our UI thread. This already gives </w:t>
+      </w:r>
+      <w:r>
+        <w:rPr>
+          <w:rFonts w:ascii="Carlito" w:hAnsi="Carlito" w:cs="Carlito"/>
+          <w:sz w:val="32"/>
+          <w:szCs w:val="32"/>
+        </w:rPr>
+        <w:t>us</w:t>
+      </w:r>
+      <w:r>
+        <w:rPr>
+          <w:rFonts w:ascii="Carlito" w:hAnsi="Carlito" w:cs="Carlito"/>
+          <w:sz w:val="32"/>
+          <w:szCs w:val="32"/>
+        </w:rPr>
+        <w:t xml:space="preserve"> real value with zero configuration.</w:t>
+      </w:r>
+    </w:p>
+    <w:p>
+      <w:pPr>
+        <w:jc w:val="both"/>
+        <w:rPr>
+          <w:rFonts w:ascii="Carlito" w:hAnsi="Carlito" w:cs="Carlito"/>
+          <w:sz w:val="32"/>
+          <w:szCs w:val="32"/>
+        </w:rPr>
+      </w:pPr>
+      <w:r>
+        <w:rPr>
+          <w:rFonts w:ascii="Carlito" w:hAnsi="Carlito" w:cs="Carlito"/>
+          <w:sz w:val="32"/>
+          <w:szCs w:val="32"/>
+        </w:rPr>
+        <w:t># We</w:t>
+      </w:r>
+      <w:r>
+        <w:rPr>
+          <w:rFonts w:ascii="Carlito" w:hAnsi="Carlito" w:cs="Carlito"/>
+          <w:sz w:val="32"/>
+          <w:szCs w:val="32"/>
+        </w:rPr>
+        <w:t>'d write a custom transformer only when:</w:t>
+      </w:r>
+    </w:p>
+    <w:p>
+      <w:pPr>
+        <w:pStyle w:val="ListParagraph"/>
+        <w:numPr>
+          <w:ilvl w:val="0"/>
+          <w:numId w:val="18"/>
+        </w:numPr>
+        <w:jc w:val="both"/>
+        <w:rPr>
+          <w:rFonts w:ascii="Carlito" w:hAnsi="Carlito" w:cs="Carlito"/>
+          <w:sz w:val="32"/>
+          <w:szCs w:val="32"/>
+        </w:rPr>
+      </w:pPr>
+      <w:r>
+        <w:rPr>
+          <w:rFonts w:ascii="Carlito" w:hAnsi="Carlito" w:cs="Carlito"/>
+          <w:sz w:val="32"/>
+          <w:szCs w:val="32"/>
+        </w:rPr>
+        <w:t>O</w:t>
+      </w:r>
+      <w:r>
+        <w:rPr>
+          <w:rFonts w:ascii="Carlito" w:hAnsi="Carlito" w:cs="Carlito"/>
+          <w:sz w:val="32"/>
+          <w:szCs w:val="32"/>
+        </w:rPr>
+        <w:t>ur API returns something non-standard (e.g. XML, a weird wrapper format).</w:t>
+      </w:r>
+    </w:p>
+    <w:p>
+      <w:pPr>
+        <w:pStyle w:val="ListParagraph"/>
+        <w:numPr>
+          <w:ilvl w:val="0"/>
+          <w:numId w:val="18"/>
+        </w:numPr>
+        <w:jc w:val="both"/>
+        <w:rPr>
+          <w:rFonts w:ascii="Carlito" w:hAnsi="Carlito" w:cs="Carlito"/>
+          <w:b/>
+          <w:bCs/>
+          <w:sz w:val="32"/>
+          <w:szCs w:val="32"/>
+        </w:rPr>
+      </w:pPr>
+      <w:r>
+        <w:rPr>
+          <w:rFonts w:ascii="Carlito" w:hAnsi="Carlito" w:cs="Carlito"/>
+          <w:sz w:val="32"/>
+          <w:szCs w:val="32"/>
+        </w:rPr>
+        <w:t>We</w:t>
+      </w:r>
+      <w:r>
+        <w:rPr>
+          <w:rFonts w:ascii="Carlito" w:hAnsi="Carlito" w:cs="Carlito"/>
+          <w:sz w:val="32"/>
+          <w:szCs w:val="32"/>
+        </w:rPr>
+        <w:t xml:space="preserve"> want a global hook to reshape every response body before it reaches our cod</w:t>
+      </w:r>
+      <w:r>
+        <w:rPr>
+          <w:rFonts w:ascii="Carlito" w:hAnsi="Carlito" w:cs="Carlito"/>
+          <w:sz w:val="32"/>
+          <w:szCs w:val="32"/>
+        </w:rPr>
+        <w:t>e. Like</w:t>
+      </w:r>
+      <w:r>
+        <w:rPr>
+          <w:rFonts w:ascii="Carlito" w:hAnsi="Carlito" w:cs="Carlito"/>
+          <w:sz w:val="32"/>
+          <w:szCs w:val="32"/>
+        </w:rPr>
+        <w:t xml:space="preserve"> always unwrap </w:t>
+      </w:r>
+      <w:r>
+        <w:rPr>
+          <w:rFonts w:ascii="Carlito" w:hAnsi="Carlito" w:cs="Carlito"/>
+          <w:b/>
+          <w:bCs/>
+          <w:sz w:val="32"/>
+          <w:szCs w:val="32"/>
+        </w:rPr>
+        <w:t>{"data": {...}, "meta": {...}}</w:t>
+      </w:r>
+      <w:r>
+        <w:rPr>
+          <w:rFonts w:ascii="Carlito" w:hAnsi="Carlito" w:cs="Carlito"/>
+          <w:sz w:val="32"/>
+          <w:szCs w:val="32"/>
+        </w:rPr>
+        <w:t xml:space="preserve"> down to just </w:t>
+      </w:r>
+      <w:r>
+        <w:rPr>
+          <w:rFonts w:ascii="Carlito" w:hAnsi="Carlito" w:cs="Carlito"/>
+          <w:b/>
+          <w:bCs/>
+          <w:sz w:val="32"/>
+          <w:szCs w:val="32"/>
+        </w:rPr>
+        <w:t>data</w:t>
+      </w:r>
+    </w:p>
+    <w:p>
+      <w:pPr>
+        <w:jc w:val="both"/>
+        <w:rPr>
+          <w:rFonts w:ascii="Carlito" w:hAnsi="Carlito" w:cs="Carlito"/>
+          <w:sz w:val="32"/>
+          <w:szCs w:val="32"/>
+        </w:rPr>
+      </w:pPr>
+    </w:p>
+    <w:p>
+      <w:pPr>
+        <w:jc w:val="both"/>
+        <w:rPr>
+          <w:rFonts w:ascii="Carlito" w:hAnsi="Carlito" w:cs="Carlito"/>
+          <w:sz w:val="32"/>
+          <w:szCs w:val="32"/>
+        </w:rPr>
+      </w:pPr>
+      <w:r>
+        <w:rPr>
+          <w:rFonts w:ascii="Carlito" w:hAnsi="Carlito" w:cs="Carlito"/>
+          <w:sz w:val="32"/>
+          <w:szCs w:val="32"/>
+        </w:rPr>
+        <w:t>Basic Usage or Replacing the Transformer:</w:t>
+      </w:r>
+    </w:p>
+    <w:p>
+      <w:pPr>
+        <w:jc w:val="both"/>
+        <w:rPr>
+          <w:rFonts w:ascii="Carlito" w:hAnsi="Carlito" w:cs="Carlito"/>
+          <w:sz w:val="32"/>
+          <w:szCs w:val="32"/>
+        </w:rPr>
+      </w:pPr>
+      <w:r>
+        <w:rPr>
+          <w:rFonts w:ascii="Carlito" w:hAnsi="Carlito" w:cs="Carlito"/>
+          <w:sz w:val="32"/>
+          <w:szCs w:val="32"/>
+        </w:rPr>
+        <w:t xml:space="preserve"># </w:t>
+      </w:r>
+      <w:r>
+        <w:rPr>
+          <w:rFonts w:ascii="Carlito" w:hAnsi="Carlito" w:cs="Carlito"/>
+          <w:sz w:val="32"/>
+          <w:szCs w:val="32"/>
+        </w:rPr>
+        <w:t xml:space="preserve">Most of the time </w:t>
+      </w:r>
+      <w:r>
+        <w:rPr>
+          <w:rFonts w:ascii="Carlito" w:hAnsi="Carlito" w:cs="Carlito"/>
+          <w:sz w:val="32"/>
+          <w:szCs w:val="32"/>
+        </w:rPr>
+        <w:t>we</w:t>
+      </w:r>
+      <w:r>
+        <w:rPr>
+          <w:rFonts w:ascii="Carlito" w:hAnsi="Carlito" w:cs="Carlito"/>
+          <w:sz w:val="32"/>
+          <w:szCs w:val="32"/>
+        </w:rPr>
+        <w:t xml:space="preserve"> extend</w:t>
+      </w:r>
+      <w:r>
+        <w:rPr>
+          <w:rFonts w:ascii="Carlito" w:hAnsi="Carlito" w:cs="Carlito"/>
+          <w:b/>
+          <w:bCs/>
+          <w:sz w:val="32"/>
+          <w:szCs w:val="32"/>
+        </w:rPr>
+        <w:t xml:space="preserve"> </w:t>
+      </w:r>
+      <w:proofErr w:type="spellStart"/>
+      <w:r>
+        <w:rPr>
+          <w:rFonts w:ascii="Carlito" w:hAnsi="Carlito" w:cs="Carlito"/>
+          <w:b/>
+          <w:bCs/>
+          <w:sz w:val="32"/>
+          <w:szCs w:val="32"/>
+        </w:rPr>
+        <w:t>BackgroundTransformer</w:t>
+      </w:r>
+      <w:proofErr w:type="spellEnd"/>
+      <w:r>
+        <w:rPr>
+          <w:rFonts w:ascii="Carlito" w:hAnsi="Carlito" w:cs="Carlito"/>
+          <w:sz w:val="32"/>
+          <w:szCs w:val="32"/>
+        </w:rPr>
+        <w:t xml:space="preserve"> (keep the isolate-based JSON parsing) rather than write one from scratch</w:t>
+      </w:r>
+    </w:p>
+    <w:p>
+      <w:pPr>
+        <w:jc w:val="both"/>
+        <w:rPr>
+          <w:rFonts w:ascii="Carlito" w:hAnsi="Carlito" w:cs="Carlito"/>
+          <w:sz w:val="32"/>
+          <w:szCs w:val="32"/>
+        </w:rPr>
+      </w:pPr>
+      <w:r>
+        <w:rPr>
+          <w:rFonts w:ascii="Carlito" w:hAnsi="Carlito" w:cs="Carlito"/>
+          <w:sz w:val="32"/>
+          <w:szCs w:val="32"/>
+        </w:rPr>
+        <w:t xml:space="preserve"># Then access a </w:t>
+      </w:r>
+      <w:proofErr w:type="gramStart"/>
+      <w:r>
+        <w:rPr>
+          <w:rFonts w:ascii="Carlito" w:hAnsi="Carlito" w:cs="Carlito"/>
+          <w:b/>
+          <w:bCs/>
+          <w:sz w:val="32"/>
+          <w:szCs w:val="32"/>
+        </w:rPr>
+        <w:t>D</w:t>
+      </w:r>
+      <w:r>
+        <w:rPr>
+          <w:rFonts w:ascii="Carlito" w:hAnsi="Carlito" w:cs="Carlito"/>
+          <w:b/>
+          <w:bCs/>
+          <w:sz w:val="32"/>
+          <w:szCs w:val="32"/>
+        </w:rPr>
+        <w:t>io</w:t>
+      </w:r>
+      <w:r>
+        <w:rPr>
+          <w:rFonts w:ascii="Carlito" w:hAnsi="Carlito" w:cs="Carlito"/>
+          <w:b/>
+          <w:bCs/>
+          <w:sz w:val="32"/>
+          <w:szCs w:val="32"/>
+        </w:rPr>
+        <w:t>(</w:t>
+      </w:r>
+      <w:proofErr w:type="gramEnd"/>
+      <w:r>
+        <w:rPr>
+          <w:rFonts w:ascii="Carlito" w:hAnsi="Carlito" w:cs="Carlito"/>
+          <w:b/>
+          <w:bCs/>
+          <w:sz w:val="32"/>
+          <w:szCs w:val="32"/>
+        </w:rPr>
+        <w:t>)</w:t>
+      </w:r>
+      <w:r>
+        <w:rPr>
+          <w:rFonts w:ascii="Carlito" w:hAnsi="Carlito" w:cs="Carlito"/>
+          <w:sz w:val="32"/>
+          <w:szCs w:val="32"/>
+        </w:rPr>
+        <w:t xml:space="preserve"> instances Transformer using </w:t>
+      </w:r>
+      <w:proofErr w:type="spellStart"/>
+      <w:r>
+        <w:rPr>
+          <w:rFonts w:ascii="Carlito" w:hAnsi="Carlito" w:cs="Carlito"/>
+          <w:b/>
+          <w:bCs/>
+          <w:sz w:val="32"/>
+          <w:szCs w:val="32"/>
+        </w:rPr>
+        <w:t>dio.transformer</w:t>
+      </w:r>
+      <w:proofErr w:type="spellEnd"/>
+      <w:r>
+        <w:rPr>
+          <w:rFonts w:ascii="Carlito" w:hAnsi="Carlito" w:cs="Carlito"/>
+          <w:sz w:val="32"/>
+          <w:szCs w:val="32"/>
+        </w:rPr>
+        <w:t xml:space="preserve"> property and assign it</w:t>
+      </w:r>
+    </w:p>
+    <w:p>
+      <w:pPr>
+        <w:jc w:val="both"/>
+        <w:rPr>
+          <w:rFonts w:ascii="Carlito" w:hAnsi="Carlito" w:cs="Carlito"/>
+          <w:sz w:val="32"/>
+          <w:szCs w:val="32"/>
+        </w:rPr>
+      </w:pPr>
+      <w:r>
+        <w:rPr>
+          <w:rFonts w:ascii="Carlito" w:hAnsi="Carlito" w:cs="Carlito"/>
+          <w:sz w:val="32"/>
+          <w:szCs w:val="32"/>
+        </w:rPr>
+        <w:t xml:space="preserve"># </w:t>
+      </w:r>
+      <w:proofErr w:type="spellStart"/>
+      <w:proofErr w:type="gramStart"/>
+      <w:r>
+        <w:rPr>
+          <w:rFonts w:ascii="Carlito" w:hAnsi="Carlito" w:cs="Carlito"/>
+          <w:b/>
+          <w:bCs/>
+          <w:sz w:val="32"/>
+          <w:szCs w:val="32"/>
+        </w:rPr>
+        <w:t>transformRequest</w:t>
+      </w:r>
+      <w:proofErr w:type="spellEnd"/>
+      <w:r>
+        <w:rPr>
+          <w:rFonts w:ascii="Carlito" w:hAnsi="Carlito" w:cs="Carlito"/>
+          <w:b/>
+          <w:bCs/>
+          <w:sz w:val="32"/>
+          <w:szCs w:val="32"/>
+        </w:rPr>
+        <w:t>(</w:t>
+      </w:r>
+      <w:proofErr w:type="gramEnd"/>
+      <w:r>
+        <w:rPr>
+          <w:rFonts w:ascii="Carlito" w:hAnsi="Carlito" w:cs="Carlito"/>
+          <w:b/>
+          <w:bCs/>
+          <w:sz w:val="32"/>
+          <w:szCs w:val="32"/>
+        </w:rPr>
+        <w:t>)</w:t>
+      </w:r>
+      <w:r>
+        <w:rPr>
+          <w:rFonts w:ascii="Carlito" w:hAnsi="Carlito" w:cs="Carlito"/>
+          <w:sz w:val="32"/>
+          <w:szCs w:val="32"/>
+        </w:rPr>
+        <w:t xml:space="preserve"> overridden method</w:t>
+      </w:r>
+      <w:r>
+        <w:rPr>
+          <w:rFonts w:ascii="Carlito" w:hAnsi="Carlito" w:cs="Carlito"/>
+          <w:sz w:val="32"/>
+          <w:szCs w:val="32"/>
+        </w:rPr>
+        <w:t xml:space="preserve"> only runs for </w:t>
+      </w:r>
+      <w:r>
+        <w:rPr>
+          <w:rFonts w:ascii="Carlito" w:hAnsi="Carlito" w:cs="Carlito"/>
+          <w:b/>
+          <w:bCs/>
+          <w:sz w:val="32"/>
+          <w:szCs w:val="32"/>
+        </w:rPr>
+        <w:t>PUT</w:t>
+      </w:r>
+      <w:r>
+        <w:rPr>
+          <w:rFonts w:ascii="Carlito" w:hAnsi="Carlito" w:cs="Carlito"/>
+          <w:sz w:val="32"/>
+          <w:szCs w:val="32"/>
+        </w:rPr>
+        <w:t>/</w:t>
+      </w:r>
+      <w:r>
+        <w:rPr>
+          <w:rFonts w:ascii="Carlito" w:hAnsi="Carlito" w:cs="Carlito"/>
+          <w:b/>
+          <w:bCs/>
+          <w:sz w:val="32"/>
+          <w:szCs w:val="32"/>
+        </w:rPr>
+        <w:t>POST</w:t>
+      </w:r>
+      <w:r>
+        <w:rPr>
+          <w:rFonts w:ascii="Carlito" w:hAnsi="Carlito" w:cs="Carlito"/>
+          <w:sz w:val="32"/>
+          <w:szCs w:val="32"/>
+        </w:rPr>
+        <w:t>/</w:t>
+      </w:r>
+      <w:r>
+        <w:rPr>
+          <w:rFonts w:ascii="Carlito" w:hAnsi="Carlito" w:cs="Carlito"/>
+          <w:b/>
+          <w:bCs/>
+          <w:sz w:val="32"/>
+          <w:szCs w:val="32"/>
+        </w:rPr>
+        <w:t>PATCH</w:t>
+      </w:r>
+      <w:r>
+        <w:rPr>
+          <w:rFonts w:ascii="Carlito" w:hAnsi="Carlito" w:cs="Carlito"/>
+          <w:sz w:val="32"/>
+          <w:szCs w:val="32"/>
+        </w:rPr>
+        <w:t xml:space="preserve"> (methods with a body). </w:t>
+      </w:r>
+      <w:proofErr w:type="spellStart"/>
+      <w:proofErr w:type="gramStart"/>
+      <w:r>
+        <w:rPr>
+          <w:rFonts w:ascii="Carlito" w:hAnsi="Carlito" w:cs="Carlito"/>
+          <w:b/>
+          <w:bCs/>
+          <w:sz w:val="32"/>
+          <w:szCs w:val="32"/>
+        </w:rPr>
+        <w:t>transformResponse</w:t>
+      </w:r>
+      <w:proofErr w:type="spellEnd"/>
+      <w:r>
+        <w:rPr>
+          <w:rFonts w:ascii="Carlito" w:hAnsi="Carlito" w:cs="Carlito"/>
+          <w:b/>
+          <w:bCs/>
+          <w:sz w:val="32"/>
+          <w:szCs w:val="32"/>
+        </w:rPr>
+        <w:t>(</w:t>
+      </w:r>
+      <w:proofErr w:type="gramEnd"/>
+      <w:r>
+        <w:rPr>
+          <w:rFonts w:ascii="Carlito" w:hAnsi="Carlito" w:cs="Carlito"/>
+          <w:b/>
+          <w:bCs/>
+          <w:sz w:val="32"/>
+          <w:szCs w:val="32"/>
+        </w:rPr>
+        <w:t>)</w:t>
+      </w:r>
+      <w:r>
+        <w:rPr>
+          <w:rFonts w:ascii="Carlito" w:hAnsi="Carlito" w:cs="Carlito"/>
+          <w:b/>
+          <w:bCs/>
+          <w:sz w:val="32"/>
+          <w:szCs w:val="32"/>
+        </w:rPr>
+        <w:t xml:space="preserve"> </w:t>
+      </w:r>
+      <w:r>
+        <w:rPr>
+          <w:rFonts w:ascii="Carlito" w:hAnsi="Carlito" w:cs="Carlito"/>
+          <w:sz w:val="32"/>
+          <w:szCs w:val="32"/>
+        </w:rPr>
+        <w:t xml:space="preserve">method </w:t>
+      </w:r>
+      <w:r>
+        <w:rPr>
+          <w:rFonts w:ascii="Carlito" w:hAnsi="Carlito" w:cs="Carlito"/>
+          <w:sz w:val="32"/>
+          <w:szCs w:val="32"/>
+        </w:rPr>
+        <w:t xml:space="preserve">runs for every request type, including </w:t>
+      </w:r>
+      <w:r>
+        <w:rPr>
+          <w:rFonts w:ascii="Carlito" w:hAnsi="Carlito" w:cs="Carlito"/>
+          <w:b/>
+          <w:bCs/>
+          <w:sz w:val="32"/>
+          <w:szCs w:val="32"/>
+        </w:rPr>
+        <w:t>GET</w:t>
+      </w:r>
+    </w:p>
+    <w:p>
+      <w:pPr>
+        <w:jc w:val="both"/>
+        <w:rPr>
+          <w:rFonts w:ascii="Carlito" w:hAnsi="Carlito" w:cs="Carlito"/>
+          <w:b/>
+          <w:bCs/>
+          <w:color w:val="D86DCB" w:themeColor="accent5" w:themeTint="99"/>
+          <w:sz w:val="32"/>
+          <w:szCs w:val="32"/>
+        </w:rPr>
+      </w:pPr>
+      <w:r>
+        <w:rPr>
+          <w:rFonts w:ascii="Carlito" w:hAnsi="Carlito" w:cs="Carlito"/>
+          <w:b/>
+          <w:bCs/>
+          <w:color w:val="D86DCB" w:themeColor="accent5" w:themeTint="99"/>
+          <w:sz w:val="32"/>
+          <w:szCs w:val="32"/>
+        </w:rPr>
+        <w:t xml:space="preserve">class </w:t>
+      </w:r>
+      <w:proofErr w:type="spellStart"/>
+      <w:r>
+        <w:rPr>
+          <w:rFonts w:ascii="Carlito" w:hAnsi="Carlito" w:cs="Carlito"/>
+          <w:b/>
+          <w:bCs/>
+          <w:color w:val="D86DCB" w:themeColor="accent5" w:themeTint="99"/>
+          <w:sz w:val="32"/>
+          <w:szCs w:val="32"/>
+        </w:rPr>
+        <w:t>MyTransformer</w:t>
+      </w:r>
+      <w:proofErr w:type="spellEnd"/>
+      <w:r>
+        <w:rPr>
+          <w:rFonts w:ascii="Carlito" w:hAnsi="Carlito" w:cs="Carlito"/>
+          <w:b/>
+          <w:bCs/>
+          <w:color w:val="D86DCB" w:themeColor="accent5" w:themeTint="99"/>
+          <w:sz w:val="32"/>
+          <w:szCs w:val="32"/>
+        </w:rPr>
+        <w:t xml:space="preserve"> extends </w:t>
+      </w:r>
+      <w:proofErr w:type="spellStart"/>
+      <w:r>
+        <w:rPr>
+          <w:rFonts w:ascii="Carlito" w:hAnsi="Carlito" w:cs="Carlito"/>
+          <w:b/>
+          <w:bCs/>
+          <w:color w:val="D86DCB" w:themeColor="accent5" w:themeTint="99"/>
+          <w:sz w:val="32"/>
+          <w:szCs w:val="32"/>
+        </w:rPr>
+        <w:t>BackgroundTransformer</w:t>
+      </w:r>
+      <w:proofErr w:type="spellEnd"/>
+      <w:r>
+        <w:rPr>
+          <w:rFonts w:ascii="Carlito" w:hAnsi="Carlito" w:cs="Carlito"/>
+          <w:b/>
+          <w:bCs/>
+          <w:color w:val="D86DCB" w:themeColor="accent5" w:themeTint="99"/>
+          <w:sz w:val="32"/>
+          <w:szCs w:val="32"/>
+        </w:rPr>
+        <w:t xml:space="preserve"> {</w:t>
+      </w:r>
+    </w:p>
+    <w:p>
+      <w:pPr>
+        <w:jc w:val="both"/>
+        <w:rPr>
+          <w:rFonts w:ascii="Carlito" w:hAnsi="Carlito" w:cs="Carlito"/>
+          <w:b/>
+          <w:bCs/>
+          <w:color w:val="D86DCB" w:themeColor="accent5" w:themeTint="99"/>
+          <w:sz w:val="32"/>
+          <w:szCs w:val="32"/>
+        </w:rPr>
+      </w:pPr>
+      <w:r>
+        <w:rPr>
+          <w:rFonts w:ascii="Carlito" w:hAnsi="Carlito" w:cs="Carlito"/>
+          <w:b/>
+          <w:bCs/>
+          <w:color w:val="D86DCB" w:themeColor="accent5" w:themeTint="99"/>
+          <w:sz w:val="32"/>
+          <w:szCs w:val="32"/>
+        </w:rPr>
+        <w:t xml:space="preserve">  @override</w:t>
+      </w:r>
+    </w:p>
+    <w:p>
+      <w:pPr>
+        <w:jc w:val="both"/>
+        <w:rPr>
+          <w:rFonts w:ascii="Carlito" w:hAnsi="Carlito" w:cs="Carlito"/>
+          <w:b/>
+          <w:bCs/>
+          <w:color w:val="D86DCB" w:themeColor="accent5" w:themeTint="99"/>
+          <w:sz w:val="32"/>
+          <w:szCs w:val="32"/>
+        </w:rPr>
+      </w:pPr>
+      <w:r>
+        <w:rPr>
+          <w:rFonts w:ascii="Carlito" w:hAnsi="Carlito" w:cs="Carlito"/>
+          <w:b/>
+          <w:bCs/>
+          <w:color w:val="D86DCB" w:themeColor="accent5" w:themeTint="99"/>
+          <w:sz w:val="32"/>
+          <w:szCs w:val="32"/>
+        </w:rPr>
+        <w:t xml:space="preserve">  Future&lt;String&gt; </w:t>
+      </w:r>
+      <w:proofErr w:type="spellStart"/>
+      <w:proofErr w:type="gramStart"/>
+      <w:r>
+        <w:rPr>
+          <w:rFonts w:ascii="Carlito" w:hAnsi="Carlito" w:cs="Carlito"/>
+          <w:b/>
+          <w:bCs/>
+          <w:color w:val="D86DCB" w:themeColor="accent5" w:themeTint="99"/>
+          <w:sz w:val="32"/>
+          <w:szCs w:val="32"/>
+        </w:rPr>
+        <w:t>transformResponse</w:t>
+      </w:r>
+      <w:proofErr w:type="spellEnd"/>
+      <w:r>
+        <w:rPr>
+          <w:rFonts w:ascii="Carlito" w:hAnsi="Carlito" w:cs="Carlito"/>
+          <w:b/>
+          <w:bCs/>
+          <w:color w:val="D86DCB" w:themeColor="accent5" w:themeTint="99"/>
+          <w:sz w:val="32"/>
+          <w:szCs w:val="32"/>
+        </w:rPr>
+        <w:t>(</w:t>
+      </w:r>
+      <w:proofErr w:type="gramEnd"/>
+    </w:p>
+    <w:p>
+      <w:pPr>
+        <w:jc w:val="both"/>
+        <w:rPr>
+          <w:rFonts w:ascii="Carlito" w:hAnsi="Carlito" w:cs="Carlito"/>
+          <w:b/>
+          <w:bCs/>
+          <w:color w:val="D86DCB" w:themeColor="accent5" w:themeTint="99"/>
+          <w:sz w:val="32"/>
+          <w:szCs w:val="32"/>
+        </w:rPr>
+      </w:pPr>
+      <w:r>
+        <w:rPr>
+          <w:rFonts w:ascii="Carlito" w:hAnsi="Carlito" w:cs="Carlito"/>
+          <w:b/>
+          <w:bCs/>
+          <w:color w:val="D86DCB" w:themeColor="accent5" w:themeTint="99"/>
+          <w:sz w:val="32"/>
+          <w:szCs w:val="32"/>
+        </w:rPr>
+        <w:t xml:space="preserve">    </w:t>
+      </w:r>
+      <w:proofErr w:type="spellStart"/>
+      <w:r>
+        <w:rPr>
+          <w:rFonts w:ascii="Carlito" w:hAnsi="Carlito" w:cs="Carlito"/>
+          <w:b/>
+          <w:bCs/>
+          <w:color w:val="D86DCB" w:themeColor="accent5" w:themeTint="99"/>
+          <w:sz w:val="32"/>
+          <w:szCs w:val="32"/>
+        </w:rPr>
+        <w:t>RequestOptions</w:t>
+      </w:r>
+      <w:proofErr w:type="spellEnd"/>
+      <w:r>
+        <w:rPr>
+          <w:rFonts w:ascii="Carlito" w:hAnsi="Carlito" w:cs="Carlito"/>
+          <w:b/>
+          <w:bCs/>
+          <w:color w:val="D86DCB" w:themeColor="accent5" w:themeTint="99"/>
+          <w:sz w:val="32"/>
+          <w:szCs w:val="32"/>
+        </w:rPr>
+        <w:t xml:space="preserve"> options,</w:t>
+      </w:r>
+    </w:p>
+    <w:p>
+      <w:pPr>
+        <w:jc w:val="both"/>
+        <w:rPr>
+          <w:rFonts w:ascii="Carlito" w:hAnsi="Carlito" w:cs="Carlito"/>
+          <w:b/>
+          <w:bCs/>
+          <w:color w:val="D86DCB" w:themeColor="accent5" w:themeTint="99"/>
+          <w:sz w:val="32"/>
+          <w:szCs w:val="32"/>
+        </w:rPr>
+      </w:pPr>
+      <w:r>
+        <w:rPr>
+          <w:rFonts w:ascii="Carlito" w:hAnsi="Carlito" w:cs="Carlito"/>
+          <w:b/>
+          <w:bCs/>
+          <w:color w:val="D86DCB" w:themeColor="accent5" w:themeTint="99"/>
+          <w:sz w:val="32"/>
+          <w:szCs w:val="32"/>
+        </w:rPr>
+        <w:t xml:space="preserve">    </w:t>
+      </w:r>
+      <w:proofErr w:type="spellStart"/>
+      <w:r>
+        <w:rPr>
+          <w:rFonts w:ascii="Carlito" w:hAnsi="Carlito" w:cs="Carlito"/>
+          <w:b/>
+          <w:bCs/>
+          <w:color w:val="D86DCB" w:themeColor="accent5" w:themeTint="99"/>
+          <w:sz w:val="32"/>
+          <w:szCs w:val="32"/>
+        </w:rPr>
+        <w:t>ResponseBody</w:t>
+      </w:r>
+      <w:proofErr w:type="spellEnd"/>
+      <w:r>
+        <w:rPr>
+          <w:rFonts w:ascii="Carlito" w:hAnsi="Carlito" w:cs="Carlito"/>
+          <w:b/>
+          <w:bCs/>
+          <w:color w:val="D86DCB" w:themeColor="accent5" w:themeTint="99"/>
+          <w:sz w:val="32"/>
+          <w:szCs w:val="32"/>
+        </w:rPr>
+        <w:t xml:space="preserve"> </w:t>
+      </w:r>
+      <w:proofErr w:type="spellStart"/>
+      <w:r>
+        <w:rPr>
+          <w:rFonts w:ascii="Carlito" w:hAnsi="Carlito" w:cs="Carlito"/>
+          <w:b/>
+          <w:bCs/>
+          <w:color w:val="D86DCB" w:themeColor="accent5" w:themeTint="99"/>
+          <w:sz w:val="32"/>
+          <w:szCs w:val="32"/>
+        </w:rPr>
+        <w:t>responseBody</w:t>
+      </w:r>
+      <w:proofErr w:type="spellEnd"/>
+      <w:r>
+        <w:rPr>
+          <w:rFonts w:ascii="Carlito" w:hAnsi="Carlito" w:cs="Carlito"/>
+          <w:b/>
+          <w:bCs/>
+          <w:color w:val="D86DCB" w:themeColor="accent5" w:themeTint="99"/>
+          <w:sz w:val="32"/>
+          <w:szCs w:val="32"/>
+        </w:rPr>
+        <w:t>,</w:t>
+      </w:r>
+    </w:p>
+    <w:p>
+      <w:pPr>
+        <w:jc w:val="both"/>
+        <w:rPr>
+          <w:rFonts w:ascii="Carlito" w:hAnsi="Carlito" w:cs="Carlito"/>
+          <w:b/>
+          <w:bCs/>
+          <w:color w:val="D86DCB" w:themeColor="accent5" w:themeTint="99"/>
+          <w:sz w:val="32"/>
+          <w:szCs w:val="32"/>
+        </w:rPr>
+      </w:pPr>
+      <w:r>
+        <w:rPr>
+          <w:rFonts w:ascii="Carlito" w:hAnsi="Carlito" w:cs="Carlito"/>
+          <w:b/>
+          <w:bCs/>
+          <w:color w:val="D86DCB" w:themeColor="accent5" w:themeTint="99"/>
+          <w:sz w:val="32"/>
+          <w:szCs w:val="32"/>
+        </w:rPr>
+        <w:t xml:space="preserve">  ) </w:t>
+      </w:r>
+      <w:proofErr w:type="gramStart"/>
+      <w:r>
+        <w:rPr>
+          <w:rFonts w:ascii="Carlito" w:hAnsi="Carlito" w:cs="Carlito"/>
+          <w:b/>
+          <w:bCs/>
+          <w:color w:val="D86DCB" w:themeColor="accent5" w:themeTint="99"/>
+          <w:sz w:val="32"/>
+          <w:szCs w:val="32"/>
+        </w:rPr>
+        <w:t>async</w:t>
+      </w:r>
+      <w:proofErr w:type="gramEnd"/>
+      <w:r>
+        <w:rPr>
+          <w:rFonts w:ascii="Carlito" w:hAnsi="Carlito" w:cs="Carlito"/>
+          <w:b/>
+          <w:bCs/>
+          <w:color w:val="D86DCB" w:themeColor="accent5" w:themeTint="99"/>
+          <w:sz w:val="32"/>
+          <w:szCs w:val="32"/>
+        </w:rPr>
+        <w:t xml:space="preserve"> {</w:t>
+      </w:r>
+    </w:p>
+    <w:p>
+      <w:pPr>
+        <w:jc w:val="both"/>
+        <w:rPr>
+          <w:rFonts w:ascii="Carlito" w:hAnsi="Carlito" w:cs="Carlito"/>
+          <w:b/>
+          <w:bCs/>
+          <w:color w:val="D86DCB" w:themeColor="accent5" w:themeTint="99"/>
+          <w:sz w:val="32"/>
+          <w:szCs w:val="32"/>
+        </w:rPr>
+      </w:pPr>
+      <w:r>
+        <w:rPr>
+          <w:rFonts w:ascii="Carlito" w:hAnsi="Carlito" w:cs="Carlito"/>
+          <w:b/>
+          <w:bCs/>
+          <w:color w:val="D86DCB" w:themeColor="accent5" w:themeTint="99"/>
+          <w:sz w:val="32"/>
+          <w:szCs w:val="32"/>
+        </w:rPr>
+        <w:t xml:space="preserve">    final result = await </w:t>
+      </w:r>
+      <w:proofErr w:type="spellStart"/>
+      <w:proofErr w:type="gramStart"/>
+      <w:r>
+        <w:rPr>
+          <w:rFonts w:ascii="Carlito" w:hAnsi="Carlito" w:cs="Carlito"/>
+          <w:b/>
+          <w:bCs/>
+          <w:color w:val="D86DCB" w:themeColor="accent5" w:themeTint="99"/>
+          <w:sz w:val="32"/>
+          <w:szCs w:val="32"/>
+        </w:rPr>
+        <w:t>super.transformResponse</w:t>
+      </w:r>
+      <w:proofErr w:type="spellEnd"/>
+      <w:proofErr w:type="gramEnd"/>
+      <w:r>
+        <w:rPr>
+          <w:rFonts w:ascii="Carlito" w:hAnsi="Carlito" w:cs="Carlito"/>
+          <w:b/>
+          <w:bCs/>
+          <w:color w:val="D86DCB" w:themeColor="accent5" w:themeTint="99"/>
+          <w:sz w:val="32"/>
+          <w:szCs w:val="32"/>
+        </w:rPr>
+        <w:t xml:space="preserve">(options, </w:t>
+      </w:r>
+      <w:proofErr w:type="spellStart"/>
+      <w:r>
+        <w:rPr>
+          <w:rFonts w:ascii="Carlito" w:hAnsi="Carlito" w:cs="Carlito"/>
+          <w:b/>
+          <w:bCs/>
+          <w:color w:val="D86DCB" w:themeColor="accent5" w:themeTint="99"/>
+          <w:sz w:val="32"/>
+          <w:szCs w:val="32"/>
+        </w:rPr>
+        <w:t>responseBody</w:t>
+      </w:r>
+      <w:proofErr w:type="spellEnd"/>
+      <w:r>
+        <w:rPr>
+          <w:rFonts w:ascii="Carlito" w:hAnsi="Carlito" w:cs="Carlito"/>
+          <w:b/>
+          <w:bCs/>
+          <w:color w:val="D86DCB" w:themeColor="accent5" w:themeTint="99"/>
+          <w:sz w:val="32"/>
+          <w:szCs w:val="32"/>
+        </w:rPr>
+        <w:t>);</w:t>
+      </w:r>
+    </w:p>
+    <w:p>
+      <w:pPr>
+        <w:jc w:val="both"/>
+        <w:rPr>
+          <w:rFonts w:ascii="Carlito" w:hAnsi="Carlito" w:cs="Carlito"/>
+          <w:b/>
+          <w:bCs/>
+          <w:color w:val="D86DCB" w:themeColor="accent5" w:themeTint="99"/>
+          <w:sz w:val="32"/>
+          <w:szCs w:val="32"/>
+        </w:rPr>
+      </w:pPr>
+      <w:r>
+        <w:rPr>
+          <w:rFonts w:ascii="Carlito" w:hAnsi="Carlito" w:cs="Carlito"/>
+          <w:b/>
+          <w:bCs/>
+          <w:color w:val="D86DCB" w:themeColor="accent5" w:themeTint="99"/>
+          <w:sz w:val="32"/>
+          <w:szCs w:val="32"/>
+        </w:rPr>
+        <w:lastRenderedPageBreak/>
+        <w:t xml:space="preserve">    // do something extra here, e.g. logging, unwrapping, etc.</w:t>
+      </w:r>
+    </w:p>
+    <w:p>
+      <w:pPr>
+        <w:jc w:val="both"/>
+        <w:rPr>
+          <w:rFonts w:ascii="Carlito" w:hAnsi="Carlito" w:cs="Carlito"/>
+          <w:b/>
+          <w:bCs/>
+          <w:color w:val="D86DCB" w:themeColor="accent5" w:themeTint="99"/>
+          <w:sz w:val="32"/>
+          <w:szCs w:val="32"/>
+        </w:rPr>
+      </w:pPr>
+      <w:r>
+        <w:rPr>
+          <w:rFonts w:ascii="Carlito" w:hAnsi="Carlito" w:cs="Carlito"/>
+          <w:b/>
+          <w:bCs/>
+          <w:color w:val="D86DCB" w:themeColor="accent5" w:themeTint="99"/>
+          <w:sz w:val="32"/>
+          <w:szCs w:val="32"/>
+        </w:rPr>
+        <w:t xml:space="preserve">    return result;</w:t>
+      </w:r>
+    </w:p>
+    <w:p>
+      <w:pPr>
+        <w:jc w:val="both"/>
+        <w:rPr>
+          <w:rFonts w:ascii="Carlito" w:hAnsi="Carlito" w:cs="Carlito"/>
+          <w:b/>
+          <w:bCs/>
+          <w:color w:val="D86DCB" w:themeColor="accent5" w:themeTint="99"/>
+          <w:sz w:val="32"/>
+          <w:szCs w:val="32"/>
+        </w:rPr>
+      </w:pPr>
+      <w:r>
+        <w:rPr>
+          <w:rFonts w:ascii="Carlito" w:hAnsi="Carlito" w:cs="Carlito"/>
+          <w:b/>
+          <w:bCs/>
+          <w:color w:val="D86DCB" w:themeColor="accent5" w:themeTint="99"/>
+          <w:sz w:val="32"/>
+          <w:szCs w:val="32"/>
+        </w:rPr>
+        <w:t xml:space="preserve">  }</w:t>
+      </w:r>
+    </w:p>
+    <w:p>
+      <w:pPr>
+        <w:jc w:val="both"/>
+        <w:rPr>
+          <w:rFonts w:ascii="Carlito" w:hAnsi="Carlito" w:cs="Carlito"/>
+          <w:b/>
+          <w:bCs/>
+          <w:color w:val="D86DCB" w:themeColor="accent5" w:themeTint="99"/>
+          <w:sz w:val="32"/>
+          <w:szCs w:val="32"/>
+        </w:rPr>
+      </w:pPr>
+      <w:r>
+        <w:rPr>
+          <w:rFonts w:ascii="Carlito" w:hAnsi="Carlito" w:cs="Carlito"/>
+          <w:b/>
+          <w:bCs/>
+          <w:color w:val="D86DCB" w:themeColor="accent5" w:themeTint="99"/>
+          <w:sz w:val="32"/>
+          <w:szCs w:val="32"/>
+        </w:rPr>
+        <w:t>}</w:t>
+      </w:r>
+    </w:p>
+    <w:p>
+      <w:pPr>
+        <w:jc w:val="both"/>
+        <w:rPr>
+          <w:rFonts w:ascii="Carlito" w:hAnsi="Carlito" w:cs="Carlito"/>
+          <w:b/>
+          <w:bCs/>
+          <w:color w:val="D86DCB" w:themeColor="accent5" w:themeTint="99"/>
+          <w:sz w:val="32"/>
+          <w:szCs w:val="32"/>
+        </w:rPr>
+      </w:pPr>
+    </w:p>
+    <w:p>
+      <w:pPr>
+        <w:jc w:val="both"/>
+        <w:rPr>
+          <w:rFonts w:ascii="Carlito" w:hAnsi="Carlito" w:cs="Carlito"/>
+          <w:b/>
+          <w:bCs/>
+          <w:color w:val="D86DCB" w:themeColor="accent5" w:themeTint="99"/>
+          <w:sz w:val="32"/>
+          <w:szCs w:val="32"/>
+        </w:rPr>
+      </w:pPr>
+      <w:proofErr w:type="spellStart"/>
+      <w:proofErr w:type="gramStart"/>
+      <w:r>
+        <w:rPr>
+          <w:rFonts w:ascii="Carlito" w:hAnsi="Carlito" w:cs="Carlito"/>
+          <w:b/>
+          <w:bCs/>
+          <w:color w:val="D86DCB" w:themeColor="accent5" w:themeTint="99"/>
+          <w:sz w:val="32"/>
+          <w:szCs w:val="32"/>
+        </w:rPr>
+        <w:t>dio.transformer</w:t>
+      </w:r>
+      <w:proofErr w:type="spellEnd"/>
+      <w:proofErr w:type="gramEnd"/>
+      <w:r>
+        <w:rPr>
+          <w:rFonts w:ascii="Carlito" w:hAnsi="Carlito" w:cs="Carlito"/>
+          <w:b/>
+          <w:bCs/>
+          <w:color w:val="D86DCB" w:themeColor="accent5" w:themeTint="99"/>
+          <w:sz w:val="32"/>
+          <w:szCs w:val="32"/>
+        </w:rPr>
+        <w:t xml:space="preserve"> = </w:t>
+      </w:r>
+      <w:proofErr w:type="spellStart"/>
+      <w:r>
+        <w:rPr>
+          <w:rFonts w:ascii="Carlito" w:hAnsi="Carlito" w:cs="Carlito"/>
+          <w:b/>
+          <w:bCs/>
+          <w:color w:val="D86DCB" w:themeColor="accent5" w:themeTint="99"/>
+          <w:sz w:val="32"/>
+          <w:szCs w:val="32"/>
+        </w:rPr>
+        <w:t>MyTransformer</w:t>
+      </w:r>
+      <w:proofErr w:type="spellEnd"/>
+      <w:r>
+        <w:rPr>
+          <w:rFonts w:ascii="Carlito" w:hAnsi="Carlito" w:cs="Carlito"/>
+          <w:b/>
+          <w:bCs/>
+          <w:color w:val="D86DCB" w:themeColor="accent5" w:themeTint="99"/>
+          <w:sz w:val="32"/>
+          <w:szCs w:val="32"/>
+        </w:rPr>
+        <w:t>();</w:t>
+      </w:r>
+    </w:p>
+    <w:p>
+      <w:pPr>
+        <w:jc w:val="both"/>
+        <w:rPr>
+          <w:rFonts w:ascii="Carlito" w:hAnsi="Carlito" w:cs="Carlito"/>
+          <w:sz w:val="32"/>
+          <w:szCs w:val="32"/>
+        </w:rPr>
+      </w:pPr>
+    </w:p>
+    <w:p>
+      <w:pPr>
+        <w:jc w:val="both"/>
+        <w:rPr>
+          <w:rFonts w:ascii="Carlito" w:hAnsi="Carlito" w:cs="Carlito"/>
+          <w:sz w:val="32"/>
+          <w:szCs w:val="32"/>
+        </w:rPr>
+      </w:pPr>
+    </w:p>
+    <w:p>
+      <w:pPr>
+        <w:jc w:val="both"/>
+        <w:rPr>
+          <w:rFonts w:ascii="Carlito" w:hAnsi="Carlito" w:cs="Carlito"/>
+          <w:sz w:val="32"/>
+          <w:szCs w:val="32"/>
+        </w:rPr>
+      </w:pPr>
+      <w:proofErr w:type="spellStart"/>
+      <w:r>
+        <w:rPr>
+          <w:rFonts w:ascii="Carlito" w:hAnsi="Carlito" w:cs="Carlito"/>
+          <w:sz w:val="32"/>
+          <w:szCs w:val="32"/>
+        </w:rPr>
+        <w:t>HTTPClientAdapter</w:t>
+      </w:r>
+      <w:proofErr w:type="spellEnd"/>
+      <w:r>
+        <w:rPr>
+          <w:rFonts w:ascii="Carlito" w:hAnsi="Carlito" w:cs="Carlito"/>
+          <w:sz w:val="32"/>
+          <w:szCs w:val="32"/>
+        </w:rPr>
+        <w:t>:</w:t>
+      </w:r>
+    </w:p>
+    <w:p>
+      <w:pPr>
+        <w:jc w:val="both"/>
+        <w:rPr>
+          <w:rFonts w:ascii="Carlito" w:hAnsi="Carlito" w:cs="Carlito"/>
+          <w:sz w:val="32"/>
+          <w:szCs w:val="32"/>
+        </w:rPr>
+      </w:pPr>
+      <w:r>
+        <w:rPr>
+          <w:rFonts w:ascii="Carlito" w:hAnsi="Carlito" w:cs="Carlito"/>
+          <w:sz w:val="32"/>
+          <w:szCs w:val="32"/>
+        </w:rPr>
+        <w:t xml:space="preserve"># </w:t>
+      </w:r>
+      <w:r>
+        <w:rPr>
+          <w:rFonts w:ascii="Carlito" w:hAnsi="Carlito" w:cs="Carlito"/>
+          <w:sz w:val="32"/>
+          <w:szCs w:val="32"/>
+        </w:rPr>
+        <w:t>Dio doesn't invent its own networking. It delegates the actual socket-level work to an adapter:</w:t>
+      </w:r>
+    </w:p>
+    <w:p>
+      <w:pPr>
+        <w:jc w:val="both"/>
+        <w:rPr>
+          <w:rFonts w:ascii="Carlito" w:hAnsi="Carlito" w:cs="Carlito"/>
+          <w:b/>
+          <w:bCs/>
+          <w:sz w:val="28"/>
+          <w:szCs w:val="28"/>
+        </w:rPr>
+      </w:pPr>
+      <w:r>
+        <w:rPr>
+          <w:rFonts w:ascii="Carlito" w:hAnsi="Carlito" w:cs="Carlito"/>
+          <w:b/>
+          <w:bCs/>
+          <w:sz w:val="28"/>
+          <w:szCs w:val="28"/>
+        </w:rPr>
+        <w:t xml:space="preserve">Native (mobile/desktop) → </w:t>
+      </w:r>
+      <w:proofErr w:type="spellStart"/>
+      <w:r>
+        <w:rPr>
+          <w:rFonts w:ascii="Carlito" w:hAnsi="Carlito" w:cs="Carlito"/>
+          <w:b/>
+          <w:bCs/>
+          <w:sz w:val="28"/>
+          <w:szCs w:val="28"/>
+        </w:rPr>
+        <w:t>IOHttpClientAdapter</w:t>
+      </w:r>
+      <w:proofErr w:type="spellEnd"/>
+      <w:r>
+        <w:rPr>
+          <w:rFonts w:ascii="Carlito" w:hAnsi="Carlito" w:cs="Carlito"/>
+          <w:b/>
+          <w:bCs/>
+          <w:sz w:val="28"/>
+          <w:szCs w:val="28"/>
+        </w:rPr>
+        <w:t xml:space="preserve"> (wraps </w:t>
+      </w:r>
+      <w:proofErr w:type="spellStart"/>
+      <w:r>
+        <w:rPr>
+          <w:rFonts w:ascii="Carlito" w:hAnsi="Carlito" w:cs="Carlito"/>
+          <w:b/>
+          <w:bCs/>
+          <w:sz w:val="28"/>
+          <w:szCs w:val="28"/>
+        </w:rPr>
+        <w:t>dart:io</w:t>
+      </w:r>
+      <w:proofErr w:type="spellEnd"/>
+      <w:r>
+        <w:rPr>
+          <w:rFonts w:ascii="Carlito" w:hAnsi="Carlito" w:cs="Carlito"/>
+          <w:b/>
+          <w:bCs/>
+          <w:sz w:val="28"/>
+          <w:szCs w:val="28"/>
+        </w:rPr>
+        <w:t xml:space="preserve"> </w:t>
+      </w:r>
+      <w:proofErr w:type="spellStart"/>
+      <w:r>
+        <w:rPr>
+          <w:rFonts w:ascii="Carlito" w:hAnsi="Carlito" w:cs="Carlito"/>
+          <w:b/>
+          <w:bCs/>
+          <w:sz w:val="28"/>
+          <w:szCs w:val="28"/>
+        </w:rPr>
+        <w:t>HttpClient</w:t>
+      </w:r>
+      <w:proofErr w:type="spellEnd"/>
+      <w:r>
+        <w:rPr>
+          <w:rFonts w:ascii="Carlito" w:hAnsi="Carlito" w:cs="Carlito"/>
+          <w:b/>
+          <w:bCs/>
+          <w:sz w:val="28"/>
+          <w:szCs w:val="28"/>
+        </w:rPr>
+        <w:t>)</w:t>
+      </w:r>
+    </w:p>
+    <w:p>
+      <w:pPr>
+        <w:jc w:val="both"/>
+        <w:rPr>
+          <w:rFonts w:ascii="Carlito" w:hAnsi="Carlito" w:cs="Carlito"/>
+          <w:b/>
+          <w:bCs/>
+          <w:sz w:val="28"/>
+          <w:szCs w:val="28"/>
+        </w:rPr>
+      </w:pPr>
+      <w:r>
+        <w:rPr>
+          <w:rFonts w:ascii="Carlito" w:hAnsi="Carlito" w:cs="Carlito"/>
+          <w:b/>
+          <w:bCs/>
+          <w:sz w:val="28"/>
+          <w:szCs w:val="28"/>
+        </w:rPr>
+        <w:t>Web</w:t>
+      </w:r>
+      <w:r>
+        <w:rPr>
+          <w:rFonts w:ascii="Carlito" w:hAnsi="Carlito" w:cs="Carlito"/>
+          <w:b/>
+          <w:bCs/>
+          <w:sz w:val="28"/>
+          <w:szCs w:val="28"/>
+        </w:rPr>
+        <w:t xml:space="preserve">    </w:t>
+      </w:r>
+      <w:r>
+        <w:rPr>
+          <w:rFonts w:ascii="Carlito" w:hAnsi="Carlito" w:cs="Carlito"/>
+          <w:b/>
+          <w:bCs/>
+          <w:sz w:val="28"/>
+          <w:szCs w:val="28"/>
+        </w:rPr>
+        <w:t>→</w:t>
+      </w:r>
+      <w:r>
+        <w:rPr>
+          <w:rFonts w:ascii="Carlito" w:hAnsi="Carlito" w:cs="Carlito"/>
+          <w:b/>
+          <w:bCs/>
+          <w:sz w:val="28"/>
+          <w:szCs w:val="28"/>
+        </w:rPr>
+        <w:t xml:space="preserve"> </w:t>
+      </w:r>
+      <w:proofErr w:type="spellStart"/>
+      <w:r>
+        <w:rPr>
+          <w:rFonts w:ascii="Carlito" w:hAnsi="Carlito" w:cs="Carlito"/>
+          <w:b/>
+          <w:bCs/>
+          <w:sz w:val="28"/>
+          <w:szCs w:val="28"/>
+        </w:rPr>
+        <w:t>BrowserHttpClientAdapter</w:t>
+      </w:r>
+      <w:proofErr w:type="spellEnd"/>
+      <w:r>
+        <w:rPr>
+          <w:rFonts w:ascii="Carlito" w:hAnsi="Carlito" w:cs="Carlito"/>
+          <w:b/>
+          <w:bCs/>
+          <w:sz w:val="28"/>
+          <w:szCs w:val="28"/>
+        </w:rPr>
+        <w:t xml:space="preserve"> (wraps browser XHR/fetch)</w:t>
+      </w:r>
+    </w:p>
+    <w:p>
+      <w:pPr>
+        <w:jc w:val="both"/>
+        <w:rPr>
+          <w:rFonts w:ascii="Carlito" w:hAnsi="Carlito" w:cs="Carlito"/>
+          <w:sz w:val="32"/>
+          <w:szCs w:val="32"/>
+        </w:rPr>
+      </w:pPr>
+      <w:r>
+        <w:rPr>
+          <w:rFonts w:ascii="Carlito" w:hAnsi="Carlito" w:cs="Carlito"/>
+          <w:sz w:val="32"/>
+          <w:szCs w:val="32"/>
+        </w:rPr>
+        <w:t># We</w:t>
+      </w:r>
+      <w:r>
+        <w:rPr>
+          <w:rFonts w:ascii="Carlito" w:hAnsi="Carlito" w:cs="Carlito"/>
+          <w:sz w:val="32"/>
+          <w:szCs w:val="32"/>
+        </w:rPr>
+        <w:t xml:space="preserve"> already get the right one automatically per platform most </w:t>
+      </w:r>
+      <w:r>
+        <w:rPr>
+          <w:rFonts w:ascii="Carlito" w:hAnsi="Carlito" w:cs="Carlito"/>
+          <w:b/>
+          <w:bCs/>
+          <w:sz w:val="32"/>
+          <w:szCs w:val="32"/>
+        </w:rPr>
+        <w:t>Flutter</w:t>
+      </w:r>
+      <w:r>
+        <w:rPr>
+          <w:rFonts w:ascii="Carlito" w:hAnsi="Carlito" w:cs="Carlito"/>
+          <w:sz w:val="32"/>
+          <w:szCs w:val="32"/>
+        </w:rPr>
+        <w:t xml:space="preserve"> developers never touch this. There are two real reasons </w:t>
+      </w:r>
+      <w:r>
+        <w:rPr>
+          <w:rFonts w:ascii="Carlito" w:hAnsi="Carlito" w:cs="Carlito"/>
+          <w:sz w:val="32"/>
+          <w:szCs w:val="32"/>
+        </w:rPr>
+        <w:t>we</w:t>
+      </w:r>
+      <w:r>
+        <w:rPr>
+          <w:rFonts w:ascii="Carlito" w:hAnsi="Carlito" w:cs="Carlito"/>
+          <w:sz w:val="32"/>
+          <w:szCs w:val="32"/>
+        </w:rPr>
+        <w:t>'d swap it:</w:t>
+      </w:r>
+    </w:p>
+    <w:p>
+      <w:pPr>
+        <w:pStyle w:val="ListParagraph"/>
+        <w:numPr>
+          <w:ilvl w:val="0"/>
+          <w:numId w:val="19"/>
+        </w:numPr>
+        <w:jc w:val="both"/>
+        <w:rPr>
+          <w:rFonts w:ascii="Carlito" w:hAnsi="Carlito" w:cs="Carlito"/>
+          <w:b/>
+          <w:bCs/>
+          <w:sz w:val="32"/>
+          <w:szCs w:val="32"/>
+        </w:rPr>
+      </w:pPr>
+      <w:r>
+        <w:rPr>
+          <w:rFonts w:ascii="Carlito" w:hAnsi="Carlito" w:cs="Carlito"/>
+          <w:b/>
+          <w:bCs/>
+          <w:sz w:val="32"/>
+          <w:szCs w:val="32"/>
+        </w:rPr>
+        <w:t>Reason1, Proxy Configuration:</w:t>
+      </w:r>
+    </w:p>
+    <w:p>
+      <w:pPr>
+        <w:jc w:val="both"/>
+        <w:rPr>
+          <w:rFonts w:ascii="Carlito" w:hAnsi="Carlito" w:cs="Carlito"/>
+          <w:sz w:val="32"/>
+          <w:szCs w:val="32"/>
+        </w:rPr>
+      </w:pPr>
+      <w:r>
+        <w:rPr>
+          <w:rFonts w:ascii="Carlito" w:hAnsi="Carlito" w:cs="Carlito"/>
+          <w:sz w:val="32"/>
+          <w:szCs w:val="32"/>
+        </w:rPr>
+        <w:t xml:space="preserve"># </w:t>
+      </w:r>
+      <w:r>
+        <w:rPr>
+          <w:rFonts w:ascii="Carlito" w:hAnsi="Carlito" w:cs="Carlito"/>
+          <w:sz w:val="32"/>
+          <w:szCs w:val="32"/>
+        </w:rPr>
+        <w:t xml:space="preserve">useful for debugging with tools like Charles Proxy or </w:t>
+      </w:r>
+      <w:proofErr w:type="spellStart"/>
+      <w:r>
+        <w:rPr>
+          <w:rFonts w:ascii="Carlito" w:hAnsi="Carlito" w:cs="Carlito"/>
+          <w:b/>
+          <w:bCs/>
+          <w:sz w:val="32"/>
+          <w:szCs w:val="32"/>
+        </w:rPr>
+        <w:t>Proxyman</w:t>
+      </w:r>
+      <w:proofErr w:type="spellEnd"/>
+      <w:r>
+        <w:rPr>
+          <w:rFonts w:ascii="Carlito" w:hAnsi="Carlito" w:cs="Carlito"/>
+          <w:b/>
+          <w:bCs/>
+          <w:sz w:val="32"/>
+          <w:szCs w:val="32"/>
+        </w:rPr>
+        <w:t xml:space="preserve"> </w:t>
+      </w:r>
+      <w:r>
+        <w:rPr>
+          <w:rFonts w:ascii="Carlito" w:hAnsi="Carlito" w:cs="Carlito"/>
+          <w:sz w:val="32"/>
+          <w:szCs w:val="32"/>
+        </w:rPr>
+        <w:t>to inspect our app's traffic:</w:t>
+      </w:r>
+    </w:p>
+    <w:p>
+      <w:pPr>
+        <w:jc w:val="both"/>
+        <w:rPr>
+          <w:rFonts w:ascii="Carlito" w:hAnsi="Carlito" w:cs="Carlito"/>
+          <w:b/>
+          <w:bCs/>
+          <w:color w:val="D86DCB" w:themeColor="accent5" w:themeTint="99"/>
+          <w:sz w:val="32"/>
+          <w:szCs w:val="32"/>
+        </w:rPr>
+      </w:pPr>
+      <w:proofErr w:type="spellStart"/>
+      <w:proofErr w:type="gramStart"/>
+      <w:r>
+        <w:rPr>
+          <w:rFonts w:ascii="Carlito" w:hAnsi="Carlito" w:cs="Carlito"/>
+          <w:b/>
+          <w:bCs/>
+          <w:color w:val="D86DCB" w:themeColor="accent5" w:themeTint="99"/>
+          <w:sz w:val="32"/>
+          <w:szCs w:val="32"/>
+        </w:rPr>
+        <w:t>dio.httpClientAdapter</w:t>
+      </w:r>
+      <w:proofErr w:type="spellEnd"/>
+      <w:proofErr w:type="gramEnd"/>
+      <w:r>
+        <w:rPr>
+          <w:rFonts w:ascii="Carlito" w:hAnsi="Carlito" w:cs="Carlito"/>
+          <w:b/>
+          <w:bCs/>
+          <w:color w:val="D86DCB" w:themeColor="accent5" w:themeTint="99"/>
+          <w:sz w:val="32"/>
+          <w:szCs w:val="32"/>
+        </w:rPr>
+        <w:t xml:space="preserve"> = </w:t>
+      </w:r>
+      <w:proofErr w:type="spellStart"/>
+      <w:r>
+        <w:rPr>
+          <w:rFonts w:ascii="Carlito" w:hAnsi="Carlito" w:cs="Carlito"/>
+          <w:b/>
+          <w:bCs/>
+          <w:color w:val="D86DCB" w:themeColor="accent5" w:themeTint="99"/>
+          <w:sz w:val="32"/>
+          <w:szCs w:val="32"/>
+        </w:rPr>
+        <w:t>IOHttpClientAdapter</w:t>
+      </w:r>
+      <w:proofErr w:type="spellEnd"/>
+      <w:r>
+        <w:rPr>
+          <w:rFonts w:ascii="Carlito" w:hAnsi="Carlito" w:cs="Carlito"/>
+          <w:b/>
+          <w:bCs/>
+          <w:color w:val="D86DCB" w:themeColor="accent5" w:themeTint="99"/>
+          <w:sz w:val="32"/>
+          <w:szCs w:val="32"/>
+        </w:rPr>
+        <w:t>(</w:t>
+      </w:r>
+    </w:p>
+    <w:p>
+      <w:pPr>
+        <w:jc w:val="both"/>
+        <w:rPr>
+          <w:rFonts w:ascii="Carlito" w:hAnsi="Carlito" w:cs="Carlito"/>
+          <w:b/>
+          <w:bCs/>
+          <w:color w:val="D86DCB" w:themeColor="accent5" w:themeTint="99"/>
+          <w:sz w:val="32"/>
+          <w:szCs w:val="32"/>
+        </w:rPr>
+      </w:pPr>
+      <w:r>
+        <w:rPr>
+          <w:rFonts w:ascii="Carlito" w:hAnsi="Carlito" w:cs="Carlito"/>
+          <w:b/>
+          <w:bCs/>
+          <w:color w:val="D86DCB" w:themeColor="accent5" w:themeTint="99"/>
+          <w:sz w:val="32"/>
+          <w:szCs w:val="32"/>
+        </w:rPr>
+        <w:t xml:space="preserve">  </w:t>
+      </w:r>
+      <w:proofErr w:type="spellStart"/>
+      <w:r>
+        <w:rPr>
+          <w:rFonts w:ascii="Carlito" w:hAnsi="Carlito" w:cs="Carlito"/>
+          <w:b/>
+          <w:bCs/>
+          <w:color w:val="D86DCB" w:themeColor="accent5" w:themeTint="99"/>
+          <w:sz w:val="32"/>
+          <w:szCs w:val="32"/>
+        </w:rPr>
+        <w:t>createHttpClient</w:t>
+      </w:r>
+      <w:proofErr w:type="spellEnd"/>
+      <w:r>
+        <w:rPr>
+          <w:rFonts w:ascii="Carlito" w:hAnsi="Carlito" w:cs="Carlito"/>
+          <w:b/>
+          <w:bCs/>
+          <w:color w:val="D86DCB" w:themeColor="accent5" w:themeTint="99"/>
+          <w:sz w:val="32"/>
+          <w:szCs w:val="32"/>
+        </w:rPr>
+        <w:t>: () {</w:t>
+      </w:r>
+    </w:p>
+    <w:p>
+      <w:pPr>
+        <w:jc w:val="both"/>
+        <w:rPr>
+          <w:rFonts w:ascii="Carlito" w:hAnsi="Carlito" w:cs="Carlito"/>
+          <w:b/>
+          <w:bCs/>
+          <w:color w:val="D86DCB" w:themeColor="accent5" w:themeTint="99"/>
+          <w:sz w:val="32"/>
+          <w:szCs w:val="32"/>
+        </w:rPr>
+      </w:pPr>
+      <w:r>
+        <w:rPr>
+          <w:rFonts w:ascii="Carlito" w:hAnsi="Carlito" w:cs="Carlito"/>
+          <w:b/>
+          <w:bCs/>
+          <w:color w:val="D86DCB" w:themeColor="accent5" w:themeTint="99"/>
+          <w:sz w:val="32"/>
+          <w:szCs w:val="32"/>
+        </w:rPr>
+        <w:t xml:space="preserve">    final client = </w:t>
+      </w:r>
+      <w:proofErr w:type="spellStart"/>
+      <w:proofErr w:type="gramStart"/>
+      <w:r>
+        <w:rPr>
+          <w:rFonts w:ascii="Carlito" w:hAnsi="Carlito" w:cs="Carlito"/>
+          <w:b/>
+          <w:bCs/>
+          <w:color w:val="D86DCB" w:themeColor="accent5" w:themeTint="99"/>
+          <w:sz w:val="32"/>
+          <w:szCs w:val="32"/>
+        </w:rPr>
+        <w:t>HttpClient</w:t>
+      </w:r>
+      <w:proofErr w:type="spellEnd"/>
+      <w:r>
+        <w:rPr>
+          <w:rFonts w:ascii="Carlito" w:hAnsi="Carlito" w:cs="Carlito"/>
+          <w:b/>
+          <w:bCs/>
+          <w:color w:val="D86DCB" w:themeColor="accent5" w:themeTint="99"/>
+          <w:sz w:val="32"/>
+          <w:szCs w:val="32"/>
+        </w:rPr>
+        <w:t>(</w:t>
+      </w:r>
+      <w:proofErr w:type="gramEnd"/>
+      <w:r>
+        <w:rPr>
+          <w:rFonts w:ascii="Carlito" w:hAnsi="Carlito" w:cs="Carlito"/>
+          <w:b/>
+          <w:bCs/>
+          <w:color w:val="D86DCB" w:themeColor="accent5" w:themeTint="99"/>
+          <w:sz w:val="32"/>
+          <w:szCs w:val="32"/>
+        </w:rPr>
+        <w:t>);</w:t>
+      </w:r>
+    </w:p>
+    <w:p>
+      <w:pPr>
+        <w:jc w:val="both"/>
+        <w:rPr>
+          <w:rFonts w:ascii="Carlito" w:hAnsi="Carlito" w:cs="Carlito"/>
+          <w:b/>
+          <w:bCs/>
+          <w:color w:val="D86DCB" w:themeColor="accent5" w:themeTint="99"/>
+          <w:sz w:val="32"/>
+          <w:szCs w:val="32"/>
+        </w:rPr>
+      </w:pPr>
+      <w:r>
+        <w:rPr>
+          <w:rFonts w:ascii="Carlito" w:hAnsi="Carlito" w:cs="Carlito"/>
+          <w:b/>
+          <w:bCs/>
+          <w:color w:val="D86DCB" w:themeColor="accent5" w:themeTint="99"/>
+          <w:sz w:val="32"/>
+          <w:szCs w:val="32"/>
+        </w:rPr>
+        <w:t xml:space="preserve">    </w:t>
+      </w:r>
+      <w:proofErr w:type="spellStart"/>
+      <w:proofErr w:type="gramStart"/>
+      <w:r>
+        <w:rPr>
+          <w:rFonts w:ascii="Carlito" w:hAnsi="Carlito" w:cs="Carlito"/>
+          <w:b/>
+          <w:bCs/>
+          <w:color w:val="D86DCB" w:themeColor="accent5" w:themeTint="99"/>
+          <w:sz w:val="32"/>
+          <w:szCs w:val="32"/>
+        </w:rPr>
+        <w:t>client.findProxy</w:t>
+      </w:r>
+      <w:proofErr w:type="spellEnd"/>
+      <w:proofErr w:type="gramEnd"/>
+      <w:r>
+        <w:rPr>
+          <w:rFonts w:ascii="Carlito" w:hAnsi="Carlito" w:cs="Carlito"/>
+          <w:b/>
+          <w:bCs/>
+          <w:color w:val="D86DCB" w:themeColor="accent5" w:themeTint="99"/>
+          <w:sz w:val="32"/>
+          <w:szCs w:val="32"/>
+        </w:rPr>
+        <w:t xml:space="preserve"> = (</w:t>
+      </w:r>
+      <w:proofErr w:type="spellStart"/>
+      <w:r>
+        <w:rPr>
+          <w:rFonts w:ascii="Carlito" w:hAnsi="Carlito" w:cs="Carlito"/>
+          <w:b/>
+          <w:bCs/>
+          <w:color w:val="D86DCB" w:themeColor="accent5" w:themeTint="99"/>
+          <w:sz w:val="32"/>
+          <w:szCs w:val="32"/>
+        </w:rPr>
+        <w:t>uri</w:t>
+      </w:r>
+      <w:proofErr w:type="spellEnd"/>
+      <w:r>
+        <w:rPr>
+          <w:rFonts w:ascii="Carlito" w:hAnsi="Carlito" w:cs="Carlito"/>
+          <w:b/>
+          <w:bCs/>
+          <w:color w:val="D86DCB" w:themeColor="accent5" w:themeTint="99"/>
+          <w:sz w:val="32"/>
+          <w:szCs w:val="32"/>
+        </w:rPr>
+        <w:t>) =&gt; 'PROXY localhost:8888';</w:t>
+      </w:r>
+    </w:p>
+    <w:p>
+      <w:pPr>
+        <w:jc w:val="both"/>
+        <w:rPr>
+          <w:rFonts w:ascii="Carlito" w:hAnsi="Carlito" w:cs="Carlito"/>
+          <w:b/>
+          <w:bCs/>
+          <w:color w:val="D86DCB" w:themeColor="accent5" w:themeTint="99"/>
+          <w:sz w:val="32"/>
+          <w:szCs w:val="32"/>
+        </w:rPr>
+      </w:pPr>
+      <w:r>
+        <w:rPr>
+          <w:rFonts w:ascii="Carlito" w:hAnsi="Carlito" w:cs="Carlito"/>
+          <w:b/>
+          <w:bCs/>
+          <w:color w:val="D86DCB" w:themeColor="accent5" w:themeTint="99"/>
+          <w:sz w:val="32"/>
+          <w:szCs w:val="32"/>
+        </w:rPr>
+        <w:t xml:space="preserve">    return client;</w:t>
+      </w:r>
+    </w:p>
+    <w:p>
+      <w:pPr>
+        <w:jc w:val="both"/>
+        <w:rPr>
+          <w:rFonts w:ascii="Carlito" w:hAnsi="Carlito" w:cs="Carlito"/>
+          <w:b/>
+          <w:bCs/>
+          <w:color w:val="D86DCB" w:themeColor="accent5" w:themeTint="99"/>
+          <w:sz w:val="32"/>
+          <w:szCs w:val="32"/>
+        </w:rPr>
+      </w:pPr>
+      <w:r>
+        <w:rPr>
+          <w:rFonts w:ascii="Carlito" w:hAnsi="Carlito" w:cs="Carlito"/>
+          <w:b/>
+          <w:bCs/>
+          <w:color w:val="D86DCB" w:themeColor="accent5" w:themeTint="99"/>
+          <w:sz w:val="32"/>
+          <w:szCs w:val="32"/>
+        </w:rPr>
+        <w:t xml:space="preserve">  },</w:t>
+      </w:r>
+    </w:p>
+    <w:p>
+      <w:pPr>
+        <w:jc w:val="both"/>
+        <w:rPr>
+          <w:rFonts w:ascii="Carlito" w:hAnsi="Carlito" w:cs="Carlito"/>
+          <w:b/>
+          <w:bCs/>
+          <w:color w:val="D86DCB" w:themeColor="accent5" w:themeTint="99"/>
+          <w:sz w:val="32"/>
+          <w:szCs w:val="32"/>
+        </w:rPr>
+      </w:pPr>
+      <w:r>
+        <w:rPr>
+          <w:rFonts w:ascii="Carlito" w:hAnsi="Carlito" w:cs="Carlito"/>
+          <w:b/>
+          <w:bCs/>
+          <w:color w:val="D86DCB" w:themeColor="accent5" w:themeTint="99"/>
+          <w:sz w:val="32"/>
+          <w:szCs w:val="32"/>
+        </w:rPr>
+        <w:lastRenderedPageBreak/>
+        <w:t>);</w:t>
+      </w:r>
+    </w:p>
+    <w:p>
+      <w:pPr>
+        <w:jc w:val="both"/>
+        <w:rPr>
+          <w:rFonts w:ascii="Carlito" w:hAnsi="Carlito" w:cs="Carlito"/>
+          <w:sz w:val="32"/>
+          <w:szCs w:val="32"/>
+        </w:rPr>
+      </w:pPr>
+    </w:p>
+    <w:p>
+      <w:pPr>
+        <w:pStyle w:val="ListParagraph"/>
+        <w:numPr>
+          <w:ilvl w:val="0"/>
+          <w:numId w:val="19"/>
+        </w:numPr>
+        <w:jc w:val="both"/>
+        <w:rPr>
+          <w:rFonts w:ascii="Carlito" w:hAnsi="Carlito" w:cs="Carlito"/>
+          <w:b/>
+          <w:bCs/>
+          <w:sz w:val="32"/>
+          <w:szCs w:val="32"/>
+        </w:rPr>
+      </w:pPr>
+      <w:r>
+        <w:rPr>
+          <w:rFonts w:ascii="Carlito" w:hAnsi="Carlito" w:cs="Carlito"/>
+          <w:b/>
+          <w:bCs/>
+          <w:sz w:val="32"/>
+          <w:szCs w:val="32"/>
+        </w:rPr>
+        <w:t>Reason-2, Testing</w:t>
+      </w:r>
+      <w:r>
+        <w:rPr>
+          <w:rFonts w:ascii="Carlito" w:hAnsi="Carlito" w:cs="Carlito"/>
+          <w:b/>
+          <w:bCs/>
+          <w:sz w:val="32"/>
+          <w:szCs w:val="32"/>
+        </w:rPr>
+        <w:t xml:space="preserve"> (IMPORTANT)</w:t>
+      </w:r>
+      <w:r>
+        <w:rPr>
+          <w:rFonts w:ascii="Carlito" w:hAnsi="Carlito" w:cs="Carlito"/>
+          <w:b/>
+          <w:bCs/>
+          <w:sz w:val="32"/>
+          <w:szCs w:val="32"/>
+        </w:rPr>
+        <w:t>:</w:t>
+      </w:r>
+    </w:p>
+    <w:p>
+      <w:pPr>
+        <w:jc w:val="both"/>
+        <w:rPr>
+          <w:rFonts w:ascii="Carlito" w:hAnsi="Carlito" w:cs="Carlito"/>
+          <w:sz w:val="32"/>
+          <w:szCs w:val="32"/>
+        </w:rPr>
+      </w:pPr>
+      <w:r>
+        <w:rPr>
+          <w:rFonts w:ascii="Carlito" w:hAnsi="Carlito" w:cs="Carlito"/>
+          <w:sz w:val="32"/>
+          <w:szCs w:val="32"/>
+        </w:rPr>
+        <w:t xml:space="preserve"># </w:t>
+      </w:r>
+      <w:r>
+        <w:rPr>
+          <w:rFonts w:ascii="Carlito" w:hAnsi="Carlito" w:cs="Carlito"/>
+          <w:sz w:val="32"/>
+          <w:szCs w:val="32"/>
+        </w:rPr>
+        <w:t>Custom Adapter for Testing</w:t>
+      </w:r>
+      <w:r>
+        <w:rPr>
+          <w:rFonts w:ascii="Carlito" w:hAnsi="Carlito" w:cs="Carlito"/>
+          <w:sz w:val="32"/>
+          <w:szCs w:val="32"/>
+        </w:rPr>
+        <w:t xml:space="preserve">. </w:t>
+      </w:r>
+      <w:r>
+        <w:rPr>
+          <w:rFonts w:ascii="Carlito" w:hAnsi="Carlito" w:cs="Carlito"/>
+          <w:sz w:val="32"/>
+          <w:szCs w:val="32"/>
+        </w:rPr>
+        <w:t>Remember</w:t>
+      </w:r>
+      <w:r>
+        <w:rPr>
+          <w:rFonts w:ascii="Carlito" w:hAnsi="Carlito" w:cs="Carlito"/>
+          <w:sz w:val="32"/>
+          <w:szCs w:val="32"/>
+        </w:rPr>
+        <w:t xml:space="preserve"> </w:t>
+      </w:r>
+      <w:proofErr w:type="spellStart"/>
+      <w:r>
+        <w:rPr>
+          <w:rFonts w:ascii="Carlito" w:hAnsi="Carlito" w:cs="Carlito"/>
+          <w:b/>
+          <w:bCs/>
+          <w:sz w:val="32"/>
+          <w:szCs w:val="32"/>
+        </w:rPr>
+        <w:t>AuthInterceptor</w:t>
+      </w:r>
+      <w:proofErr w:type="spellEnd"/>
+      <w:r>
+        <w:rPr>
+          <w:rFonts w:ascii="Carlito" w:hAnsi="Carlito" w:cs="Carlito"/>
+          <w:sz w:val="32"/>
+          <w:szCs w:val="32"/>
+        </w:rPr>
+        <w:t xml:space="preserve"> from </w:t>
+      </w:r>
+      <w:r>
+        <w:rPr>
+          <w:rFonts w:ascii="Carlito" w:hAnsi="Carlito" w:cs="Carlito"/>
+          <w:sz w:val="32"/>
+          <w:szCs w:val="32"/>
+        </w:rPr>
+        <w:t>above</w:t>
+      </w:r>
+      <w:r>
+        <w:rPr>
+          <w:rFonts w:ascii="Carlito" w:hAnsi="Carlito" w:cs="Carlito"/>
+          <w:sz w:val="32"/>
+          <w:szCs w:val="32"/>
+        </w:rPr>
+        <w:t>:</w:t>
+      </w:r>
+    </w:p>
+    <w:p>
+      <w:pPr>
+        <w:jc w:val="both"/>
+        <w:rPr>
+          <w:rFonts w:ascii="Carlito" w:hAnsi="Carlito" w:cs="Carlito"/>
+          <w:b/>
+          <w:bCs/>
+          <w:color w:val="D86DCB" w:themeColor="accent5" w:themeTint="99"/>
+          <w:sz w:val="32"/>
+          <w:szCs w:val="32"/>
+        </w:rPr>
+      </w:pPr>
+      <w:r>
+        <w:rPr>
+          <w:rFonts w:ascii="Carlito" w:hAnsi="Carlito" w:cs="Carlito"/>
+          <w:b/>
+          <w:bCs/>
+          <w:color w:val="D86DCB" w:themeColor="accent5" w:themeTint="99"/>
+          <w:sz w:val="32"/>
+          <w:szCs w:val="32"/>
+        </w:rPr>
+        <w:t xml:space="preserve">class </w:t>
+      </w:r>
+      <w:proofErr w:type="spellStart"/>
+      <w:r>
+        <w:rPr>
+          <w:rFonts w:ascii="Carlito" w:hAnsi="Carlito" w:cs="Carlito"/>
+          <w:b/>
+          <w:bCs/>
+          <w:color w:val="D86DCB" w:themeColor="accent5" w:themeTint="99"/>
+          <w:sz w:val="32"/>
+          <w:szCs w:val="32"/>
+        </w:rPr>
+        <w:t>AuthInterceptor</w:t>
+      </w:r>
+      <w:proofErr w:type="spellEnd"/>
+      <w:r>
+        <w:rPr>
+          <w:rFonts w:ascii="Carlito" w:hAnsi="Carlito" w:cs="Carlito"/>
+          <w:b/>
+          <w:bCs/>
+          <w:color w:val="D86DCB" w:themeColor="accent5" w:themeTint="99"/>
+          <w:sz w:val="32"/>
+          <w:szCs w:val="32"/>
+        </w:rPr>
+        <w:t xml:space="preserve"> extends Interceptor {</w:t>
+      </w:r>
+    </w:p>
+    <w:p>
+      <w:pPr>
+        <w:jc w:val="both"/>
+        <w:rPr>
+          <w:rFonts w:ascii="Carlito" w:hAnsi="Carlito" w:cs="Carlito"/>
+          <w:b/>
+          <w:bCs/>
+          <w:color w:val="D86DCB" w:themeColor="accent5" w:themeTint="99"/>
+          <w:sz w:val="32"/>
+          <w:szCs w:val="32"/>
+        </w:rPr>
+      </w:pPr>
+      <w:r>
+        <w:rPr>
+          <w:rFonts w:ascii="Carlito" w:hAnsi="Carlito" w:cs="Carlito"/>
+          <w:b/>
+          <w:bCs/>
+          <w:color w:val="D86DCB" w:themeColor="accent5" w:themeTint="99"/>
+          <w:sz w:val="32"/>
+          <w:szCs w:val="32"/>
+        </w:rPr>
+        <w:t xml:space="preserve">  final String? </w:t>
+      </w:r>
+      <w:proofErr w:type="gramStart"/>
+      <w:r>
+        <w:rPr>
+          <w:rFonts w:ascii="Carlito" w:hAnsi="Carlito" w:cs="Carlito"/>
+          <w:b/>
+          <w:bCs/>
+          <w:color w:val="D86DCB" w:themeColor="accent5" w:themeTint="99"/>
+          <w:sz w:val="32"/>
+          <w:szCs w:val="32"/>
+        </w:rPr>
+        <w:t>Function(</w:t>
+      </w:r>
+      <w:proofErr w:type="gramEnd"/>
+      <w:r>
+        <w:rPr>
+          <w:rFonts w:ascii="Carlito" w:hAnsi="Carlito" w:cs="Carlito"/>
+          <w:b/>
+          <w:bCs/>
+          <w:color w:val="D86DCB" w:themeColor="accent5" w:themeTint="99"/>
+          <w:sz w:val="32"/>
+          <w:szCs w:val="32"/>
+        </w:rPr>
+        <w:t xml:space="preserve">) </w:t>
+      </w:r>
+      <w:proofErr w:type="spellStart"/>
+      <w:r>
+        <w:rPr>
+          <w:rFonts w:ascii="Carlito" w:hAnsi="Carlito" w:cs="Carlito"/>
+          <w:b/>
+          <w:bCs/>
+          <w:color w:val="D86DCB" w:themeColor="accent5" w:themeTint="99"/>
+          <w:sz w:val="32"/>
+          <w:szCs w:val="32"/>
+        </w:rPr>
+        <w:t>getToken</w:t>
+      </w:r>
+      <w:proofErr w:type="spellEnd"/>
+      <w:r>
+        <w:rPr>
+          <w:rFonts w:ascii="Carlito" w:hAnsi="Carlito" w:cs="Carlito"/>
+          <w:b/>
+          <w:bCs/>
+          <w:color w:val="D86DCB" w:themeColor="accent5" w:themeTint="99"/>
+          <w:sz w:val="32"/>
+          <w:szCs w:val="32"/>
+        </w:rPr>
+        <w:t>;</w:t>
+      </w:r>
+    </w:p>
+    <w:p>
+      <w:pPr>
+        <w:jc w:val="both"/>
+        <w:rPr>
+          <w:rFonts w:ascii="Carlito" w:hAnsi="Carlito" w:cs="Carlito"/>
+          <w:b/>
+          <w:bCs/>
+          <w:color w:val="D86DCB" w:themeColor="accent5" w:themeTint="99"/>
+          <w:sz w:val="32"/>
+          <w:szCs w:val="32"/>
+        </w:rPr>
+      </w:pPr>
+      <w:r>
+        <w:rPr>
+          <w:rFonts w:ascii="Carlito" w:hAnsi="Carlito" w:cs="Carlito"/>
+          <w:b/>
+          <w:bCs/>
+          <w:color w:val="D86DCB" w:themeColor="accent5" w:themeTint="99"/>
+          <w:sz w:val="32"/>
+          <w:szCs w:val="32"/>
+        </w:rPr>
+        <w:t xml:space="preserve">  </w:t>
+      </w:r>
+      <w:proofErr w:type="spellStart"/>
+      <w:proofErr w:type="gramStart"/>
+      <w:r>
+        <w:rPr>
+          <w:rFonts w:ascii="Carlito" w:hAnsi="Carlito" w:cs="Carlito"/>
+          <w:b/>
+          <w:bCs/>
+          <w:color w:val="D86DCB" w:themeColor="accent5" w:themeTint="99"/>
+          <w:sz w:val="32"/>
+          <w:szCs w:val="32"/>
+        </w:rPr>
+        <w:t>AuthInterceptor</w:t>
+      </w:r>
+      <w:proofErr w:type="spellEnd"/>
+      <w:r>
+        <w:rPr>
+          <w:rFonts w:ascii="Carlito" w:hAnsi="Carlito" w:cs="Carlito"/>
+          <w:b/>
+          <w:bCs/>
+          <w:color w:val="D86DCB" w:themeColor="accent5" w:themeTint="99"/>
+          <w:sz w:val="32"/>
+          <w:szCs w:val="32"/>
+        </w:rPr>
+        <w:t>(</w:t>
+      </w:r>
+      <w:proofErr w:type="gramEnd"/>
+      <w:r>
+        <w:rPr>
+          <w:rFonts w:ascii="Carlito" w:hAnsi="Carlito" w:cs="Carlito"/>
+          <w:b/>
+          <w:bCs/>
+          <w:color w:val="D86DCB" w:themeColor="accent5" w:themeTint="99"/>
+          <w:sz w:val="32"/>
+          <w:szCs w:val="32"/>
+        </w:rPr>
+        <w:t xml:space="preserve">{required </w:t>
+      </w:r>
+      <w:proofErr w:type="spellStart"/>
+      <w:r>
+        <w:rPr>
+          <w:rFonts w:ascii="Carlito" w:hAnsi="Carlito" w:cs="Carlito"/>
+          <w:b/>
+          <w:bCs/>
+          <w:color w:val="D86DCB" w:themeColor="accent5" w:themeTint="99"/>
+          <w:sz w:val="32"/>
+          <w:szCs w:val="32"/>
+        </w:rPr>
+        <w:t>this.getToken</w:t>
+      </w:r>
+      <w:proofErr w:type="spellEnd"/>
+      <w:r>
+        <w:rPr>
+          <w:rFonts w:ascii="Carlito" w:hAnsi="Carlito" w:cs="Carlito"/>
+          <w:b/>
+          <w:bCs/>
+          <w:color w:val="D86DCB" w:themeColor="accent5" w:themeTint="99"/>
+          <w:sz w:val="32"/>
+          <w:szCs w:val="32"/>
+        </w:rPr>
+        <w:t>});</w:t>
+      </w:r>
+    </w:p>
+    <w:p>
+      <w:pPr>
+        <w:jc w:val="both"/>
+        <w:rPr>
+          <w:rFonts w:ascii="Carlito" w:hAnsi="Carlito" w:cs="Carlito"/>
+          <w:b/>
+          <w:bCs/>
+          <w:color w:val="D86DCB" w:themeColor="accent5" w:themeTint="99"/>
+          <w:sz w:val="32"/>
+          <w:szCs w:val="32"/>
+        </w:rPr>
+      </w:pPr>
+      <w:r>
+        <w:rPr>
+          <w:rFonts w:ascii="Carlito" w:hAnsi="Carlito" w:cs="Carlito"/>
+          <w:b/>
+          <w:bCs/>
+          <w:color w:val="D86DCB" w:themeColor="accent5" w:themeTint="99"/>
+          <w:sz w:val="32"/>
+          <w:szCs w:val="32"/>
+        </w:rPr>
+        <w:t xml:space="preserve">  ...</w:t>
+      </w:r>
+    </w:p>
+    <w:p>
+      <w:pPr>
+        <w:jc w:val="both"/>
+        <w:rPr>
+          <w:rFonts w:ascii="Carlito" w:hAnsi="Carlito" w:cs="Carlito"/>
+          <w:b/>
+          <w:bCs/>
+          <w:color w:val="D86DCB" w:themeColor="accent5" w:themeTint="99"/>
+          <w:sz w:val="32"/>
+          <w:szCs w:val="32"/>
+        </w:rPr>
+      </w:pPr>
+      <w:r>
+        <w:rPr>
+          <w:rFonts w:ascii="Carlito" w:hAnsi="Carlito" w:cs="Carlito"/>
+          <w:b/>
+          <w:bCs/>
+          <w:color w:val="D86DCB" w:themeColor="accent5" w:themeTint="99"/>
+          <w:sz w:val="32"/>
+          <w:szCs w:val="32"/>
+        </w:rPr>
+        <w:t>}</w:t>
+      </w:r>
+    </w:p>
+    <w:p>
+      <w:pPr>
+        <w:jc w:val="both"/>
+        <w:rPr>
+          <w:rFonts w:ascii="Carlito" w:hAnsi="Carlito" w:cs="Carlito"/>
+          <w:sz w:val="32"/>
+          <w:szCs w:val="32"/>
+        </w:rPr>
+      </w:pPr>
+      <w:r>
+        <w:rPr>
+          <w:rFonts w:ascii="Carlito" w:hAnsi="Carlito" w:cs="Carlito"/>
+          <w:sz w:val="32"/>
+          <w:szCs w:val="32"/>
+        </w:rPr>
+        <w:t># We</w:t>
+      </w:r>
+      <w:r>
+        <w:rPr>
+          <w:rFonts w:ascii="Carlito" w:hAnsi="Carlito" w:cs="Carlito"/>
+          <w:sz w:val="32"/>
+          <w:szCs w:val="32"/>
+        </w:rPr>
+        <w:t xml:space="preserve"> made </w:t>
+      </w:r>
+      <w:proofErr w:type="spellStart"/>
+      <w:proofErr w:type="gramStart"/>
+      <w:r>
+        <w:rPr>
+          <w:rFonts w:ascii="Carlito" w:hAnsi="Carlito" w:cs="Carlito"/>
+          <w:b/>
+          <w:bCs/>
+          <w:sz w:val="32"/>
+          <w:szCs w:val="32"/>
+        </w:rPr>
+        <w:t>getToken</w:t>
+      </w:r>
+      <w:proofErr w:type="spellEnd"/>
+      <w:r>
+        <w:rPr>
+          <w:rFonts w:ascii="Carlito" w:hAnsi="Carlito" w:cs="Carlito"/>
+          <w:b/>
+          <w:bCs/>
+          <w:sz w:val="32"/>
+          <w:szCs w:val="32"/>
+        </w:rPr>
+        <w:t>(</w:t>
+      </w:r>
+      <w:proofErr w:type="gramEnd"/>
+      <w:r>
+        <w:rPr>
+          <w:rFonts w:ascii="Carlito" w:hAnsi="Carlito" w:cs="Carlito"/>
+          <w:b/>
+          <w:bCs/>
+          <w:sz w:val="32"/>
+          <w:szCs w:val="32"/>
+        </w:rPr>
+        <w:t>)</w:t>
+      </w:r>
+      <w:r>
+        <w:rPr>
+          <w:rFonts w:ascii="Carlito" w:hAnsi="Carlito" w:cs="Carlito"/>
+          <w:sz w:val="32"/>
+          <w:szCs w:val="32"/>
+        </w:rPr>
+        <w:t xml:space="preserve"> an injectable function specifically so it's testable</w:t>
+      </w:r>
+      <w:r>
+        <w:rPr>
+          <w:rFonts w:ascii="Carlito" w:hAnsi="Carlito" w:cs="Carlito"/>
+          <w:sz w:val="32"/>
+          <w:szCs w:val="32"/>
+        </w:rPr>
+        <w:t>. We</w:t>
+      </w:r>
+      <w:r>
+        <w:rPr>
+          <w:rFonts w:ascii="Carlito" w:hAnsi="Carlito" w:cs="Carlito"/>
+          <w:sz w:val="32"/>
+          <w:szCs w:val="32"/>
+        </w:rPr>
+        <w:t xml:space="preserve"> can pass a fake one in tests. A custom </w:t>
+      </w:r>
+      <w:proofErr w:type="spellStart"/>
+      <w:r>
+        <w:rPr>
+          <w:rFonts w:ascii="Carlito" w:hAnsi="Carlito" w:cs="Carlito"/>
+          <w:b/>
+          <w:bCs/>
+          <w:sz w:val="32"/>
+          <w:szCs w:val="32"/>
+        </w:rPr>
+        <w:t>HttpClientAdapter</w:t>
+      </w:r>
+      <w:proofErr w:type="spellEnd"/>
+      <w:r>
+        <w:rPr>
+          <w:rFonts w:ascii="Carlito" w:hAnsi="Carlito" w:cs="Carlito"/>
+          <w:b/>
+          <w:bCs/>
+          <w:sz w:val="32"/>
+          <w:szCs w:val="32"/>
+        </w:rPr>
+        <w:t xml:space="preserve"> </w:t>
+      </w:r>
+      <w:r>
+        <w:rPr>
+          <w:rFonts w:ascii="Carlito" w:hAnsi="Carlito" w:cs="Carlito"/>
+          <w:sz w:val="32"/>
+          <w:szCs w:val="32"/>
+        </w:rPr>
+        <w:t xml:space="preserve">gives </w:t>
+      </w:r>
+      <w:r>
+        <w:rPr>
+          <w:rFonts w:ascii="Carlito" w:hAnsi="Carlito" w:cs="Carlito"/>
+          <w:sz w:val="32"/>
+          <w:szCs w:val="32"/>
+        </w:rPr>
+        <w:t>us</w:t>
+      </w:r>
+      <w:r>
+        <w:rPr>
+          <w:rFonts w:ascii="Carlito" w:hAnsi="Carlito" w:cs="Carlito"/>
+          <w:sz w:val="32"/>
+          <w:szCs w:val="32"/>
+        </w:rPr>
+        <w:t xml:space="preserve"> the same idea, but for the network call itself: fake the entire server response, without hitting a real network.</w:t>
+      </w:r>
+    </w:p>
+    <w:p>
+      <w:pPr>
+        <w:jc w:val="both"/>
+        <w:rPr>
+          <w:rFonts w:ascii="Carlito" w:hAnsi="Carlito" w:cs="Carlito"/>
+          <w:b/>
+          <w:bCs/>
+          <w:color w:val="D86DCB" w:themeColor="accent5" w:themeTint="99"/>
+          <w:sz w:val="32"/>
+          <w:szCs w:val="32"/>
+        </w:rPr>
+      </w:pPr>
+      <w:r>
+        <w:rPr>
+          <w:rFonts w:ascii="Carlito" w:hAnsi="Carlito" w:cs="Carlito"/>
+          <w:b/>
+          <w:bCs/>
+          <w:color w:val="D86DCB" w:themeColor="accent5" w:themeTint="99"/>
+          <w:sz w:val="32"/>
+          <w:szCs w:val="32"/>
+        </w:rPr>
+        <w:t xml:space="preserve">class </w:t>
+      </w:r>
+      <w:proofErr w:type="spellStart"/>
+      <w:r>
+        <w:rPr>
+          <w:rFonts w:ascii="Carlito" w:hAnsi="Carlito" w:cs="Carlito"/>
+          <w:b/>
+          <w:bCs/>
+          <w:color w:val="D86DCB" w:themeColor="accent5" w:themeTint="99"/>
+          <w:sz w:val="32"/>
+          <w:szCs w:val="32"/>
+        </w:rPr>
+        <w:t>MockAdapter</w:t>
+      </w:r>
+      <w:proofErr w:type="spellEnd"/>
+      <w:r>
+        <w:rPr>
+          <w:rFonts w:ascii="Carlito" w:hAnsi="Carlito" w:cs="Carlito"/>
+          <w:b/>
+          <w:bCs/>
+          <w:color w:val="D86DCB" w:themeColor="accent5" w:themeTint="99"/>
+          <w:sz w:val="32"/>
+          <w:szCs w:val="32"/>
+        </w:rPr>
+        <w:t xml:space="preserve"> implements </w:t>
+      </w:r>
+      <w:proofErr w:type="spellStart"/>
+      <w:r>
+        <w:rPr>
+          <w:rFonts w:ascii="Carlito" w:hAnsi="Carlito" w:cs="Carlito"/>
+          <w:b/>
+          <w:bCs/>
+          <w:color w:val="D86DCB" w:themeColor="accent5" w:themeTint="99"/>
+          <w:sz w:val="32"/>
+          <w:szCs w:val="32"/>
+        </w:rPr>
+        <w:t>HttpClientAdapter</w:t>
+      </w:r>
+      <w:proofErr w:type="spellEnd"/>
+      <w:r>
+        <w:rPr>
+          <w:rFonts w:ascii="Carlito" w:hAnsi="Carlito" w:cs="Carlito"/>
+          <w:b/>
+          <w:bCs/>
+          <w:color w:val="D86DCB" w:themeColor="accent5" w:themeTint="99"/>
+          <w:sz w:val="32"/>
+          <w:szCs w:val="32"/>
+        </w:rPr>
+        <w:t xml:space="preserve"> {</w:t>
+      </w:r>
+    </w:p>
+    <w:p>
+      <w:pPr>
+        <w:jc w:val="both"/>
+        <w:rPr>
+          <w:rFonts w:ascii="Carlito" w:hAnsi="Carlito" w:cs="Carlito"/>
+          <w:b/>
+          <w:bCs/>
+          <w:color w:val="D86DCB" w:themeColor="accent5" w:themeTint="99"/>
+          <w:sz w:val="32"/>
+          <w:szCs w:val="32"/>
+        </w:rPr>
+      </w:pPr>
+      <w:r>
+        <w:rPr>
+          <w:rFonts w:ascii="Carlito" w:hAnsi="Carlito" w:cs="Carlito"/>
+          <w:b/>
+          <w:bCs/>
+          <w:color w:val="D86DCB" w:themeColor="accent5" w:themeTint="99"/>
+          <w:sz w:val="32"/>
+          <w:szCs w:val="32"/>
+        </w:rPr>
+        <w:t xml:space="preserve">  @override</w:t>
+      </w:r>
+    </w:p>
+    <w:p>
+      <w:pPr>
+        <w:jc w:val="both"/>
+        <w:rPr>
+          <w:rFonts w:ascii="Carlito" w:hAnsi="Carlito" w:cs="Carlito"/>
+          <w:b/>
+          <w:bCs/>
+          <w:color w:val="D86DCB" w:themeColor="accent5" w:themeTint="99"/>
+          <w:sz w:val="32"/>
+          <w:szCs w:val="32"/>
+        </w:rPr>
+      </w:pPr>
+      <w:r>
+        <w:rPr>
+          <w:rFonts w:ascii="Carlito" w:hAnsi="Carlito" w:cs="Carlito"/>
+          <w:b/>
+          <w:bCs/>
+          <w:color w:val="D86DCB" w:themeColor="accent5" w:themeTint="99"/>
+          <w:sz w:val="32"/>
+          <w:szCs w:val="32"/>
+        </w:rPr>
+        <w:t xml:space="preserve">  Future&lt;</w:t>
+      </w:r>
+      <w:proofErr w:type="spellStart"/>
+      <w:r>
+        <w:rPr>
+          <w:rFonts w:ascii="Carlito" w:hAnsi="Carlito" w:cs="Carlito"/>
+          <w:b/>
+          <w:bCs/>
+          <w:color w:val="D86DCB" w:themeColor="accent5" w:themeTint="99"/>
+          <w:sz w:val="32"/>
+          <w:szCs w:val="32"/>
+        </w:rPr>
+        <w:t>ResponseBody</w:t>
+      </w:r>
+      <w:proofErr w:type="spellEnd"/>
+      <w:r>
+        <w:rPr>
+          <w:rFonts w:ascii="Carlito" w:hAnsi="Carlito" w:cs="Carlito"/>
+          <w:b/>
+          <w:bCs/>
+          <w:color w:val="D86DCB" w:themeColor="accent5" w:themeTint="99"/>
+          <w:sz w:val="32"/>
+          <w:szCs w:val="32"/>
+        </w:rPr>
+        <w:t xml:space="preserve">&gt; </w:t>
+      </w:r>
+      <w:proofErr w:type="gramStart"/>
+      <w:r>
+        <w:rPr>
+          <w:rFonts w:ascii="Carlito" w:hAnsi="Carlito" w:cs="Carlito"/>
+          <w:b/>
+          <w:bCs/>
+          <w:color w:val="D86DCB" w:themeColor="accent5" w:themeTint="99"/>
+          <w:sz w:val="32"/>
+          <w:szCs w:val="32"/>
+        </w:rPr>
+        <w:t>fetch(</w:t>
+      </w:r>
+      <w:proofErr w:type="gramEnd"/>
+    </w:p>
+    <w:p>
+      <w:pPr>
+        <w:jc w:val="both"/>
+        <w:rPr>
+          <w:rFonts w:ascii="Carlito" w:hAnsi="Carlito" w:cs="Carlito"/>
+          <w:b/>
+          <w:bCs/>
+          <w:color w:val="D86DCB" w:themeColor="accent5" w:themeTint="99"/>
+          <w:sz w:val="32"/>
+          <w:szCs w:val="32"/>
+        </w:rPr>
+      </w:pPr>
+      <w:r>
+        <w:rPr>
+          <w:rFonts w:ascii="Carlito" w:hAnsi="Carlito" w:cs="Carlito"/>
+          <w:b/>
+          <w:bCs/>
+          <w:color w:val="D86DCB" w:themeColor="accent5" w:themeTint="99"/>
+          <w:sz w:val="32"/>
+          <w:szCs w:val="32"/>
+        </w:rPr>
+        <w:t xml:space="preserve">    </w:t>
+      </w:r>
+      <w:proofErr w:type="spellStart"/>
+      <w:r>
+        <w:rPr>
+          <w:rFonts w:ascii="Carlito" w:hAnsi="Carlito" w:cs="Carlito"/>
+          <w:b/>
+          <w:bCs/>
+          <w:color w:val="D86DCB" w:themeColor="accent5" w:themeTint="99"/>
+          <w:sz w:val="32"/>
+          <w:szCs w:val="32"/>
+        </w:rPr>
+        <w:t>RequestOptions</w:t>
+      </w:r>
+      <w:proofErr w:type="spellEnd"/>
+      <w:r>
+        <w:rPr>
+          <w:rFonts w:ascii="Carlito" w:hAnsi="Carlito" w:cs="Carlito"/>
+          <w:b/>
+          <w:bCs/>
+          <w:color w:val="D86DCB" w:themeColor="accent5" w:themeTint="99"/>
+          <w:sz w:val="32"/>
+          <w:szCs w:val="32"/>
+        </w:rPr>
+        <w:t xml:space="preserve"> options,</w:t>
+      </w:r>
+    </w:p>
+    <w:p>
+      <w:pPr>
+        <w:jc w:val="both"/>
+        <w:rPr>
+          <w:rFonts w:ascii="Carlito" w:hAnsi="Carlito" w:cs="Carlito"/>
+          <w:b/>
+          <w:bCs/>
+          <w:color w:val="D86DCB" w:themeColor="accent5" w:themeTint="99"/>
+          <w:sz w:val="32"/>
+          <w:szCs w:val="32"/>
+        </w:rPr>
+      </w:pPr>
+      <w:r>
+        <w:rPr>
+          <w:rFonts w:ascii="Carlito" w:hAnsi="Carlito" w:cs="Carlito"/>
+          <w:b/>
+          <w:bCs/>
+          <w:color w:val="D86DCB" w:themeColor="accent5" w:themeTint="99"/>
+          <w:sz w:val="32"/>
+          <w:szCs w:val="32"/>
+        </w:rPr>
+        <w:t xml:space="preserve">    Stream&lt;Uint8List&gt;? </w:t>
+      </w:r>
+      <w:proofErr w:type="spellStart"/>
+      <w:r>
+        <w:rPr>
+          <w:rFonts w:ascii="Carlito" w:hAnsi="Carlito" w:cs="Carlito"/>
+          <w:b/>
+          <w:bCs/>
+          <w:color w:val="D86DCB" w:themeColor="accent5" w:themeTint="99"/>
+          <w:sz w:val="32"/>
+          <w:szCs w:val="32"/>
+        </w:rPr>
+        <w:t>requestStream</w:t>
+      </w:r>
+      <w:proofErr w:type="spellEnd"/>
+      <w:r>
+        <w:rPr>
+          <w:rFonts w:ascii="Carlito" w:hAnsi="Carlito" w:cs="Carlito"/>
+          <w:b/>
+          <w:bCs/>
+          <w:color w:val="D86DCB" w:themeColor="accent5" w:themeTint="99"/>
+          <w:sz w:val="32"/>
+          <w:szCs w:val="32"/>
+        </w:rPr>
+        <w:t>,</w:t>
+      </w:r>
+    </w:p>
+    <w:p>
+      <w:pPr>
+        <w:jc w:val="both"/>
+        <w:rPr>
+          <w:rFonts w:ascii="Carlito" w:hAnsi="Carlito" w:cs="Carlito"/>
+          <w:b/>
+          <w:bCs/>
+          <w:color w:val="D86DCB" w:themeColor="accent5" w:themeTint="99"/>
+          <w:sz w:val="32"/>
+          <w:szCs w:val="32"/>
+        </w:rPr>
+      </w:pPr>
+      <w:r>
+        <w:rPr>
+          <w:rFonts w:ascii="Carlito" w:hAnsi="Carlito" w:cs="Carlito"/>
+          <w:b/>
+          <w:bCs/>
+          <w:color w:val="D86DCB" w:themeColor="accent5" w:themeTint="99"/>
+          <w:sz w:val="32"/>
+          <w:szCs w:val="32"/>
+        </w:rPr>
+        <w:t xml:space="preserve">    Future&lt;void&gt;? </w:t>
+      </w:r>
+      <w:proofErr w:type="spellStart"/>
+      <w:r>
+        <w:rPr>
+          <w:rFonts w:ascii="Carlito" w:hAnsi="Carlito" w:cs="Carlito"/>
+          <w:b/>
+          <w:bCs/>
+          <w:color w:val="D86DCB" w:themeColor="accent5" w:themeTint="99"/>
+          <w:sz w:val="32"/>
+          <w:szCs w:val="32"/>
+        </w:rPr>
+        <w:t>cancelFuture</w:t>
+      </w:r>
+      <w:proofErr w:type="spellEnd"/>
+      <w:r>
+        <w:rPr>
+          <w:rFonts w:ascii="Carlito" w:hAnsi="Carlito" w:cs="Carlito"/>
+          <w:b/>
+          <w:bCs/>
+          <w:color w:val="D86DCB" w:themeColor="accent5" w:themeTint="99"/>
+          <w:sz w:val="32"/>
+          <w:szCs w:val="32"/>
+        </w:rPr>
+        <w:t>,</w:t>
+      </w:r>
+    </w:p>
+    <w:p>
+      <w:pPr>
+        <w:jc w:val="both"/>
+        <w:rPr>
+          <w:rFonts w:ascii="Carlito" w:hAnsi="Carlito" w:cs="Carlito"/>
+          <w:b/>
+          <w:bCs/>
+          <w:color w:val="D86DCB" w:themeColor="accent5" w:themeTint="99"/>
+          <w:sz w:val="32"/>
+          <w:szCs w:val="32"/>
+        </w:rPr>
+      </w:pPr>
+      <w:r>
+        <w:rPr>
+          <w:rFonts w:ascii="Carlito" w:hAnsi="Carlito" w:cs="Carlito"/>
+          <w:b/>
+          <w:bCs/>
+          <w:color w:val="D86DCB" w:themeColor="accent5" w:themeTint="99"/>
+          <w:sz w:val="32"/>
+          <w:szCs w:val="32"/>
+        </w:rPr>
+        <w:t xml:space="preserve">  ) </w:t>
+      </w:r>
+      <w:proofErr w:type="gramStart"/>
+      <w:r>
+        <w:rPr>
+          <w:rFonts w:ascii="Carlito" w:hAnsi="Carlito" w:cs="Carlito"/>
+          <w:b/>
+          <w:bCs/>
+          <w:color w:val="D86DCB" w:themeColor="accent5" w:themeTint="99"/>
+          <w:sz w:val="32"/>
+          <w:szCs w:val="32"/>
+        </w:rPr>
+        <w:t>async</w:t>
+      </w:r>
+      <w:proofErr w:type="gramEnd"/>
+      <w:r>
+        <w:rPr>
+          <w:rFonts w:ascii="Carlito" w:hAnsi="Carlito" w:cs="Carlito"/>
+          <w:b/>
+          <w:bCs/>
+          <w:color w:val="D86DCB" w:themeColor="accent5" w:themeTint="99"/>
+          <w:sz w:val="32"/>
+          <w:szCs w:val="32"/>
+        </w:rPr>
+        <w:t xml:space="preserve"> {</w:t>
+      </w:r>
+    </w:p>
+    <w:p>
+      <w:pPr>
+        <w:jc w:val="both"/>
+        <w:rPr>
+          <w:rFonts w:ascii="Carlito" w:hAnsi="Carlito" w:cs="Carlito"/>
+          <w:b/>
+          <w:bCs/>
+          <w:color w:val="D86DCB" w:themeColor="accent5" w:themeTint="99"/>
+          <w:sz w:val="32"/>
+          <w:szCs w:val="32"/>
+        </w:rPr>
+      </w:pPr>
+      <w:r>
+        <w:rPr>
+          <w:rFonts w:ascii="Carlito" w:hAnsi="Carlito" w:cs="Carlito"/>
+          <w:b/>
+          <w:bCs/>
+          <w:color w:val="D86DCB" w:themeColor="accent5" w:themeTint="99"/>
+          <w:sz w:val="32"/>
+          <w:szCs w:val="32"/>
+        </w:rPr>
+        <w:t xml:space="preserve">    // Return a fake response instead of making a real HTTP call</w:t>
+      </w:r>
+    </w:p>
+    <w:p>
+      <w:pPr>
+        <w:jc w:val="both"/>
+        <w:rPr>
+          <w:rFonts w:ascii="Carlito" w:hAnsi="Carlito" w:cs="Carlito"/>
+          <w:b/>
+          <w:bCs/>
+          <w:color w:val="D86DCB" w:themeColor="accent5" w:themeTint="99"/>
+          <w:sz w:val="32"/>
+          <w:szCs w:val="32"/>
+        </w:rPr>
+      </w:pPr>
+      <w:r>
+        <w:rPr>
+          <w:rFonts w:ascii="Carlito" w:hAnsi="Carlito" w:cs="Carlito"/>
+          <w:b/>
+          <w:bCs/>
+          <w:color w:val="D86DCB" w:themeColor="accent5" w:themeTint="99"/>
+          <w:sz w:val="32"/>
+          <w:szCs w:val="32"/>
+        </w:rPr>
+        <w:t xml:space="preserve">    return </w:t>
+      </w:r>
+      <w:proofErr w:type="spellStart"/>
+      <w:r>
+        <w:rPr>
+          <w:rFonts w:ascii="Carlito" w:hAnsi="Carlito" w:cs="Carlito"/>
+          <w:b/>
+          <w:bCs/>
+          <w:color w:val="D86DCB" w:themeColor="accent5" w:themeTint="99"/>
+          <w:sz w:val="32"/>
+          <w:szCs w:val="32"/>
+        </w:rPr>
+        <w:t>ResponseBody.fromString</w:t>
+      </w:r>
+      <w:proofErr w:type="spellEnd"/>
+      <w:r>
+        <w:rPr>
+          <w:rFonts w:ascii="Carlito" w:hAnsi="Carlito" w:cs="Carlito"/>
+          <w:b/>
+          <w:bCs/>
+          <w:color w:val="D86DCB" w:themeColor="accent5" w:themeTint="99"/>
+          <w:sz w:val="32"/>
+          <w:szCs w:val="32"/>
+        </w:rPr>
+        <w:t>(</w:t>
+      </w:r>
+    </w:p>
+    <w:p>
+      <w:pPr>
+        <w:jc w:val="both"/>
+        <w:rPr>
+          <w:rFonts w:ascii="Carlito" w:hAnsi="Carlito" w:cs="Carlito"/>
+          <w:b/>
+          <w:bCs/>
+          <w:color w:val="D86DCB" w:themeColor="accent5" w:themeTint="99"/>
+          <w:sz w:val="32"/>
+          <w:szCs w:val="32"/>
+        </w:rPr>
+      </w:pPr>
+      <w:r>
+        <w:rPr>
+          <w:rFonts w:ascii="Carlito" w:hAnsi="Carlito" w:cs="Carlito"/>
+          <w:b/>
+          <w:bCs/>
+          <w:color w:val="D86DCB" w:themeColor="accent5" w:themeTint="99"/>
+          <w:sz w:val="32"/>
+          <w:szCs w:val="32"/>
+        </w:rPr>
+        <w:t xml:space="preserve">      '{"id": 1, "title": "Fake Movie"}',</w:t>
+      </w:r>
+    </w:p>
+    <w:p>
+      <w:pPr>
+        <w:jc w:val="both"/>
+        <w:rPr>
+          <w:rFonts w:ascii="Carlito" w:hAnsi="Carlito" w:cs="Carlito"/>
+          <w:b/>
+          <w:bCs/>
+          <w:color w:val="D86DCB" w:themeColor="accent5" w:themeTint="99"/>
+          <w:sz w:val="32"/>
+          <w:szCs w:val="32"/>
+        </w:rPr>
+      </w:pPr>
+      <w:r>
+        <w:rPr>
+          <w:rFonts w:ascii="Carlito" w:hAnsi="Carlito" w:cs="Carlito"/>
+          <w:b/>
+          <w:bCs/>
+          <w:color w:val="D86DCB" w:themeColor="accent5" w:themeTint="99"/>
+          <w:sz w:val="32"/>
+          <w:szCs w:val="32"/>
+        </w:rPr>
+        <w:lastRenderedPageBreak/>
+        <w:t xml:space="preserve">      200,</w:t>
+      </w:r>
+    </w:p>
+    <w:p>
+      <w:pPr>
+        <w:jc w:val="both"/>
+        <w:rPr>
+          <w:rFonts w:ascii="Carlito" w:hAnsi="Carlito" w:cs="Carlito"/>
+          <w:b/>
+          <w:bCs/>
+          <w:color w:val="D86DCB" w:themeColor="accent5" w:themeTint="99"/>
+          <w:sz w:val="32"/>
+          <w:szCs w:val="32"/>
+        </w:rPr>
+      </w:pPr>
+      <w:r>
+        <w:rPr>
+          <w:rFonts w:ascii="Carlito" w:hAnsi="Carlito" w:cs="Carlito"/>
+          <w:b/>
+          <w:bCs/>
+          <w:color w:val="D86DCB" w:themeColor="accent5" w:themeTint="99"/>
+          <w:sz w:val="32"/>
+          <w:szCs w:val="32"/>
+        </w:rPr>
+        <w:t xml:space="preserve">      headers: {</w:t>
+      </w:r>
+      <w:proofErr w:type="spellStart"/>
+      <w:r>
+        <w:rPr>
+          <w:rFonts w:ascii="Carlito" w:hAnsi="Carlito" w:cs="Carlito"/>
+          <w:b/>
+          <w:bCs/>
+          <w:color w:val="D86DCB" w:themeColor="accent5" w:themeTint="99"/>
+          <w:sz w:val="32"/>
+          <w:szCs w:val="32"/>
+        </w:rPr>
+        <w:t>Headers.contentTypeHeader</w:t>
+      </w:r>
+      <w:proofErr w:type="spellEnd"/>
+      <w:r>
+        <w:rPr>
+          <w:rFonts w:ascii="Carlito" w:hAnsi="Carlito" w:cs="Carlito"/>
+          <w:b/>
+          <w:bCs/>
+          <w:color w:val="D86DCB" w:themeColor="accent5" w:themeTint="99"/>
+          <w:sz w:val="32"/>
+          <w:szCs w:val="32"/>
+        </w:rPr>
+        <w:t>: [</w:t>
+      </w:r>
+      <w:proofErr w:type="spellStart"/>
+      <w:r>
+        <w:rPr>
+          <w:rFonts w:ascii="Carlito" w:hAnsi="Carlito" w:cs="Carlito"/>
+          <w:b/>
+          <w:bCs/>
+          <w:color w:val="D86DCB" w:themeColor="accent5" w:themeTint="99"/>
+          <w:sz w:val="32"/>
+          <w:szCs w:val="32"/>
+        </w:rPr>
+        <w:t>Headers.jsonContentType</w:t>
+      </w:r>
+      <w:proofErr w:type="spellEnd"/>
+      <w:r>
+        <w:rPr>
+          <w:rFonts w:ascii="Carlito" w:hAnsi="Carlito" w:cs="Carlito"/>
+          <w:b/>
+          <w:bCs/>
+          <w:color w:val="D86DCB" w:themeColor="accent5" w:themeTint="99"/>
+          <w:sz w:val="32"/>
+          <w:szCs w:val="32"/>
+        </w:rPr>
+        <w:t>]},</w:t>
+      </w:r>
+    </w:p>
+    <w:p>
+      <w:pPr>
+        <w:jc w:val="both"/>
+        <w:rPr>
+          <w:rFonts w:ascii="Carlito" w:hAnsi="Carlito" w:cs="Carlito"/>
+          <w:b/>
+          <w:bCs/>
+          <w:color w:val="D86DCB" w:themeColor="accent5" w:themeTint="99"/>
+          <w:sz w:val="32"/>
+          <w:szCs w:val="32"/>
+        </w:rPr>
+      </w:pPr>
+      <w:r>
+        <w:rPr>
+          <w:rFonts w:ascii="Carlito" w:hAnsi="Carlito" w:cs="Carlito"/>
+          <w:b/>
+          <w:bCs/>
+          <w:color w:val="D86DCB" w:themeColor="accent5" w:themeTint="99"/>
+          <w:sz w:val="32"/>
+          <w:szCs w:val="32"/>
+        </w:rPr>
+        <w:t xml:space="preserve">    );</w:t>
+      </w:r>
+    </w:p>
+    <w:p>
+      <w:pPr>
+        <w:jc w:val="both"/>
+        <w:rPr>
+          <w:rFonts w:ascii="Carlito" w:hAnsi="Carlito" w:cs="Carlito"/>
+          <w:b/>
+          <w:bCs/>
+          <w:color w:val="D86DCB" w:themeColor="accent5" w:themeTint="99"/>
+          <w:sz w:val="32"/>
+          <w:szCs w:val="32"/>
+        </w:rPr>
+      </w:pPr>
+      <w:r>
+        <w:rPr>
+          <w:rFonts w:ascii="Carlito" w:hAnsi="Carlito" w:cs="Carlito"/>
+          <w:b/>
+          <w:bCs/>
+          <w:color w:val="D86DCB" w:themeColor="accent5" w:themeTint="99"/>
+          <w:sz w:val="32"/>
+          <w:szCs w:val="32"/>
+        </w:rPr>
+        <w:t xml:space="preserve">  }</w:t>
+      </w:r>
+    </w:p>
+    <w:p>
+      <w:pPr>
+        <w:jc w:val="both"/>
+        <w:rPr>
+          <w:rFonts w:ascii="Carlito" w:hAnsi="Carlito" w:cs="Carlito"/>
+          <w:b/>
+          <w:bCs/>
+          <w:color w:val="D86DCB" w:themeColor="accent5" w:themeTint="99"/>
+          <w:sz w:val="32"/>
+          <w:szCs w:val="32"/>
+        </w:rPr>
+      </w:pPr>
+    </w:p>
+    <w:p>
+      <w:pPr>
+        <w:jc w:val="both"/>
+        <w:rPr>
+          <w:rFonts w:ascii="Carlito" w:hAnsi="Carlito" w:cs="Carlito"/>
+          <w:b/>
+          <w:bCs/>
+          <w:color w:val="D86DCB" w:themeColor="accent5" w:themeTint="99"/>
+          <w:sz w:val="32"/>
+          <w:szCs w:val="32"/>
+        </w:rPr>
+      </w:pPr>
+      <w:r>
+        <w:rPr>
+          <w:rFonts w:ascii="Carlito" w:hAnsi="Carlito" w:cs="Carlito"/>
+          <w:b/>
+          <w:bCs/>
+          <w:color w:val="D86DCB" w:themeColor="accent5" w:themeTint="99"/>
+          <w:sz w:val="32"/>
+          <w:szCs w:val="32"/>
+        </w:rPr>
+        <w:t xml:space="preserve">  @override</w:t>
+      </w:r>
+    </w:p>
+    <w:p>
+      <w:pPr>
+        <w:jc w:val="both"/>
+        <w:rPr>
+          <w:rFonts w:ascii="Carlito" w:hAnsi="Carlito" w:cs="Carlito"/>
+          <w:b/>
+          <w:bCs/>
+          <w:color w:val="D86DCB" w:themeColor="accent5" w:themeTint="99"/>
+          <w:sz w:val="32"/>
+          <w:szCs w:val="32"/>
+        </w:rPr>
+      </w:pPr>
+      <w:r>
+        <w:rPr>
+          <w:rFonts w:ascii="Carlito" w:hAnsi="Carlito" w:cs="Carlito"/>
+          <w:b/>
+          <w:bCs/>
+          <w:color w:val="D86DCB" w:themeColor="accent5" w:themeTint="99"/>
+          <w:sz w:val="32"/>
+          <w:szCs w:val="32"/>
+        </w:rPr>
+        <w:t xml:space="preserve">  void </w:t>
+      </w:r>
+      <w:proofErr w:type="gramStart"/>
+      <w:r>
+        <w:rPr>
+          <w:rFonts w:ascii="Carlito" w:hAnsi="Carlito" w:cs="Carlito"/>
+          <w:b/>
+          <w:bCs/>
+          <w:color w:val="D86DCB" w:themeColor="accent5" w:themeTint="99"/>
+          <w:sz w:val="32"/>
+          <w:szCs w:val="32"/>
+        </w:rPr>
+        <w:t>close(</w:t>
+      </w:r>
+      <w:proofErr w:type="gramEnd"/>
+      <w:r>
+        <w:rPr>
+          <w:rFonts w:ascii="Carlito" w:hAnsi="Carlito" w:cs="Carlito"/>
+          <w:b/>
+          <w:bCs/>
+          <w:color w:val="D86DCB" w:themeColor="accent5" w:themeTint="99"/>
+          <w:sz w:val="32"/>
+          <w:szCs w:val="32"/>
+        </w:rPr>
+        <w:t>{bool force = false}) {}</w:t>
+      </w:r>
+    </w:p>
+    <w:p>
+      <w:pPr>
+        <w:jc w:val="both"/>
+        <w:rPr>
+          <w:rFonts w:ascii="Carlito" w:hAnsi="Carlito" w:cs="Carlito"/>
+          <w:b/>
+          <w:bCs/>
+          <w:color w:val="D86DCB" w:themeColor="accent5" w:themeTint="99"/>
+          <w:sz w:val="32"/>
+          <w:szCs w:val="32"/>
+        </w:rPr>
+      </w:pPr>
+      <w:r>
+        <w:rPr>
+          <w:rFonts w:ascii="Carlito" w:hAnsi="Carlito" w:cs="Carlito"/>
+          <w:b/>
+          <w:bCs/>
+          <w:color w:val="D86DCB" w:themeColor="accent5" w:themeTint="99"/>
+          <w:sz w:val="32"/>
+          <w:szCs w:val="32"/>
+        </w:rPr>
+        <w:t>}</w:t>
+      </w:r>
+    </w:p>
+    <w:p>
+      <w:pPr>
+        <w:jc w:val="both"/>
+        <w:rPr>
+          <w:rFonts w:ascii="Carlito" w:hAnsi="Carlito" w:cs="Carlito"/>
+          <w:b/>
+          <w:bCs/>
+          <w:sz w:val="32"/>
+          <w:szCs w:val="32"/>
+        </w:rPr>
+      </w:pPr>
+      <w:r>
+        <w:rPr>
+          <w:rFonts w:ascii="Carlito" w:hAnsi="Carlito" w:cs="Carlito"/>
+          <w:sz w:val="32"/>
+          <w:szCs w:val="32"/>
+        </w:rPr>
+        <w:t># Then swap it out with the default one using</w:t>
+      </w:r>
+      <w:r>
+        <w:rPr>
+          <w:rFonts w:ascii="Carlito" w:hAnsi="Carlito" w:cs="Carlito"/>
+          <w:b/>
+          <w:bCs/>
+          <w:sz w:val="32"/>
+          <w:szCs w:val="32"/>
+        </w:rPr>
+        <w:t xml:space="preserve"> </w:t>
+      </w:r>
+      <w:proofErr w:type="spellStart"/>
+      <w:proofErr w:type="gramStart"/>
+      <w:r>
+        <w:rPr>
+          <w:rFonts w:ascii="Carlito" w:hAnsi="Carlito" w:cs="Carlito"/>
+          <w:b/>
+          <w:bCs/>
+          <w:sz w:val="32"/>
+          <w:szCs w:val="32"/>
+        </w:rPr>
+        <w:t>dio.httpClientAdapter</w:t>
+      </w:r>
+      <w:proofErr w:type="spellEnd"/>
+      <w:proofErr w:type="gramEnd"/>
+    </w:p>
+    <w:p>
+      <w:pPr>
+        <w:jc w:val="both"/>
+        <w:rPr>
+          <w:rFonts w:ascii="Carlito" w:hAnsi="Carlito" w:cs="Carlito"/>
+          <w:b/>
+          <w:bCs/>
+          <w:color w:val="D86DCB" w:themeColor="accent5" w:themeTint="99"/>
+          <w:sz w:val="32"/>
+          <w:szCs w:val="32"/>
+        </w:rPr>
+      </w:pPr>
+      <w:r>
+        <w:rPr>
+          <w:rFonts w:ascii="Carlito" w:hAnsi="Carlito" w:cs="Carlito"/>
+          <w:b/>
+          <w:bCs/>
+          <w:color w:val="D86DCB" w:themeColor="accent5" w:themeTint="99"/>
+          <w:sz w:val="32"/>
+          <w:szCs w:val="32"/>
+        </w:rPr>
+        <w:t xml:space="preserve">final </w:t>
+      </w:r>
+      <w:proofErr w:type="spellStart"/>
+      <w:r>
+        <w:rPr>
+          <w:rFonts w:ascii="Carlito" w:hAnsi="Carlito" w:cs="Carlito"/>
+          <w:b/>
+          <w:bCs/>
+          <w:color w:val="D86DCB" w:themeColor="accent5" w:themeTint="99"/>
+          <w:sz w:val="32"/>
+          <w:szCs w:val="32"/>
+        </w:rPr>
+        <w:t>dio</w:t>
+      </w:r>
+      <w:proofErr w:type="spellEnd"/>
+      <w:r>
+        <w:rPr>
+          <w:rFonts w:ascii="Carlito" w:hAnsi="Carlito" w:cs="Carlito"/>
+          <w:b/>
+          <w:bCs/>
+          <w:color w:val="D86DCB" w:themeColor="accent5" w:themeTint="99"/>
+          <w:sz w:val="32"/>
+          <w:szCs w:val="32"/>
+        </w:rPr>
+        <w:t xml:space="preserve"> = </w:t>
+      </w:r>
+      <w:proofErr w:type="gramStart"/>
+      <w:r>
+        <w:rPr>
+          <w:rFonts w:ascii="Carlito" w:hAnsi="Carlito" w:cs="Carlito"/>
+          <w:b/>
+          <w:bCs/>
+          <w:color w:val="D86DCB" w:themeColor="accent5" w:themeTint="99"/>
+          <w:sz w:val="32"/>
+          <w:szCs w:val="32"/>
+        </w:rPr>
+        <w:t>Dio(</w:t>
+      </w:r>
+      <w:proofErr w:type="gramEnd"/>
+      <w:r>
+        <w:rPr>
+          <w:rFonts w:ascii="Carlito" w:hAnsi="Carlito" w:cs="Carlito"/>
+          <w:b/>
+          <w:bCs/>
+          <w:color w:val="D86DCB" w:themeColor="accent5" w:themeTint="99"/>
+          <w:sz w:val="32"/>
+          <w:szCs w:val="32"/>
+        </w:rPr>
+        <w:t>);</w:t>
+      </w:r>
+    </w:p>
+    <w:p>
+      <w:pPr>
+        <w:jc w:val="both"/>
+        <w:rPr>
+          <w:rFonts w:ascii="Carlito" w:hAnsi="Carlito" w:cs="Carlito"/>
+          <w:b/>
+          <w:bCs/>
+          <w:color w:val="D86DCB" w:themeColor="accent5" w:themeTint="99"/>
+          <w:sz w:val="32"/>
+          <w:szCs w:val="32"/>
+        </w:rPr>
+      </w:pPr>
+      <w:proofErr w:type="spellStart"/>
+      <w:proofErr w:type="gramStart"/>
+      <w:r>
+        <w:rPr>
+          <w:rFonts w:ascii="Carlito" w:hAnsi="Carlito" w:cs="Carlito"/>
+          <w:b/>
+          <w:bCs/>
+          <w:color w:val="D86DCB" w:themeColor="accent5" w:themeTint="99"/>
+          <w:sz w:val="32"/>
+          <w:szCs w:val="32"/>
+        </w:rPr>
+        <w:t>dio.httpClientAdapter</w:t>
+      </w:r>
+      <w:proofErr w:type="spellEnd"/>
+      <w:proofErr w:type="gramEnd"/>
+      <w:r>
+        <w:rPr>
+          <w:rFonts w:ascii="Carlito" w:hAnsi="Carlito" w:cs="Carlito"/>
+          <w:b/>
+          <w:bCs/>
+          <w:color w:val="D86DCB" w:themeColor="accent5" w:themeTint="99"/>
+          <w:sz w:val="32"/>
+          <w:szCs w:val="32"/>
+        </w:rPr>
+        <w:t xml:space="preserve"> = </w:t>
+      </w:r>
+      <w:proofErr w:type="spellStart"/>
+      <w:r>
+        <w:rPr>
+          <w:rFonts w:ascii="Carlito" w:hAnsi="Carlito" w:cs="Carlito"/>
+          <w:b/>
+          <w:bCs/>
+          <w:color w:val="D86DCB" w:themeColor="accent5" w:themeTint="99"/>
+          <w:sz w:val="32"/>
+          <w:szCs w:val="32"/>
+        </w:rPr>
+        <w:t>MockAdapter</w:t>
+      </w:r>
+      <w:proofErr w:type="spellEnd"/>
+      <w:r>
+        <w:rPr>
+          <w:rFonts w:ascii="Carlito" w:hAnsi="Carlito" w:cs="Carlito"/>
+          <w:b/>
+          <w:bCs/>
+          <w:color w:val="D86DCB" w:themeColor="accent5" w:themeTint="99"/>
+          <w:sz w:val="32"/>
+          <w:szCs w:val="32"/>
+        </w:rPr>
+        <w:t>();</w:t>
+      </w:r>
+    </w:p>
+    <w:p>
+      <w:pPr>
+        <w:jc w:val="both"/>
+        <w:rPr>
+          <w:rFonts w:ascii="Carlito" w:hAnsi="Carlito" w:cs="Carlito"/>
+          <w:b/>
+          <w:bCs/>
+          <w:color w:val="D86DCB" w:themeColor="accent5" w:themeTint="99"/>
+          <w:sz w:val="32"/>
+          <w:szCs w:val="32"/>
+        </w:rPr>
+      </w:pPr>
+    </w:p>
+    <w:p>
+      <w:pPr>
+        <w:jc w:val="both"/>
+        <w:rPr>
+          <w:rFonts w:ascii="Carlito" w:hAnsi="Carlito" w:cs="Carlito"/>
+          <w:b/>
+          <w:bCs/>
+          <w:color w:val="D86DCB" w:themeColor="accent5" w:themeTint="99"/>
+          <w:sz w:val="32"/>
+          <w:szCs w:val="32"/>
+        </w:rPr>
+      </w:pPr>
+      <w:r>
+        <w:rPr>
+          <w:rFonts w:ascii="Carlito" w:hAnsi="Carlito" w:cs="Carlito"/>
+          <w:b/>
+          <w:bCs/>
+          <w:color w:val="D86DCB" w:themeColor="accent5" w:themeTint="99"/>
+          <w:sz w:val="32"/>
+          <w:szCs w:val="32"/>
+        </w:rPr>
+        <w:t xml:space="preserve">final response = await </w:t>
+      </w:r>
+      <w:proofErr w:type="spellStart"/>
+      <w:r>
+        <w:rPr>
+          <w:rFonts w:ascii="Carlito" w:hAnsi="Carlito" w:cs="Carlito"/>
+          <w:b/>
+          <w:bCs/>
+          <w:color w:val="D86DCB" w:themeColor="accent5" w:themeTint="99"/>
+          <w:sz w:val="32"/>
+          <w:szCs w:val="32"/>
+        </w:rPr>
+        <w:t>dio.get</w:t>
+      </w:r>
+      <w:proofErr w:type="spellEnd"/>
+      <w:r>
+        <w:rPr>
+          <w:rFonts w:ascii="Carlito" w:hAnsi="Carlito" w:cs="Carlito"/>
+          <w:b/>
+          <w:bCs/>
+          <w:color w:val="D86DCB" w:themeColor="accent5" w:themeTint="99"/>
+          <w:sz w:val="32"/>
+          <w:szCs w:val="32"/>
+        </w:rPr>
+        <w:t>('/movies/1');</w:t>
+      </w:r>
+    </w:p>
+    <w:p>
+      <w:pPr>
+        <w:jc w:val="both"/>
+        <w:rPr>
+          <w:rFonts w:ascii="Carlito" w:hAnsi="Carlito" w:cs="Carlito"/>
+          <w:b/>
+          <w:bCs/>
+          <w:color w:val="D86DCB" w:themeColor="accent5" w:themeTint="99"/>
+          <w:sz w:val="32"/>
+          <w:szCs w:val="32"/>
+        </w:rPr>
+      </w:pPr>
+      <w:r>
+        <w:rPr>
+          <w:rFonts w:ascii="Carlito" w:hAnsi="Carlito" w:cs="Carlito"/>
+          <w:b/>
+          <w:bCs/>
+          <w:color w:val="D86DCB" w:themeColor="accent5" w:themeTint="99"/>
+          <w:sz w:val="32"/>
+          <w:szCs w:val="32"/>
+        </w:rPr>
+        <w:t>print(</w:t>
+      </w:r>
+      <w:proofErr w:type="spellStart"/>
+      <w:r>
+        <w:rPr>
+          <w:rFonts w:ascii="Carlito" w:hAnsi="Carlito" w:cs="Carlito"/>
+          <w:b/>
+          <w:bCs/>
+          <w:color w:val="D86DCB" w:themeColor="accent5" w:themeTint="99"/>
+          <w:sz w:val="32"/>
+          <w:szCs w:val="32"/>
+        </w:rPr>
+        <w:t>response.data</w:t>
+      </w:r>
+      <w:proofErr w:type="spellEnd"/>
+      <w:r>
+        <w:rPr>
+          <w:rFonts w:ascii="Carlito" w:hAnsi="Carlito" w:cs="Carlito"/>
+          <w:b/>
+          <w:bCs/>
+          <w:color w:val="D86DCB" w:themeColor="accent5" w:themeTint="99"/>
+          <w:sz w:val="32"/>
+          <w:szCs w:val="32"/>
+        </w:rPr>
+        <w:t>); // {"id": 1, "title": "Fake Movie"}</w:t>
+      </w:r>
+      <w:r>
+        <w:rPr>
+          <w:rFonts w:ascii="Carlito" w:hAnsi="Carlito" w:cs="Carlito"/>
+          <w:b/>
+          <w:bCs/>
+          <w:color w:val="D86DCB" w:themeColor="accent5" w:themeTint="99"/>
+          <w:sz w:val="32"/>
+          <w:szCs w:val="32"/>
+        </w:rPr>
+        <w:t>,</w:t>
+      </w:r>
+      <w:r>
+        <w:rPr>
+          <w:rFonts w:ascii="Carlito" w:hAnsi="Carlito" w:cs="Carlito"/>
+          <w:b/>
+          <w:bCs/>
+          <w:color w:val="D86DCB" w:themeColor="accent5" w:themeTint="99"/>
+          <w:sz w:val="32"/>
+          <w:szCs w:val="32"/>
+        </w:rPr>
+        <w:t xml:space="preserve"> no real network call happened</w:t>
+      </w:r>
+    </w:p>
+    <w:p>
+      <w:pPr>
+        <w:jc w:val="both"/>
+        <w:rPr>
+          <w:rFonts w:ascii="Carlito" w:hAnsi="Carlito" w:cs="Carlito"/>
+          <w:sz w:val="32"/>
+          <w:szCs w:val="32"/>
+        </w:rPr>
+      </w:pPr>
+      <w:r>
+        <w:rPr>
+          <w:rFonts w:ascii="Carlito" w:hAnsi="Carlito" w:cs="Carlito"/>
+          <w:sz w:val="32"/>
+          <w:szCs w:val="32"/>
+        </w:rPr>
+        <w:t xml:space="preserve"># </w:t>
+      </w:r>
+      <w:r>
+        <w:rPr>
+          <w:rFonts w:ascii="Carlito" w:hAnsi="Carlito" w:cs="Carlito"/>
+          <w:sz w:val="32"/>
+          <w:szCs w:val="32"/>
+        </w:rPr>
+        <w:t xml:space="preserve">This is exactly what our </w:t>
+      </w:r>
+      <w:r>
+        <w:rPr>
+          <w:rFonts w:ascii="Carlito" w:hAnsi="Carlito" w:cs="Carlito"/>
+          <w:b/>
+          <w:bCs/>
+          <w:sz w:val="32"/>
+          <w:szCs w:val="32"/>
+        </w:rPr>
+        <w:t>_</w:t>
+      </w:r>
+      <w:proofErr w:type="spellStart"/>
+      <w:r>
+        <w:rPr>
+          <w:rFonts w:ascii="Carlito" w:hAnsi="Carlito" w:cs="Carlito"/>
+          <w:b/>
+          <w:bCs/>
+          <w:sz w:val="32"/>
+          <w:szCs w:val="32"/>
+        </w:rPr>
+        <w:t>refreshDio</w:t>
+      </w:r>
+      <w:proofErr w:type="spellEnd"/>
+      <w:r>
+        <w:rPr>
+          <w:rFonts w:ascii="Carlito" w:hAnsi="Carlito" w:cs="Carlito"/>
+          <w:sz w:val="32"/>
+          <w:szCs w:val="32"/>
+        </w:rPr>
+        <w:t xml:space="preserve"> </w:t>
+      </w:r>
+      <w:r>
+        <w:rPr>
+          <w:rFonts w:ascii="Carlito" w:hAnsi="Carlito" w:cs="Carlito"/>
+          <w:sz w:val="32"/>
+          <w:szCs w:val="32"/>
+        </w:rPr>
+        <w:t xml:space="preserve">from above in </w:t>
+      </w:r>
+      <w:proofErr w:type="spellStart"/>
+      <w:r>
+        <w:rPr>
+          <w:rFonts w:ascii="Carlito" w:hAnsi="Carlito" w:cs="Carlito"/>
+          <w:b/>
+          <w:bCs/>
+          <w:sz w:val="32"/>
+          <w:szCs w:val="32"/>
+        </w:rPr>
+        <w:t>TokenRefreshInterceptor</w:t>
+      </w:r>
+      <w:proofErr w:type="spellEnd"/>
+      <w:r>
+        <w:rPr>
+          <w:rFonts w:ascii="Carlito" w:hAnsi="Carlito" w:cs="Carlito"/>
+          <w:sz w:val="32"/>
+          <w:szCs w:val="32"/>
+        </w:rPr>
+        <w:t xml:space="preserve"> could be swapped with</w:t>
+      </w:r>
+      <w:r>
+        <w:rPr>
+          <w:rFonts w:ascii="Carlito" w:hAnsi="Carlito" w:cs="Carlito"/>
+          <w:sz w:val="32"/>
+          <w:szCs w:val="32"/>
+        </w:rPr>
+        <w:t xml:space="preserve"> a mock adapter</w:t>
+      </w:r>
+      <w:r>
+        <w:rPr>
+          <w:rFonts w:ascii="Carlito" w:hAnsi="Carlito" w:cs="Carlito"/>
+          <w:sz w:val="32"/>
+          <w:szCs w:val="32"/>
+        </w:rPr>
+        <w:t xml:space="preserve"> in a unit test</w:t>
+      </w:r>
+      <w:r>
+        <w:rPr>
+          <w:rFonts w:ascii="Carlito" w:hAnsi="Carlito" w:cs="Carlito"/>
+          <w:sz w:val="32"/>
+          <w:szCs w:val="32"/>
+        </w:rPr>
+        <w:t xml:space="preserve">. </w:t>
+      </w:r>
+      <w:r>
+        <w:rPr>
+          <w:rFonts w:ascii="Carlito" w:hAnsi="Carlito" w:cs="Carlito"/>
+          <w:sz w:val="32"/>
+          <w:szCs w:val="32"/>
+        </w:rPr>
+        <w:t xml:space="preserve"> </w:t>
+      </w:r>
+      <w:r>
+        <w:rPr>
+          <w:rFonts w:ascii="Carlito" w:hAnsi="Carlito" w:cs="Carlito"/>
+          <w:sz w:val="32"/>
+          <w:szCs w:val="32"/>
+        </w:rPr>
+        <w:t>I</w:t>
+      </w:r>
+      <w:r>
+        <w:rPr>
+          <w:rFonts w:ascii="Carlito" w:hAnsi="Carlito" w:cs="Carlito"/>
+          <w:sz w:val="32"/>
+          <w:szCs w:val="32"/>
+        </w:rPr>
+        <w:t>nject a</w:t>
+      </w:r>
+      <w:r>
+        <w:rPr>
+          <w:rFonts w:ascii="Carlito" w:hAnsi="Carlito" w:cs="Carlito"/>
+          <w:b/>
+          <w:bCs/>
+          <w:sz w:val="32"/>
+          <w:szCs w:val="32"/>
+        </w:rPr>
+        <w:t xml:space="preserve"> M</w:t>
+      </w:r>
+      <w:proofErr w:type="spellStart"/>
+      <w:r>
+        <w:rPr>
+          <w:rFonts w:ascii="Carlito" w:hAnsi="Carlito" w:cs="Carlito"/>
+          <w:b/>
+          <w:bCs/>
+          <w:sz w:val="32"/>
+          <w:szCs w:val="32"/>
+        </w:rPr>
+        <w:t>ockAdapter</w:t>
+      </w:r>
+      <w:proofErr w:type="spellEnd"/>
+      <w:r>
+        <w:rPr>
+          <w:rFonts w:ascii="Carlito" w:hAnsi="Carlito" w:cs="Carlito"/>
+          <w:sz w:val="32"/>
+          <w:szCs w:val="32"/>
+        </w:rPr>
+        <w:t xml:space="preserve"> so </w:t>
+      </w:r>
+      <w:r>
+        <w:rPr>
+          <w:rFonts w:ascii="Carlito" w:hAnsi="Carlito" w:cs="Carlito"/>
+          <w:sz w:val="32"/>
+          <w:szCs w:val="32"/>
+        </w:rPr>
+        <w:t>we</w:t>
+      </w:r>
+      <w:r>
+        <w:rPr>
+          <w:rFonts w:ascii="Carlito" w:hAnsi="Carlito" w:cs="Carlito"/>
+          <w:sz w:val="32"/>
+          <w:szCs w:val="32"/>
+        </w:rPr>
+        <w:t xml:space="preserve"> can test "does refresh-and-retry logic work correctly" without a real backend, and without flaky network dependency in our test suite</w:t>
+      </w:r>
+    </w:p>
+    <w:p>
+      <w:pPr>
+        <w:jc w:val="both"/>
+        <w:rPr>
+          <w:rFonts w:ascii="Carlito" w:hAnsi="Carlito" w:cs="Carlito"/>
+          <w:sz w:val="32"/>
+          <w:szCs w:val="32"/>
+        </w:rPr>
+      </w:pPr>
+    </w:p>
+    <w:p>
+      <w:pPr>
+        <w:jc w:val="both"/>
+        <w:rPr>
+          <w:rFonts w:ascii="Carlito" w:hAnsi="Carlito" w:cs="Carlito"/>
+          <w:sz w:val="32"/>
+          <w:szCs w:val="32"/>
+        </w:rPr>
+      </w:pPr>
+    </w:p>
+    <w:p>
+      <w:pPr>
+        <w:jc w:val="both"/>
+        <w:rPr>
+          <w:rFonts w:ascii="Carlito" w:hAnsi="Carlito" w:cs="Carlito"/>
+          <w:sz w:val="32"/>
+          <w:szCs w:val="32"/>
+        </w:rPr>
+      </w:pPr>
+      <w:r>
+        <w:rPr>
+          <w:rFonts w:ascii="Carlito" w:hAnsi="Carlito" w:cs="Carlito"/>
+          <w:sz w:val="32"/>
+          <w:szCs w:val="32"/>
+        </w:rPr>
+        <w:t>How Retrofit Wires In:</w:t>
+      </w:r>
+    </w:p>
+    <w:p>
+      <w:pPr>
+        <w:jc w:val="both"/>
+        <w:rPr>
+          <w:rFonts w:ascii="Carlito" w:hAnsi="Carlito" w:cs="Carlito"/>
+          <w:sz w:val="32"/>
+          <w:szCs w:val="32"/>
+        </w:rPr>
+      </w:pPr>
+      <w:r>
+        <w:rPr>
+          <w:rFonts w:ascii="Carlito" w:hAnsi="Carlito" w:cs="Carlito"/>
+          <w:sz w:val="32"/>
+          <w:szCs w:val="32"/>
+        </w:rPr>
+        <w:lastRenderedPageBreak/>
+        <w:t xml:space="preserve"># </w:t>
+      </w:r>
+      <w:r>
+        <w:rPr>
+          <w:rFonts w:ascii="Carlito" w:hAnsi="Carlito" w:cs="Carlito"/>
+          <w:sz w:val="32"/>
+          <w:szCs w:val="32"/>
+        </w:rPr>
+        <w:t>Retrofit for Dio is a code generator</w:t>
+      </w:r>
+      <w:r>
+        <w:rPr>
+          <w:rFonts w:ascii="Carlito" w:hAnsi="Carlito" w:cs="Carlito"/>
+          <w:sz w:val="32"/>
+          <w:szCs w:val="32"/>
+        </w:rPr>
+        <w:t>.</w:t>
+      </w:r>
+      <w:r>
+        <w:rPr>
+          <w:rFonts w:ascii="Carlito" w:hAnsi="Carlito" w:cs="Carlito"/>
+          <w:sz w:val="32"/>
+          <w:szCs w:val="32"/>
+        </w:rPr>
+        <w:t xml:space="preserve"> </w:t>
+      </w:r>
+      <w:r>
+        <w:rPr>
+          <w:rFonts w:ascii="Carlito" w:hAnsi="Carlito" w:cs="Carlito"/>
+          <w:sz w:val="32"/>
+          <w:szCs w:val="32"/>
+        </w:rPr>
+        <w:t>We</w:t>
+      </w:r>
+      <w:r>
+        <w:rPr>
+          <w:rFonts w:ascii="Carlito" w:hAnsi="Carlito" w:cs="Carlito"/>
+          <w:sz w:val="32"/>
+          <w:szCs w:val="32"/>
+        </w:rPr>
+        <w:t xml:space="preserve"> write an abstract class with annotated methods (</w:t>
+      </w:r>
+      <w:r>
+        <w:rPr>
+          <w:rFonts w:ascii="Carlito" w:hAnsi="Carlito" w:cs="Carlito"/>
+          <w:b/>
+          <w:bCs/>
+          <w:sz w:val="32"/>
+          <w:szCs w:val="32"/>
+        </w:rPr>
+        <w:t>@GET('/movies')</w:t>
+      </w:r>
+      <w:r>
+        <w:rPr>
+          <w:rFonts w:ascii="Carlito" w:hAnsi="Carlito" w:cs="Carlito"/>
+          <w:sz w:val="32"/>
+          <w:szCs w:val="32"/>
+        </w:rPr>
+        <w:t xml:space="preserve">), and it generates the Dio calls for </w:t>
+      </w:r>
+      <w:r>
+        <w:rPr>
+          <w:rFonts w:ascii="Carlito" w:hAnsi="Carlito" w:cs="Carlito"/>
+          <w:sz w:val="32"/>
+          <w:szCs w:val="32"/>
+        </w:rPr>
+        <w:t>us</w:t>
+      </w:r>
+    </w:p>
+    <w:p>
+      <w:pPr>
+        <w:jc w:val="both"/>
+        <w:rPr>
+          <w:rFonts w:ascii="Carlito" w:hAnsi="Carlito" w:cs="Carlito"/>
+          <w:sz w:val="32"/>
+          <w:szCs w:val="32"/>
+        </w:rPr>
+      </w:pPr>
+      <w:r>
+        <w:rPr>
+          <w:rFonts w:ascii="Carlito" w:hAnsi="Carlito" w:cs="Carlito"/>
+          <w:sz w:val="32"/>
+          <w:szCs w:val="32"/>
+        </w:rPr>
+        <w:t xml:space="preserve"># </w:t>
+      </w:r>
+      <w:r>
+        <w:rPr>
+          <w:rFonts w:ascii="Carlito" w:hAnsi="Carlito" w:cs="Carlito"/>
+          <w:sz w:val="32"/>
+          <w:szCs w:val="32"/>
+        </w:rPr>
+        <w:t>Under the hood, it's still just calling</w:t>
+      </w:r>
+      <w:r>
+        <w:rPr>
+          <w:rFonts w:ascii="Carlito" w:hAnsi="Carlito" w:cs="Carlito"/>
+          <w:b/>
+          <w:bCs/>
+          <w:sz w:val="32"/>
+          <w:szCs w:val="32"/>
+        </w:rPr>
+        <w:t xml:space="preserve"> </w:t>
+      </w:r>
+      <w:proofErr w:type="spellStart"/>
+      <w:proofErr w:type="gramStart"/>
+      <w:r>
+        <w:rPr>
+          <w:rFonts w:ascii="Carlito" w:hAnsi="Carlito" w:cs="Carlito"/>
+          <w:b/>
+          <w:bCs/>
+          <w:sz w:val="32"/>
+          <w:szCs w:val="32"/>
+        </w:rPr>
+        <w:t>dio.fetch</w:t>
+      </w:r>
+      <w:proofErr w:type="spellEnd"/>
+      <w:proofErr w:type="gramEnd"/>
+      <w:r>
+        <w:rPr>
+          <w:rFonts w:ascii="Carlito" w:hAnsi="Carlito" w:cs="Carlito"/>
+          <w:b/>
+          <w:bCs/>
+          <w:sz w:val="32"/>
+          <w:szCs w:val="32"/>
+        </w:rPr>
+        <w:t xml:space="preserve">() </w:t>
+      </w:r>
+      <w:r>
+        <w:rPr>
+          <w:rFonts w:ascii="Carlito" w:hAnsi="Carlito" w:cs="Carlito"/>
+          <w:sz w:val="32"/>
+          <w:szCs w:val="32"/>
+        </w:rPr>
+        <w:t xml:space="preserve">with a </w:t>
+      </w:r>
+      <w:proofErr w:type="spellStart"/>
+      <w:r>
+        <w:rPr>
+          <w:rFonts w:ascii="Carlito" w:hAnsi="Carlito" w:cs="Carlito"/>
+          <w:b/>
+          <w:bCs/>
+          <w:sz w:val="32"/>
+          <w:szCs w:val="32"/>
+        </w:rPr>
+        <w:t>RequestOptions</w:t>
+      </w:r>
+      <w:proofErr w:type="spellEnd"/>
+      <w:r>
+        <w:rPr>
+          <w:rFonts w:ascii="Carlito" w:hAnsi="Carlito" w:cs="Carlito"/>
+          <w:sz w:val="32"/>
+          <w:szCs w:val="32"/>
+        </w:rPr>
+        <w:t xml:space="preserve"> it builds from our annotations</w:t>
+      </w:r>
+      <w:r>
+        <w:rPr>
+          <w:rFonts w:ascii="Carlito" w:hAnsi="Carlito" w:cs="Carlito"/>
+          <w:sz w:val="32"/>
+          <w:szCs w:val="32"/>
+        </w:rPr>
+        <w:t>. S</w:t>
+      </w:r>
+      <w:r>
+        <w:rPr>
+          <w:rFonts w:ascii="Carlito" w:hAnsi="Carlito" w:cs="Carlito"/>
+          <w:sz w:val="32"/>
+          <w:szCs w:val="32"/>
+        </w:rPr>
+        <w:t xml:space="preserve">ame core method from </w:t>
+      </w:r>
+      <w:proofErr w:type="spellStart"/>
+      <w:r>
+        <w:rPr>
+          <w:rFonts w:ascii="Carlito" w:hAnsi="Carlito" w:cs="Carlito"/>
+          <w:b/>
+          <w:bCs/>
+          <w:sz w:val="32"/>
+          <w:szCs w:val="32"/>
+        </w:rPr>
+        <w:t>TokenRefreshInterceptor</w:t>
+      </w:r>
+      <w:r>
+        <w:rPr>
+          <w:rFonts w:ascii="Carlito" w:hAnsi="Carlito" w:cs="Carlito"/>
+          <w:sz w:val="32"/>
+          <w:szCs w:val="32"/>
+        </w:rPr>
+        <w:t>.</w:t>
+      </w:r>
+      <w:proofErr w:type="spellEnd"/>
+    </w:p>
+    <w:p>
+      <w:pPr>
+        <w:jc w:val="both"/>
+        <w:rPr>
+          <w:rFonts w:ascii="Carlito" w:hAnsi="Carlito" w:cs="Carlito"/>
+          <w:sz w:val="32"/>
+          <w:szCs w:val="32"/>
+        </w:rPr>
+      </w:pPr>
+      <w:r>
+        <w:rPr>
+          <w:rFonts w:ascii="Carlito" w:hAnsi="Carlito" w:cs="Carlito"/>
+          <w:sz w:val="32"/>
+          <w:szCs w:val="32"/>
+        </w:rPr>
+        <w:t xml:space="preserve"># </w:t>
+      </w:r>
+      <w:r>
+        <w:rPr>
+          <w:rFonts w:ascii="Carlito" w:hAnsi="Carlito" w:cs="Carlito"/>
+          <w:sz w:val="32"/>
+          <w:szCs w:val="32"/>
+        </w:rPr>
+        <w:t>It relies on Dio's transformer to decode the JSON response into the Dart model classes it generates parsing code for.</w:t>
+      </w:r>
+      <w:r>
+        <w:rPr>
+          <w:rFonts w:ascii="Carlito" w:hAnsi="Carlito" w:cs="Carlito"/>
+          <w:sz w:val="32"/>
+          <w:szCs w:val="32"/>
+        </w:rPr>
+        <w:t xml:space="preserve"> </w:t>
+      </w:r>
+      <w:r>
+        <w:rPr>
+          <w:rFonts w:ascii="Carlito" w:hAnsi="Carlito" w:cs="Carlito"/>
+          <w:sz w:val="32"/>
+          <w:szCs w:val="32"/>
+        </w:rPr>
+        <w:t>I</w:t>
+      </w:r>
+      <w:r>
+        <w:rPr>
+          <w:rFonts w:ascii="Carlito" w:hAnsi="Carlito" w:cs="Carlito"/>
+          <w:sz w:val="32"/>
+          <w:szCs w:val="32"/>
+        </w:rPr>
+        <w:t>ts</w:t>
+      </w:r>
+      <w:r>
+        <w:rPr>
+          <w:rFonts w:ascii="Carlito" w:hAnsi="Carlito" w:cs="Carlito"/>
+          <w:sz w:val="32"/>
+          <w:szCs w:val="32"/>
+        </w:rPr>
+        <w:t xml:space="preserve"> automation built entirely on top of what </w:t>
+      </w:r>
+      <w:r>
+        <w:rPr>
+          <w:rFonts w:ascii="Carlito" w:hAnsi="Carlito" w:cs="Carlito"/>
+          <w:sz w:val="32"/>
+          <w:szCs w:val="32"/>
+        </w:rPr>
+        <w:t>we</w:t>
+      </w:r>
+      <w:r>
+        <w:rPr>
+          <w:rFonts w:ascii="Carlito" w:hAnsi="Carlito" w:cs="Carlito"/>
+          <w:sz w:val="32"/>
+          <w:szCs w:val="32"/>
+        </w:rPr>
+        <w:t xml:space="preserve"> now already understand</w:t>
+      </w:r>
+    </w:p>
+    <w:p>
+      <w:pPr>
+        <w:jc w:val="both"/>
+        <w:rPr>
+          <w:rFonts w:ascii="Carlito" w:hAnsi="Carlito" w:cs="Carlito"/>
+          <w:sz w:val="32"/>
+          <w:szCs w:val="32"/>
+        </w:rPr>
+      </w:pPr>
+    </w:p>
+    <w:p>
+      <w:pPr>
+        <w:jc w:val="both"/>
+        <w:rPr>
+          <w:rFonts w:ascii="Carlito" w:hAnsi="Carlito" w:cs="Carlito"/>
+          <w:sz w:val="32"/>
+          <w:szCs w:val="32"/>
+        </w:rPr>
+      </w:pPr>
+    </w:p>
+    <w:p>
+      <w:pPr>
+        <w:jc w:val="both"/>
+        <w:rPr>
+          <w:rFonts w:ascii="Carlito" w:hAnsi="Carlito" w:cs="Carlito"/>
+          <w:sz w:val="32"/>
+          <w:szCs w:val="32"/>
+        </w:rPr>
+      </w:pPr>
+      <w:r>
+        <w:rPr>
+          <w:rFonts w:ascii="Carlito" w:hAnsi="Carlito" w:cs="Carlito"/>
+          <w:sz w:val="32"/>
+          <w:szCs w:val="32"/>
+        </w:rPr>
+        <w:t>Common Mistakes:</w:t>
+      </w:r>
+    </w:p>
+    <w:p>
+      <w:pPr>
+        <w:jc w:val="both"/>
+        <w:rPr>
+          <w:rFonts w:ascii="Carlito" w:hAnsi="Carlito" w:cs="Carlito"/>
+          <w:b/>
+          <w:bCs/>
+          <w:sz w:val="32"/>
+          <w:szCs w:val="32"/>
+        </w:rPr>
+      </w:pPr>
+      <w:r>
+        <w:rPr>
+          <w:rFonts w:ascii="Carlito" w:hAnsi="Carlito" w:cs="Carlito"/>
+          <w:sz w:val="32"/>
+          <w:szCs w:val="32"/>
+        </w:rPr>
+        <w:t xml:space="preserve"># </w:t>
+      </w:r>
+      <w:r>
+        <w:rPr>
+          <w:rFonts w:ascii="Carlito" w:hAnsi="Carlito" w:cs="Carlito"/>
+          <w:b/>
+          <w:bCs/>
+          <w:sz w:val="32"/>
+          <w:szCs w:val="32"/>
+        </w:rPr>
+        <w:t>Mistake-1</w:t>
+      </w:r>
+      <w:r>
+        <w:rPr>
+          <w:rFonts w:ascii="Carlito" w:hAnsi="Carlito" w:cs="Carlito"/>
+          <w:sz w:val="32"/>
+          <w:szCs w:val="32"/>
+        </w:rPr>
+        <w:t xml:space="preserve">, </w:t>
+      </w:r>
+      <w:r>
+        <w:rPr>
+          <w:rFonts w:ascii="Carlito" w:hAnsi="Carlito" w:cs="Carlito"/>
+          <w:sz w:val="32"/>
+          <w:szCs w:val="32"/>
+        </w:rPr>
+        <w:t xml:space="preserve">Writing a custom transformer from scratch instead of extending </w:t>
+      </w:r>
+      <w:proofErr w:type="spellStart"/>
+      <w:r>
+        <w:rPr>
+          <w:rFonts w:ascii="Carlito" w:hAnsi="Carlito" w:cs="Carlito"/>
+          <w:b/>
+          <w:bCs/>
+          <w:sz w:val="32"/>
+          <w:szCs w:val="32"/>
+        </w:rPr>
+        <w:t>BackgroundTransformer</w:t>
+      </w:r>
+      <w:proofErr w:type="spellEnd"/>
+    </w:p>
+    <w:p>
+      <w:pPr>
+        <w:jc w:val="both"/>
+        <w:rPr>
+          <w:rFonts w:ascii="Carlito" w:hAnsi="Carlito" w:cs="Carlito"/>
+          <w:b/>
+          <w:bCs/>
+          <w:color w:val="D86DCB" w:themeColor="accent5" w:themeTint="99"/>
+          <w:sz w:val="32"/>
+          <w:szCs w:val="32"/>
+        </w:rPr>
+      </w:pPr>
+      <w:r>
+        <w:rPr>
+          <w:rFonts w:ascii="Carlito" w:hAnsi="Carlito" w:cs="Carlito"/>
+          <w:b/>
+          <w:bCs/>
+          <w:color w:val="D86DCB" w:themeColor="accent5" w:themeTint="99"/>
+          <w:sz w:val="32"/>
+          <w:szCs w:val="32"/>
+        </w:rPr>
+        <w:t>// Risky</w:t>
+      </w:r>
+      <w:r>
+        <w:rPr>
+          <w:rFonts w:ascii="Carlito" w:hAnsi="Carlito" w:cs="Carlito"/>
+          <w:b/>
+          <w:bCs/>
+          <w:color w:val="D86DCB" w:themeColor="accent5" w:themeTint="99"/>
+          <w:sz w:val="32"/>
+          <w:szCs w:val="32"/>
+        </w:rPr>
+        <w:t>, we</w:t>
+      </w:r>
+      <w:r>
+        <w:rPr>
+          <w:rFonts w:ascii="Carlito" w:hAnsi="Carlito" w:cs="Carlito"/>
+          <w:b/>
+          <w:bCs/>
+          <w:color w:val="D86DCB" w:themeColor="accent5" w:themeTint="99"/>
+          <w:sz w:val="32"/>
+          <w:szCs w:val="32"/>
+        </w:rPr>
+        <w:t xml:space="preserve"> lose the isolate-based parsing for large payloads,</w:t>
+      </w:r>
+    </w:p>
+    <w:p>
+      <w:pPr>
+        <w:jc w:val="both"/>
+        <w:rPr>
+          <w:rFonts w:ascii="Carlito" w:hAnsi="Carlito" w:cs="Carlito"/>
+          <w:b/>
+          <w:bCs/>
+          <w:color w:val="D86DCB" w:themeColor="accent5" w:themeTint="99"/>
+          <w:sz w:val="32"/>
+          <w:szCs w:val="32"/>
+        </w:rPr>
+      </w:pPr>
+      <w:r>
+        <w:rPr>
+          <w:rFonts w:ascii="Carlito" w:hAnsi="Carlito" w:cs="Carlito"/>
+          <w:b/>
+          <w:bCs/>
+          <w:color w:val="D86DCB" w:themeColor="accent5" w:themeTint="99"/>
+          <w:sz w:val="32"/>
+          <w:szCs w:val="32"/>
+        </w:rPr>
+        <w:t>// and have to reimplement correct behavior yourself</w:t>
+      </w:r>
+    </w:p>
+    <w:p>
+      <w:pPr>
+        <w:jc w:val="both"/>
+        <w:rPr>
+          <w:rFonts w:ascii="Carlito" w:hAnsi="Carlito" w:cs="Carlito"/>
+          <w:b/>
+          <w:bCs/>
+          <w:color w:val="D86DCB" w:themeColor="accent5" w:themeTint="99"/>
+          <w:sz w:val="32"/>
+          <w:szCs w:val="32"/>
+        </w:rPr>
+      </w:pPr>
+      <w:r>
+        <w:rPr>
+          <w:rFonts w:ascii="Carlito" w:hAnsi="Carlito" w:cs="Carlito"/>
+          <w:b/>
+          <w:bCs/>
+          <w:color w:val="D86DCB" w:themeColor="accent5" w:themeTint="99"/>
+          <w:sz w:val="32"/>
+          <w:szCs w:val="32"/>
+        </w:rPr>
+        <w:t xml:space="preserve">class </w:t>
+      </w:r>
+      <w:proofErr w:type="spellStart"/>
+      <w:r>
+        <w:rPr>
+          <w:rFonts w:ascii="Carlito" w:hAnsi="Carlito" w:cs="Carlito"/>
+          <w:b/>
+          <w:bCs/>
+          <w:color w:val="D86DCB" w:themeColor="accent5" w:themeTint="99"/>
+          <w:sz w:val="32"/>
+          <w:szCs w:val="32"/>
+        </w:rPr>
+        <w:t>MyTransformer</w:t>
+      </w:r>
+      <w:proofErr w:type="spellEnd"/>
+      <w:r>
+        <w:rPr>
+          <w:rFonts w:ascii="Carlito" w:hAnsi="Carlito" w:cs="Carlito"/>
+          <w:b/>
+          <w:bCs/>
+          <w:color w:val="D86DCB" w:themeColor="accent5" w:themeTint="99"/>
+          <w:sz w:val="32"/>
+          <w:szCs w:val="32"/>
+        </w:rPr>
+        <w:t xml:space="preserve"> extends Transformer </w:t>
+      </w:r>
+      <w:proofErr w:type="gramStart"/>
+      <w:r>
+        <w:rPr>
+          <w:rFonts w:ascii="Carlito" w:hAnsi="Carlito" w:cs="Carlito"/>
+          <w:b/>
+          <w:bCs/>
+          <w:color w:val="D86DCB" w:themeColor="accent5" w:themeTint="99"/>
+          <w:sz w:val="32"/>
+          <w:szCs w:val="32"/>
+        </w:rPr>
+        <w:t>{ ...</w:t>
+      </w:r>
+      <w:proofErr w:type="gramEnd"/>
+      <w:r>
+        <w:rPr>
+          <w:rFonts w:ascii="Carlito" w:hAnsi="Carlito" w:cs="Carlito"/>
+          <w:b/>
+          <w:bCs/>
+          <w:color w:val="D86DCB" w:themeColor="accent5" w:themeTint="99"/>
+          <w:sz w:val="32"/>
+          <w:szCs w:val="32"/>
+        </w:rPr>
+        <w:t xml:space="preserve"> }</w:t>
+      </w:r>
+    </w:p>
+    <w:p>
+      <w:pPr>
+        <w:jc w:val="both"/>
+        <w:rPr>
+          <w:rFonts w:ascii="Carlito" w:hAnsi="Carlito" w:cs="Carlito"/>
+          <w:b/>
+          <w:bCs/>
+          <w:color w:val="D86DCB" w:themeColor="accent5" w:themeTint="99"/>
+          <w:sz w:val="32"/>
+          <w:szCs w:val="32"/>
+        </w:rPr>
+      </w:pPr>
+      <w:r>
+        <w:rPr>
+          <w:rFonts w:ascii="Carlito" w:hAnsi="Carlito" w:cs="Carlito"/>
+          <w:b/>
+          <w:bCs/>
+          <w:color w:val="D86DCB" w:themeColor="accent5" w:themeTint="99"/>
+          <w:sz w:val="32"/>
+          <w:szCs w:val="32"/>
+        </w:rPr>
+        <w:t>// Safer</w:t>
+      </w:r>
+      <w:r>
+        <w:rPr>
+          <w:rFonts w:ascii="Carlito" w:hAnsi="Carlito" w:cs="Carlito"/>
+          <w:b/>
+          <w:bCs/>
+          <w:color w:val="D86DCB" w:themeColor="accent5" w:themeTint="99"/>
+          <w:sz w:val="32"/>
+          <w:szCs w:val="32"/>
+        </w:rPr>
+        <w:t>,</w:t>
+      </w:r>
+      <w:r>
+        <w:rPr>
+          <w:rFonts w:ascii="Carlito" w:hAnsi="Carlito" w:cs="Carlito"/>
+          <w:b/>
+          <w:bCs/>
+          <w:color w:val="D86DCB" w:themeColor="accent5" w:themeTint="99"/>
+          <w:sz w:val="32"/>
+          <w:szCs w:val="32"/>
+        </w:rPr>
+        <w:t xml:space="preserve"> </w:t>
+      </w:r>
+      <w:r>
+        <w:rPr>
+          <w:rFonts w:ascii="Carlito" w:hAnsi="Carlito" w:cs="Carlito"/>
+          <w:b/>
+          <w:bCs/>
+          <w:color w:val="D86DCB" w:themeColor="accent5" w:themeTint="99"/>
+          <w:sz w:val="32"/>
+          <w:szCs w:val="32"/>
+        </w:rPr>
+        <w:t>we</w:t>
+      </w:r>
+      <w:r>
+        <w:rPr>
+          <w:rFonts w:ascii="Carlito" w:hAnsi="Carlito" w:cs="Carlito"/>
+          <w:b/>
+          <w:bCs/>
+          <w:color w:val="D86DCB" w:themeColor="accent5" w:themeTint="99"/>
+          <w:sz w:val="32"/>
+          <w:szCs w:val="32"/>
+        </w:rPr>
+        <w:t xml:space="preserve"> keep the good defaults, add only what </w:t>
+      </w:r>
+      <w:r>
+        <w:rPr>
+          <w:rFonts w:ascii="Carlito" w:hAnsi="Carlito" w:cs="Carlito"/>
+          <w:b/>
+          <w:bCs/>
+          <w:color w:val="D86DCB" w:themeColor="accent5" w:themeTint="99"/>
+          <w:sz w:val="32"/>
+          <w:szCs w:val="32"/>
+        </w:rPr>
+        <w:t>we</w:t>
+      </w:r>
+      <w:r>
+        <w:rPr>
+          <w:rFonts w:ascii="Carlito" w:hAnsi="Carlito" w:cs="Carlito"/>
+          <w:b/>
+          <w:bCs/>
+          <w:color w:val="D86DCB" w:themeColor="accent5" w:themeTint="99"/>
+          <w:sz w:val="32"/>
+          <w:szCs w:val="32"/>
+        </w:rPr>
+        <w:t xml:space="preserve"> need</w:t>
+      </w:r>
+    </w:p>
+    <w:p>
+      <w:pPr>
+        <w:jc w:val="both"/>
+        <w:rPr>
+          <w:rFonts w:ascii="Carlito" w:hAnsi="Carlito" w:cs="Carlito"/>
+          <w:b/>
+          <w:bCs/>
+          <w:color w:val="D86DCB" w:themeColor="accent5" w:themeTint="99"/>
+          <w:sz w:val="32"/>
+          <w:szCs w:val="32"/>
+        </w:rPr>
+      </w:pPr>
+      <w:r>
+        <w:rPr>
+          <w:rFonts w:ascii="Carlito" w:hAnsi="Carlito" w:cs="Carlito"/>
+          <w:b/>
+          <w:bCs/>
+          <w:color w:val="D86DCB" w:themeColor="accent5" w:themeTint="99"/>
+          <w:sz w:val="32"/>
+          <w:szCs w:val="32"/>
+        </w:rPr>
+        <w:t xml:space="preserve">class </w:t>
+      </w:r>
+      <w:proofErr w:type="spellStart"/>
+      <w:r>
+        <w:rPr>
+          <w:rFonts w:ascii="Carlito" w:hAnsi="Carlito" w:cs="Carlito"/>
+          <w:b/>
+          <w:bCs/>
+          <w:color w:val="D86DCB" w:themeColor="accent5" w:themeTint="99"/>
+          <w:sz w:val="32"/>
+          <w:szCs w:val="32"/>
+        </w:rPr>
+        <w:t>MyTransformer</w:t>
+      </w:r>
+      <w:proofErr w:type="spellEnd"/>
+      <w:r>
+        <w:rPr>
+          <w:rFonts w:ascii="Carlito" w:hAnsi="Carlito" w:cs="Carlito"/>
+          <w:b/>
+          <w:bCs/>
+          <w:color w:val="D86DCB" w:themeColor="accent5" w:themeTint="99"/>
+          <w:sz w:val="32"/>
+          <w:szCs w:val="32"/>
+        </w:rPr>
+        <w:t xml:space="preserve"> extends </w:t>
+      </w:r>
+      <w:proofErr w:type="spellStart"/>
+      <w:r>
+        <w:rPr>
+          <w:rFonts w:ascii="Carlito" w:hAnsi="Carlito" w:cs="Carlito"/>
+          <w:b/>
+          <w:bCs/>
+          <w:color w:val="D86DCB" w:themeColor="accent5" w:themeTint="99"/>
+          <w:sz w:val="32"/>
+          <w:szCs w:val="32"/>
+        </w:rPr>
+        <w:t>BackgroundTransformer</w:t>
+      </w:r>
+      <w:proofErr w:type="spellEnd"/>
+      <w:r>
+        <w:rPr>
+          <w:rFonts w:ascii="Carlito" w:hAnsi="Carlito" w:cs="Carlito"/>
+          <w:b/>
+          <w:bCs/>
+          <w:color w:val="D86DCB" w:themeColor="accent5" w:themeTint="99"/>
+          <w:sz w:val="32"/>
+          <w:szCs w:val="32"/>
+        </w:rPr>
+        <w:t xml:space="preserve"> </w:t>
+      </w:r>
+      <w:proofErr w:type="gramStart"/>
+      <w:r>
+        <w:rPr>
+          <w:rFonts w:ascii="Carlito" w:hAnsi="Carlito" w:cs="Carlito"/>
+          <w:b/>
+          <w:bCs/>
+          <w:color w:val="D86DCB" w:themeColor="accent5" w:themeTint="99"/>
+          <w:sz w:val="32"/>
+          <w:szCs w:val="32"/>
+        </w:rPr>
+        <w:t>{ ...</w:t>
+      </w:r>
+      <w:proofErr w:type="gramEnd"/>
+      <w:r>
+        <w:rPr>
+          <w:rFonts w:ascii="Carlito" w:hAnsi="Carlito" w:cs="Carlito"/>
+          <w:b/>
+          <w:bCs/>
+          <w:color w:val="D86DCB" w:themeColor="accent5" w:themeTint="99"/>
+          <w:sz w:val="32"/>
+          <w:szCs w:val="32"/>
+        </w:rPr>
+        <w:t xml:space="preserve"> }</w:t>
+      </w:r>
+    </w:p>
+    <w:p>
+      <w:pPr>
+        <w:jc w:val="both"/>
+        <w:rPr>
+          <w:rFonts w:ascii="Carlito" w:hAnsi="Carlito" w:cs="Carlito"/>
+          <w:sz w:val="32"/>
+          <w:szCs w:val="32"/>
+        </w:rPr>
+      </w:pPr>
+      <w:r>
+        <w:rPr>
+          <w:rFonts w:ascii="Carlito" w:hAnsi="Carlito" w:cs="Carlito"/>
+          <w:sz w:val="32"/>
+          <w:szCs w:val="32"/>
+        </w:rPr>
+        <w:t xml:space="preserve"># </w:t>
+      </w:r>
+      <w:r>
+        <w:rPr>
+          <w:rFonts w:ascii="Carlito" w:hAnsi="Carlito" w:cs="Carlito"/>
+          <w:b/>
+          <w:bCs/>
+          <w:sz w:val="32"/>
+          <w:szCs w:val="32"/>
+        </w:rPr>
+        <w:t>Mistake-2</w:t>
+      </w:r>
+      <w:r>
+        <w:rPr>
+          <w:rFonts w:ascii="Carlito" w:hAnsi="Carlito" w:cs="Carlito"/>
+          <w:sz w:val="32"/>
+          <w:szCs w:val="32"/>
+        </w:rPr>
+        <w:t xml:space="preserve">, </w:t>
+      </w:r>
+      <w:r>
+        <w:rPr>
+          <w:rFonts w:ascii="Carlito" w:hAnsi="Carlito" w:cs="Carlito"/>
+          <w:sz w:val="32"/>
+          <w:szCs w:val="32"/>
+        </w:rPr>
+        <w:t xml:space="preserve">Using a custom </w:t>
+      </w:r>
+      <w:proofErr w:type="spellStart"/>
+      <w:r>
+        <w:rPr>
+          <w:rFonts w:ascii="Carlito" w:hAnsi="Carlito" w:cs="Carlito"/>
+          <w:b/>
+          <w:bCs/>
+          <w:sz w:val="32"/>
+          <w:szCs w:val="32"/>
+        </w:rPr>
+        <w:t>HttpClientAdapter</w:t>
+      </w:r>
+      <w:proofErr w:type="spellEnd"/>
+      <w:r>
+        <w:rPr>
+          <w:rFonts w:ascii="Carlito" w:hAnsi="Carlito" w:cs="Carlito"/>
+          <w:sz w:val="32"/>
+          <w:szCs w:val="32"/>
+        </w:rPr>
+        <w:t xml:space="preserve"> for mocking in production code paths</w:t>
+      </w:r>
+      <w:r>
+        <w:rPr>
+          <w:rFonts w:ascii="Carlito" w:hAnsi="Carlito" w:cs="Carlito"/>
+          <w:sz w:val="32"/>
+          <w:szCs w:val="32"/>
+        </w:rPr>
+        <w:t xml:space="preserve">. </w:t>
+      </w:r>
+      <w:r>
+        <w:rPr>
+          <w:rFonts w:ascii="Carlito" w:hAnsi="Carlito" w:cs="Carlito"/>
+          <w:sz w:val="32"/>
+          <w:szCs w:val="32"/>
+        </w:rPr>
+        <w:t>Mock adapters belong in test files only</w:t>
+      </w:r>
+      <w:r>
+        <w:rPr>
+          <w:rFonts w:ascii="Carlito" w:hAnsi="Carlito" w:cs="Carlito"/>
+          <w:sz w:val="32"/>
+          <w:szCs w:val="32"/>
+        </w:rPr>
+        <w:t>,</w:t>
+      </w:r>
+      <w:r>
+        <w:rPr>
+          <w:rFonts w:ascii="Carlito" w:hAnsi="Carlito" w:cs="Carlito"/>
+          <w:sz w:val="32"/>
+          <w:szCs w:val="32"/>
+        </w:rPr>
+        <w:t xml:space="preserve"> swapped in via dependency injection for</w:t>
+      </w:r>
+      <w:r>
+        <w:rPr>
+          <w:rFonts w:ascii="Carlito" w:hAnsi="Carlito" w:cs="Carlito"/>
+          <w:b/>
+          <w:bCs/>
+          <w:sz w:val="32"/>
+          <w:szCs w:val="32"/>
+        </w:rPr>
+        <w:t xml:space="preserve"> </w:t>
+      </w:r>
+      <w:proofErr w:type="spellStart"/>
+      <w:r>
+        <w:rPr>
+          <w:rFonts w:ascii="Carlito" w:hAnsi="Carlito" w:cs="Carlito"/>
+          <w:b/>
+          <w:bCs/>
+          <w:sz w:val="32"/>
+          <w:szCs w:val="32"/>
+        </w:rPr>
+        <w:t>ApiServic</w:t>
+      </w:r>
+      <w:r>
+        <w:rPr>
+          <w:rFonts w:ascii="Carlito" w:hAnsi="Carlito" w:cs="Carlito"/>
+          <w:b/>
+          <w:bCs/>
+          <w:sz w:val="32"/>
+          <w:szCs w:val="32"/>
+        </w:rPr>
+        <w:t>e</w:t>
+      </w:r>
+      <w:proofErr w:type="spellEnd"/>
+      <w:r>
+        <w:rPr>
+          <w:rFonts w:ascii="Carlito" w:hAnsi="Carlito" w:cs="Carlito"/>
+          <w:sz w:val="32"/>
+          <w:szCs w:val="32"/>
+        </w:rPr>
+        <w:t xml:space="preserve"> during testing (same pattern as </w:t>
+      </w:r>
+      <w:proofErr w:type="spellStart"/>
+      <w:proofErr w:type="gramStart"/>
+      <w:r>
+        <w:rPr>
+          <w:rFonts w:ascii="Carlito" w:hAnsi="Carlito" w:cs="Carlito"/>
+          <w:b/>
+          <w:bCs/>
+          <w:sz w:val="32"/>
+          <w:szCs w:val="32"/>
+        </w:rPr>
+        <w:t>getToken</w:t>
+      </w:r>
+      <w:proofErr w:type="spellEnd"/>
+      <w:r>
+        <w:rPr>
+          <w:rFonts w:ascii="Carlito" w:hAnsi="Carlito" w:cs="Carlito"/>
+          <w:b/>
+          <w:bCs/>
+          <w:sz w:val="32"/>
+          <w:szCs w:val="32"/>
+        </w:rPr>
+        <w:t>(</w:t>
+      </w:r>
+      <w:proofErr w:type="gramEnd"/>
+      <w:r>
+        <w:rPr>
+          <w:rFonts w:ascii="Carlito" w:hAnsi="Carlito" w:cs="Carlito"/>
+          <w:b/>
+          <w:bCs/>
+          <w:sz w:val="32"/>
+          <w:szCs w:val="32"/>
+        </w:rPr>
+        <w:t>)</w:t>
+      </w:r>
+      <w:r>
+        <w:rPr>
+          <w:rFonts w:ascii="Carlito" w:hAnsi="Carlito" w:cs="Carlito"/>
+          <w:sz w:val="32"/>
+          <w:szCs w:val="32"/>
+        </w:rPr>
+        <w:t xml:space="preserve"> in </w:t>
+      </w:r>
+      <w:proofErr w:type="spellStart"/>
+      <w:r>
+        <w:rPr>
+          <w:rFonts w:ascii="Carlito" w:hAnsi="Carlito" w:cs="Carlito"/>
+          <w:b/>
+          <w:bCs/>
+          <w:sz w:val="32"/>
+          <w:szCs w:val="32"/>
+        </w:rPr>
+        <w:t>AuthInterceptor</w:t>
+      </w:r>
+      <w:proofErr w:type="spellEnd"/>
+      <w:r>
+        <w:rPr>
+          <w:rFonts w:ascii="Carlito" w:hAnsi="Carlito" w:cs="Carlito"/>
+          <w:sz w:val="32"/>
+          <w:szCs w:val="32"/>
+        </w:rPr>
+        <w:t>). Never leave mock-swapping logic reachable in our actual shipped app</w:t>
+      </w:r>
+    </w:p>
+    <w:p>
+      <w:pPr>
+        <w:jc w:val="both"/>
+        <w:rPr>
+          <w:rFonts w:ascii="Carlito" w:hAnsi="Carlito" w:cs="Carlito"/>
+          <w:sz w:val="32"/>
+          <w:szCs w:val="32"/>
+        </w:rPr>
+      </w:pPr>
+      <w:r>
+        <w:rPr>
+          <w:rFonts w:ascii="Carlito" w:hAnsi="Carlito" w:cs="Carlito"/>
+          <w:sz w:val="32"/>
+          <w:szCs w:val="32"/>
+        </w:rPr>
+        <w:t xml:space="preserve"># </w:t>
+      </w:r>
+      <w:r>
+        <w:rPr>
+          <w:rFonts w:ascii="Carlito" w:hAnsi="Carlito" w:cs="Carlito"/>
+          <w:b/>
+          <w:bCs/>
+          <w:sz w:val="32"/>
+          <w:szCs w:val="32"/>
+        </w:rPr>
+        <w:t>Mistake-3</w:t>
+      </w:r>
+      <w:r>
+        <w:rPr>
+          <w:rFonts w:ascii="Carlito" w:hAnsi="Carlito" w:cs="Carlito"/>
+          <w:sz w:val="32"/>
+          <w:szCs w:val="32"/>
+        </w:rPr>
+        <w:t xml:space="preserve">, </w:t>
+      </w:r>
+      <w:r>
+        <w:rPr>
+          <w:rFonts w:ascii="Carlito" w:hAnsi="Carlito" w:cs="Carlito"/>
+          <w:sz w:val="32"/>
+          <w:szCs w:val="32"/>
+        </w:rPr>
+        <w:t>Forgetting that</w:t>
+      </w:r>
+      <w:r>
+        <w:rPr>
+          <w:rFonts w:ascii="Carlito" w:hAnsi="Carlito" w:cs="Carlito"/>
+          <w:b/>
+          <w:bCs/>
+          <w:sz w:val="32"/>
+          <w:szCs w:val="32"/>
+        </w:rPr>
+        <w:t xml:space="preserve"> </w:t>
+      </w:r>
+      <w:proofErr w:type="gramStart"/>
+      <w:r>
+        <w:rPr>
+          <w:rFonts w:ascii="Carlito" w:hAnsi="Carlito" w:cs="Carlito"/>
+          <w:b/>
+          <w:bCs/>
+          <w:sz w:val="32"/>
+          <w:szCs w:val="32"/>
+        </w:rPr>
+        <w:t>close(</w:t>
+      </w:r>
+      <w:proofErr w:type="gramEnd"/>
+      <w:r>
+        <w:rPr>
+          <w:rFonts w:ascii="Carlito" w:hAnsi="Carlito" w:cs="Carlito"/>
+          <w:b/>
+          <w:bCs/>
+          <w:sz w:val="32"/>
+          <w:szCs w:val="32"/>
+        </w:rPr>
+        <w:t>)</w:t>
+      </w:r>
+      <w:r>
+        <w:rPr>
+          <w:rFonts w:ascii="Carlito" w:hAnsi="Carlito" w:cs="Carlito"/>
+          <w:sz w:val="32"/>
+          <w:szCs w:val="32"/>
+        </w:rPr>
+        <w:t xml:space="preserve"> in a custom adapter still needs a real implementation if the adapter holds real resources</w:t>
+      </w:r>
+      <w:r>
+        <w:rPr>
+          <w:rFonts w:ascii="Carlito" w:hAnsi="Carlito" w:cs="Carlito"/>
+          <w:sz w:val="32"/>
+          <w:szCs w:val="32"/>
+        </w:rPr>
+        <w:t xml:space="preserve">. </w:t>
+      </w:r>
+      <w:r>
+        <w:rPr>
+          <w:rFonts w:ascii="Carlito" w:hAnsi="Carlito" w:cs="Carlito"/>
+          <w:sz w:val="32"/>
+          <w:szCs w:val="32"/>
+        </w:rPr>
+        <w:t>If</w:t>
+      </w:r>
+      <w:r>
+        <w:rPr>
+          <w:rFonts w:ascii="Carlito" w:hAnsi="Carlito" w:cs="Carlito"/>
+          <w:sz w:val="32"/>
+          <w:szCs w:val="32"/>
+        </w:rPr>
+        <w:t xml:space="preserve"> </w:t>
+      </w:r>
+      <w:r>
+        <w:rPr>
+          <w:rFonts w:ascii="Carlito" w:hAnsi="Carlito" w:cs="Carlito"/>
+          <w:sz w:val="32"/>
+          <w:szCs w:val="32"/>
+        </w:rPr>
+        <w:t xml:space="preserve">custom </w:t>
+      </w:r>
+      <w:r>
+        <w:rPr>
+          <w:rFonts w:ascii="Carlito" w:hAnsi="Carlito" w:cs="Carlito"/>
+          <w:sz w:val="32"/>
+          <w:szCs w:val="32"/>
+        </w:rPr>
+        <w:lastRenderedPageBreak/>
+        <w:t>adapter wraps something with actual connections (rare),</w:t>
+      </w:r>
+      <w:r>
+        <w:rPr>
+          <w:rFonts w:ascii="Carlito" w:hAnsi="Carlito" w:cs="Carlito"/>
+          <w:b/>
+          <w:bCs/>
+          <w:sz w:val="32"/>
+          <w:szCs w:val="32"/>
+        </w:rPr>
+        <w:t xml:space="preserve"> </w:t>
+      </w:r>
+      <w:proofErr w:type="gramStart"/>
+      <w:r>
+        <w:rPr>
+          <w:rFonts w:ascii="Carlito" w:hAnsi="Carlito" w:cs="Carlito"/>
+          <w:b/>
+          <w:bCs/>
+          <w:sz w:val="32"/>
+          <w:szCs w:val="32"/>
+        </w:rPr>
+        <w:t>close(</w:t>
+      </w:r>
+      <w:proofErr w:type="gramEnd"/>
+      <w:r>
+        <w:rPr>
+          <w:rFonts w:ascii="Carlito" w:hAnsi="Carlito" w:cs="Carlito"/>
+          <w:b/>
+          <w:bCs/>
+          <w:sz w:val="32"/>
+          <w:szCs w:val="32"/>
+        </w:rPr>
+        <w:t>)</w:t>
+      </w:r>
+      <w:r>
+        <w:rPr>
+          <w:rFonts w:ascii="Carlito" w:hAnsi="Carlito" w:cs="Carlito"/>
+          <w:sz w:val="32"/>
+          <w:szCs w:val="32"/>
+        </w:rPr>
+        <w:t xml:space="preserve"> needs to release them, or </w:t>
+      </w:r>
+      <w:r>
+        <w:rPr>
+          <w:rFonts w:ascii="Carlito" w:hAnsi="Carlito" w:cs="Carlito"/>
+          <w:sz w:val="32"/>
+          <w:szCs w:val="32"/>
+        </w:rPr>
+        <w:t>we</w:t>
+      </w:r>
+      <w:r>
+        <w:rPr>
+          <w:rFonts w:ascii="Carlito" w:hAnsi="Carlito" w:cs="Carlito"/>
+          <w:sz w:val="32"/>
+          <w:szCs w:val="32"/>
+        </w:rPr>
+        <w:t xml:space="preserve"> leak sockets. For a pure mock adapter (no real connections), an empty </w:t>
+      </w:r>
+      <w:proofErr w:type="gramStart"/>
+      <w:r>
+        <w:rPr>
+          <w:rFonts w:ascii="Carlito" w:hAnsi="Carlito" w:cs="Carlito"/>
+          <w:b/>
+          <w:bCs/>
+          <w:sz w:val="32"/>
+          <w:szCs w:val="32"/>
+        </w:rPr>
+        <w:t>close(</w:t>
+      </w:r>
+      <w:proofErr w:type="gramEnd"/>
+      <w:r>
+        <w:rPr>
+          <w:rFonts w:ascii="Carlito" w:hAnsi="Carlito" w:cs="Carlito"/>
+          <w:b/>
+          <w:bCs/>
+          <w:sz w:val="32"/>
+          <w:szCs w:val="32"/>
+        </w:rPr>
+        <w:t>)</w:t>
+      </w:r>
+      <w:r>
+        <w:rPr>
+          <w:rFonts w:ascii="Carlito" w:hAnsi="Carlito" w:cs="Carlito"/>
+          <w:sz w:val="32"/>
+          <w:szCs w:val="32"/>
+        </w:rPr>
+        <w:t xml:space="preserve"> body is fine</w:t>
+      </w:r>
+    </w:p>
+    <w:p>
+      <w:pPr>
+        <w:jc w:val="both"/>
+        <w:rPr>
+          <w:rFonts w:ascii="Carlito" w:hAnsi="Carlito" w:cs="Carlito"/>
+          <w:sz w:val="32"/>
+          <w:szCs w:val="32"/>
+        </w:rPr>
+      </w:pPr>
+    </w:p>
+    <w:p>
+      <w:pPr>
+        <w:jc w:val="both"/>
+        <w:rPr>
+          <w:rFonts w:ascii="Carlito" w:hAnsi="Carlito" w:cs="Carlito"/>
+          <w:sz w:val="32"/>
+          <w:szCs w:val="32"/>
+        </w:rPr>
+      </w:pPr>
+    </w:p>
+    <w:p>
+      <w:pPr>
+        <w:jc w:val="both"/>
+        <w:rPr>
+          <w:rFonts w:ascii="Carlito" w:hAnsi="Carlito" w:cs="Carlito"/>
+          <w:sz w:val="32"/>
+          <w:szCs w:val="32"/>
+        </w:rPr>
+      </w:pPr>
+      <w:r>
+        <w:rPr>
+          <w:rFonts w:ascii="Carlito" w:hAnsi="Carlito" w:cs="Carlito"/>
+          <w:sz w:val="32"/>
+          <w:szCs w:val="32"/>
+        </w:rPr>
+        <w:t>Industry Practices:</w:t>
+      </w:r>
+    </w:p>
+    <w:p>
+      <w:pPr>
+        <w:pStyle w:val="ListParagraph"/>
+        <w:numPr>
+          <w:ilvl w:val="0"/>
+          <w:numId w:val="19"/>
+        </w:numPr>
+        <w:jc w:val="both"/>
+        <w:rPr>
+          <w:rFonts w:ascii="Carlito" w:hAnsi="Carlito" w:cs="Carlito"/>
+          <w:sz w:val="32"/>
+          <w:szCs w:val="32"/>
+        </w:rPr>
+      </w:pPr>
+      <w:r>
+        <w:rPr>
+          <w:rFonts w:ascii="Carlito" w:hAnsi="Carlito" w:cs="Carlito"/>
+          <w:sz w:val="32"/>
+          <w:szCs w:val="32"/>
+        </w:rPr>
+        <w:t xml:space="preserve">Most </w:t>
+      </w:r>
+      <w:r>
+        <w:rPr>
+          <w:rFonts w:ascii="Carlito" w:hAnsi="Carlito" w:cs="Carlito"/>
+          <w:b/>
+          <w:bCs/>
+          <w:sz w:val="32"/>
+          <w:szCs w:val="32"/>
+        </w:rPr>
+        <w:t>Flutter</w:t>
+      </w:r>
+      <w:r>
+        <w:rPr>
+          <w:rFonts w:ascii="Carlito" w:hAnsi="Carlito" w:cs="Carlito"/>
+          <w:sz w:val="32"/>
+          <w:szCs w:val="32"/>
+        </w:rPr>
+        <w:t xml:space="preserve"> apps never write a custom Transformer. The default is good enough for 95% of REST APIs. It shows up mainly in companies with legacy/non-standard API formats.</w:t>
+      </w:r>
+    </w:p>
+    <w:p>
+      <w:pPr>
+        <w:pStyle w:val="ListParagraph"/>
+        <w:numPr>
+          <w:ilvl w:val="0"/>
+          <w:numId w:val="19"/>
+        </w:numPr>
+        <w:jc w:val="both"/>
+        <w:rPr>
+          <w:rFonts w:ascii="Carlito" w:hAnsi="Carlito" w:cs="Carlito"/>
+          <w:sz w:val="32"/>
+          <w:szCs w:val="32"/>
+        </w:rPr>
+      </w:pPr>
+      <w:r>
+        <w:rPr>
+          <w:rFonts w:ascii="Carlito" w:hAnsi="Carlito" w:cs="Carlito"/>
+          <w:sz w:val="32"/>
+          <w:szCs w:val="32"/>
+        </w:rPr>
+        <w:t>Custom</w:t>
+      </w:r>
+      <w:r>
+        <w:rPr>
+          <w:rFonts w:ascii="Carlito" w:hAnsi="Carlito" w:cs="Carlito"/>
+          <w:b/>
+          <w:bCs/>
+          <w:sz w:val="32"/>
+          <w:szCs w:val="32"/>
+        </w:rPr>
+        <w:t xml:space="preserve"> </w:t>
+      </w:r>
+      <w:proofErr w:type="spellStart"/>
+      <w:r>
+        <w:rPr>
+          <w:rFonts w:ascii="Carlito" w:hAnsi="Carlito" w:cs="Carlito"/>
+          <w:b/>
+          <w:bCs/>
+          <w:sz w:val="32"/>
+          <w:szCs w:val="32"/>
+        </w:rPr>
+        <w:t>HttpClientAdapter</w:t>
+      </w:r>
+      <w:proofErr w:type="spellEnd"/>
+      <w:r>
+        <w:rPr>
+          <w:rFonts w:ascii="Carlito" w:hAnsi="Carlito" w:cs="Carlito"/>
+          <w:sz w:val="32"/>
+          <w:szCs w:val="32"/>
+        </w:rPr>
+        <w:t xml:space="preserve"> for mocking is a real, common pattern in apps with serious test coverage</w:t>
+      </w:r>
+      <w:r>
+        <w:rPr>
+          <w:rFonts w:ascii="Carlito" w:hAnsi="Carlito" w:cs="Carlito"/>
+          <w:sz w:val="32"/>
+          <w:szCs w:val="32"/>
+        </w:rPr>
+        <w:t>,</w:t>
+      </w:r>
+      <w:r>
+        <w:rPr>
+          <w:rFonts w:ascii="Carlito" w:hAnsi="Carlito" w:cs="Carlito"/>
+          <w:sz w:val="32"/>
+          <w:szCs w:val="32"/>
+        </w:rPr>
+        <w:t xml:space="preserve"> it lets </w:t>
+      </w:r>
+      <w:r>
+        <w:rPr>
+          <w:rFonts w:ascii="Carlito" w:hAnsi="Carlito" w:cs="Carlito"/>
+          <w:sz w:val="32"/>
+          <w:szCs w:val="32"/>
+        </w:rPr>
+        <w:t>us</w:t>
+      </w:r>
+      <w:r>
+        <w:rPr>
+          <w:rFonts w:ascii="Carlito" w:hAnsi="Carlito" w:cs="Carlito"/>
+          <w:sz w:val="32"/>
+          <w:szCs w:val="32"/>
+        </w:rPr>
+        <w:t xml:space="preserve"> unit-test our entire </w:t>
+      </w:r>
+      <w:proofErr w:type="spellStart"/>
+      <w:r>
+        <w:rPr>
+          <w:rFonts w:ascii="Carlito" w:hAnsi="Carlito" w:cs="Carlito"/>
+          <w:b/>
+          <w:bCs/>
+          <w:sz w:val="32"/>
+          <w:szCs w:val="32"/>
+        </w:rPr>
+        <w:t>ApiService</w:t>
+      </w:r>
+      <w:proofErr w:type="spellEnd"/>
+      <w:r>
+        <w:rPr>
+          <w:rFonts w:ascii="Carlito" w:hAnsi="Carlito" w:cs="Carlito"/>
+          <w:b/>
+          <w:bCs/>
+          <w:sz w:val="32"/>
+          <w:szCs w:val="32"/>
+        </w:rPr>
+        <w:t xml:space="preserve"> </w:t>
+      </w:r>
+      <w:r>
+        <w:rPr>
+          <w:rFonts w:ascii="Carlito" w:hAnsi="Carlito" w:cs="Carlito"/>
+          <w:sz w:val="32"/>
+          <w:szCs w:val="32"/>
+        </w:rPr>
+        <w:t>layer, interceptors included, without spinning up a test server or hitting the internet during CI runs.</w:t>
+      </w:r>
+    </w:p>
+    <w:p>
+      <w:pPr>
+        <w:pStyle w:val="ListParagraph"/>
+        <w:numPr>
+          <w:ilvl w:val="0"/>
+          <w:numId w:val="19"/>
+        </w:numPr>
+        <w:jc w:val="both"/>
+        <w:rPr>
+          <w:rFonts w:ascii="Carlito" w:hAnsi="Carlito" w:cs="Carlito"/>
+          <w:sz w:val="32"/>
+          <w:szCs w:val="32"/>
+        </w:rPr>
+      </w:pPr>
+      <w:r>
+        <w:rPr>
+          <w:rFonts w:ascii="Carlito" w:hAnsi="Carlito" w:cs="Carlito"/>
+          <w:sz w:val="32"/>
+          <w:szCs w:val="32"/>
+        </w:rPr>
+        <w:t xml:space="preserve">Proxy-based adapter configuration (Charles Proxy / </w:t>
+      </w:r>
+      <w:proofErr w:type="spellStart"/>
+      <w:r>
+        <w:rPr>
+          <w:rFonts w:ascii="Carlito" w:hAnsi="Carlito" w:cs="Carlito"/>
+          <w:b/>
+          <w:bCs/>
+          <w:sz w:val="32"/>
+          <w:szCs w:val="32"/>
+        </w:rPr>
+        <w:t>Proxyman</w:t>
+      </w:r>
+      <w:proofErr w:type="spellEnd"/>
+      <w:r>
+        <w:rPr>
+          <w:rFonts w:ascii="Carlito" w:hAnsi="Carlito" w:cs="Carlito"/>
+          <w:sz w:val="32"/>
+          <w:szCs w:val="32"/>
+        </w:rPr>
+        <w:t>) is a development-only tool</w:t>
+      </w:r>
+      <w:r>
+        <w:rPr>
+          <w:rFonts w:ascii="Carlito" w:hAnsi="Carlito" w:cs="Carlito"/>
+          <w:sz w:val="32"/>
+          <w:szCs w:val="32"/>
+        </w:rPr>
+        <w:t>.</w:t>
+      </w:r>
+      <w:r>
+        <w:rPr>
+          <w:rFonts w:ascii="Carlito" w:hAnsi="Carlito" w:cs="Carlito"/>
+          <w:sz w:val="32"/>
+          <w:szCs w:val="32"/>
+        </w:rPr>
+        <w:t xml:space="preserve"> </w:t>
+      </w:r>
+      <w:r>
+        <w:rPr>
+          <w:rFonts w:ascii="Carlito" w:hAnsi="Carlito" w:cs="Carlito"/>
+          <w:sz w:val="32"/>
+          <w:szCs w:val="32"/>
+        </w:rPr>
+        <w:t>T</w:t>
+      </w:r>
+      <w:r>
+        <w:rPr>
+          <w:rFonts w:ascii="Carlito" w:hAnsi="Carlito" w:cs="Carlito"/>
+          <w:sz w:val="32"/>
+          <w:szCs w:val="32"/>
+        </w:rPr>
+        <w:t>eams gate it behind</w:t>
+      </w:r>
+      <w:r>
+        <w:rPr>
+          <w:rFonts w:ascii="Carlito" w:hAnsi="Carlito" w:cs="Carlito"/>
+          <w:b/>
+          <w:bCs/>
+          <w:sz w:val="32"/>
+          <w:szCs w:val="32"/>
+        </w:rPr>
+        <w:t xml:space="preserve"> </w:t>
+      </w:r>
+      <w:r>
+        <w:rPr>
+          <w:rFonts w:ascii="Carlito" w:hAnsi="Carlito" w:cs="Carlito"/>
+          <w:b/>
+          <w:bCs/>
+          <w:sz w:val="32"/>
+          <w:szCs w:val="32"/>
+        </w:rPr>
+        <w:t>if (</w:t>
+      </w:r>
+      <w:proofErr w:type="spellStart"/>
+      <w:r>
+        <w:rPr>
+          <w:rFonts w:ascii="Carlito" w:hAnsi="Carlito" w:cs="Carlito"/>
+          <w:b/>
+          <w:bCs/>
+          <w:sz w:val="32"/>
+          <w:szCs w:val="32"/>
+        </w:rPr>
+        <w:t>kDebugMode</w:t>
+      </w:r>
+      <w:proofErr w:type="spellEnd"/>
+      <w:r>
+        <w:rPr>
+          <w:rFonts w:ascii="Carlito" w:hAnsi="Carlito" w:cs="Carlito"/>
+          <w:b/>
+          <w:bCs/>
+          <w:sz w:val="32"/>
+          <w:szCs w:val="32"/>
+        </w:rPr>
+        <w:t>)</w:t>
+      </w:r>
+      <w:r>
+        <w:rPr>
+          <w:rFonts w:ascii="Carlito" w:hAnsi="Carlito" w:cs="Carlito"/>
+          <w:sz w:val="32"/>
+          <w:szCs w:val="32"/>
+        </w:rPr>
+        <w:t xml:space="preserve"> checks so it never accidentally ships to production builds</w:t>
+      </w:r>
+    </w:p>
+    <w:p>
+      <w:pPr>
+        <w:jc w:val="both"/>
+        <w:rPr>
+          <w:rFonts w:ascii="Carlito" w:hAnsi="Carlito" w:cs="Carlito"/>
+          <w:sz w:val="32"/>
+          <w:szCs w:val="32"/>
+        </w:rPr>
+      </w:pPr>
+    </w:p>
+    <w:p>
+      <w:pPr>
+        <w:jc w:val="center"/>
+        <w:rPr>
+          <w:rFonts w:ascii="Carlito" w:hAnsi="Carlito" w:cs="Carlito"/>
+          <w:sz w:val="32"/>
+          <w:szCs w:val="32"/>
+        </w:rPr>
+      </w:pPr>
+      <w:r>
+        <w:rPr>
+          <w:rFonts w:ascii="Carlito" w:hAnsi="Carlito" w:cs="Carlito"/>
+          <w:sz w:val="32"/>
+          <w:szCs w:val="32"/>
+        </w:rPr>
+        <w:t>Break</w:t>
+      </w:r>
+    </w:p>
+    <w:p>
+      <w:pPr>
+        <w:jc w:val="both"/>
+        <w:rPr>
+          <w:rFonts w:ascii="Carlito" w:hAnsi="Carlito" w:cs="Carlito"/>
+          <w:sz w:val="32"/>
+          <w:szCs w:val="32"/>
+        </w:rPr>
+      </w:pPr>
     </w:p>
     <w:p>
       <w:pPr>
@@ -56813,9 +63035,9 @@
     </w:lvl>
   </w:abstractNum>
   <w:abstractNum w:abstractNumId="2" w15:restartNumberingAfterBreak="0">
-    <w:nsid w:val="36FA60FE"/>
+    <w:nsid w:val="346B2BB7"/>
     <w:multiLevelType w:val="hybridMultilevel"/>
-    <w:tmpl w:val="913E6464"/>
+    <w:tmpl w:val="ADCABF40"/>
     <w:lvl w:ilvl="0" w:tplc="04090001">
       <w:start w:val="1"/>
       <w:numFmt w:val="bullet"/>
@@ -56926,9 +63148,9 @@
     </w:lvl>
   </w:abstractNum>
   <w:abstractNum w:abstractNumId="3" w15:restartNumberingAfterBreak="0">
-    <w:nsid w:val="3A661D50"/>
+    <w:nsid w:val="36FA60FE"/>
     <w:multiLevelType w:val="hybridMultilevel"/>
-    <w:tmpl w:val="01184F30"/>
+    <w:tmpl w:val="913E6464"/>
     <w:lvl w:ilvl="0" w:tplc="04090001">
       <w:start w:val="1"/>
       <w:numFmt w:val="bullet"/>
@@ -57039,6 +63261,119 @@
     </w:lvl>
   </w:abstractNum>
   <w:abstractNum w:abstractNumId="4" w15:restartNumberingAfterBreak="0">
+    <w:nsid w:val="3A661D50"/>
+    <w:multiLevelType w:val="hybridMultilevel"/>
+    <w:tmpl w:val="01184F30"/>
+    <w:lvl w:ilvl="0" w:tplc="04090001">
+      <w:start w:val="1"/>
+      <w:numFmt w:val="bullet"/>
+      <w:lvlText w:val=""/>
+      <w:lvlJc w:val="left"/>
+      <w:pPr>
+        <w:ind w:left="360" w:hanging="360"/>
+      </w:pPr>
+      <w:rPr>
+        <w:rFonts w:ascii="Symbol" w:hAnsi="Symbol" w:hint="default"/>
+      </w:rPr>
+    </w:lvl>
+    <w:lvl w:ilvl="1" w:tplc="04090003" w:tentative="1">
+      <w:start w:val="1"/>
+      <w:numFmt w:val="bullet"/>
+      <w:lvlText w:val="o"/>
+      <w:lvlJc w:val="left"/>
+      <w:pPr>
+        <w:ind w:left="1080" w:hanging="360"/>
+      </w:pPr>
+      <w:rPr>
+        <w:rFonts w:ascii="Courier New" w:hAnsi="Courier New" w:cs="Courier New" w:hint="default"/>
+      </w:rPr>
+    </w:lvl>
+    <w:lvl w:ilvl="2" w:tplc="04090005" w:tentative="1">
+      <w:start w:val="1"/>
+      <w:numFmt w:val="bullet"/>
+      <w:lvlText w:val=""/>
+      <w:lvlJc w:val="left"/>
+      <w:pPr>
+        <w:ind w:left="1800" w:hanging="360"/>
+      </w:pPr>
+      <w:rPr>
+        <w:rFonts w:ascii="Wingdings" w:hAnsi="Wingdings" w:hint="default"/>
+      </w:rPr>
+    </w:lvl>
+    <w:lvl w:ilvl="3" w:tplc="04090001" w:tentative="1">
+      <w:start w:val="1"/>
+      <w:numFmt w:val="bullet"/>
+      <w:lvlText w:val=""/>
+      <w:lvlJc w:val="left"/>
+      <w:pPr>
+        <w:ind w:left="2520" w:hanging="360"/>
+      </w:pPr>
+      <w:rPr>
+        <w:rFonts w:ascii="Symbol" w:hAnsi="Symbol" w:hint="default"/>
+      </w:rPr>
+    </w:lvl>
+    <w:lvl w:ilvl="4" w:tplc="04090003" w:tentative="1">
+      <w:start w:val="1"/>
+      <w:numFmt w:val="bullet"/>
+      <w:lvlText w:val="o"/>
+      <w:lvlJc w:val="left"/>
+      <w:pPr>
+        <w:ind w:left="3240" w:hanging="360"/>
+      </w:pPr>
+      <w:rPr>
+        <w:rFonts w:ascii="Courier New" w:hAnsi="Courier New" w:cs="Courier New" w:hint="default"/>
+      </w:rPr>
+    </w:lvl>
+    <w:lvl w:ilvl="5" w:tplc="04090005" w:tentative="1">
+      <w:start w:val="1"/>
+      <w:numFmt w:val="bullet"/>
+      <w:lvlText w:val=""/>
+      <w:lvlJc w:val="left"/>
+      <w:pPr>
+        <w:ind w:left="3960" w:hanging="360"/>
+      </w:pPr>
+      <w:rPr>
+        <w:rFonts w:ascii="Wingdings" w:hAnsi="Wingdings" w:hint="default"/>
+      </w:rPr>
+    </w:lvl>
+    <w:lvl w:ilvl="6" w:tplc="04090001" w:tentative="1">
+      <w:start w:val="1"/>
+      <w:numFmt w:val="bullet"/>
+      <w:lvlText w:val=""/>
+      <w:lvlJc w:val="left"/>
+      <w:pPr>
+        <w:ind w:left="4680" w:hanging="360"/>
+      </w:pPr>
+      <w:rPr>
+        <w:rFonts w:ascii="Symbol" w:hAnsi="Symbol" w:hint="default"/>
+      </w:rPr>
+    </w:lvl>
+    <w:lvl w:ilvl="7" w:tplc="04090003" w:tentative="1">
+      <w:start w:val="1"/>
+      <w:numFmt w:val="bullet"/>
+      <w:lvlText w:val="o"/>
+      <w:lvlJc w:val="left"/>
+      <w:pPr>
+        <w:ind w:left="5400" w:hanging="360"/>
+      </w:pPr>
+      <w:rPr>
+        <w:rFonts w:ascii="Courier New" w:hAnsi="Courier New" w:cs="Courier New" w:hint="default"/>
+      </w:rPr>
+    </w:lvl>
+    <w:lvl w:ilvl="8" w:tplc="04090005" w:tentative="1">
+      <w:start w:val="1"/>
+      <w:numFmt w:val="bullet"/>
+      <w:lvlText w:val=""/>
+      <w:lvlJc w:val="left"/>
+      <w:pPr>
+        <w:ind w:left="6120" w:hanging="360"/>
+      </w:pPr>
+      <w:rPr>
+        <w:rFonts w:ascii="Wingdings" w:hAnsi="Wingdings" w:hint="default"/>
+      </w:rPr>
+    </w:lvl>
+  </w:abstractNum>
+  <w:abstractNum w:abstractNumId="5" w15:restartNumberingAfterBreak="0">
     <w:nsid w:val="466677DB"/>
     <w:multiLevelType w:val="hybridMultilevel"/>
     <w:tmpl w:val="6148A00C"/>
@@ -57129,7 +63464,7 @@
       </w:pPr>
     </w:lvl>
   </w:abstractNum>
-  <w:abstractNum w:abstractNumId="5" w15:restartNumberingAfterBreak="0">
+  <w:abstractNum w:abstractNumId="6" w15:restartNumberingAfterBreak="0">
     <w:nsid w:val="4B2D4578"/>
     <w:multiLevelType w:val="hybridMultilevel"/>
     <w:tmpl w:val="B6DA38C4"/>
@@ -57242,7 +63577,7 @@
       </w:rPr>
     </w:lvl>
   </w:abstractNum>
-  <w:abstractNum w:abstractNumId="6" w15:restartNumberingAfterBreak="0">
+  <w:abstractNum w:abstractNumId="7" w15:restartNumberingAfterBreak="0">
     <w:nsid w:val="4F4D064E"/>
     <w:multiLevelType w:val="hybridMultilevel"/>
     <w:tmpl w:val="012EAD38"/>
@@ -57355,7 +63690,7 @@
       </w:rPr>
     </w:lvl>
   </w:abstractNum>
-  <w:abstractNum w:abstractNumId="7" w15:restartNumberingAfterBreak="0">
+  <w:abstractNum w:abstractNumId="8" w15:restartNumberingAfterBreak="0">
     <w:nsid w:val="598E6583"/>
     <w:multiLevelType w:val="hybridMultilevel"/>
     <w:tmpl w:val="54583112"/>
@@ -57468,7 +63803,7 @@
       </w:rPr>
     </w:lvl>
   </w:abstractNum>
-  <w:abstractNum w:abstractNumId="8" w15:restartNumberingAfterBreak="0">
+  <w:abstractNum w:abstractNumId="9" w15:restartNumberingAfterBreak="0">
     <w:nsid w:val="5CBC56C1"/>
     <w:multiLevelType w:val="hybridMultilevel"/>
     <w:tmpl w:val="DB6420C4"/>
@@ -57581,7 +63916,7 @@
       </w:rPr>
     </w:lvl>
   </w:abstractNum>
-  <w:abstractNum w:abstractNumId="9" w15:restartNumberingAfterBreak="0">
+  <w:abstractNum w:abstractNumId="10" w15:restartNumberingAfterBreak="0">
     <w:nsid w:val="60736AF8"/>
     <w:multiLevelType w:val="hybridMultilevel"/>
     <w:tmpl w:val="15083D1A"/>
@@ -57694,7 +64029,7 @@
       </w:rPr>
     </w:lvl>
   </w:abstractNum>
-  <w:abstractNum w:abstractNumId="10" w15:restartNumberingAfterBreak="0">
+  <w:abstractNum w:abstractNumId="11" w15:restartNumberingAfterBreak="0">
     <w:nsid w:val="64B77DCC"/>
     <w:multiLevelType w:val="hybridMultilevel"/>
     <w:tmpl w:val="CEA05950"/>
@@ -57807,7 +64142,7 @@
       </w:rPr>
     </w:lvl>
   </w:abstractNum>
-  <w:abstractNum w:abstractNumId="11" w15:restartNumberingAfterBreak="0">
+  <w:abstractNum w:abstractNumId="12" w15:restartNumberingAfterBreak="0">
     <w:nsid w:val="6F283434"/>
     <w:multiLevelType w:val="hybridMultilevel"/>
     <w:tmpl w:val="C7FA79B4"/>
@@ -57920,7 +64255,7 @@
       </w:rPr>
     </w:lvl>
   </w:abstractNum>
-  <w:abstractNum w:abstractNumId="12" w15:restartNumberingAfterBreak="0">
+  <w:abstractNum w:abstractNumId="13" w15:restartNumberingAfterBreak="0">
     <w:nsid w:val="70BF31A2"/>
     <w:multiLevelType w:val="hybridMultilevel"/>
     <w:tmpl w:val="BAF61A9A"/>
@@ -58033,7 +64368,7 @@
       </w:rPr>
     </w:lvl>
   </w:abstractNum>
-  <w:abstractNum w:abstractNumId="13" w15:restartNumberingAfterBreak="0">
+  <w:abstractNum w:abstractNumId="14" w15:restartNumberingAfterBreak="0">
     <w:nsid w:val="71470A2F"/>
     <w:multiLevelType w:val="hybridMultilevel"/>
     <w:tmpl w:val="DDE4068C"/>
@@ -58146,10 +64481,10 @@
       </w:rPr>
     </w:lvl>
   </w:abstractNum>
-  <w:abstractNum w:abstractNumId="14" w15:restartNumberingAfterBreak="0">
-    <w:nsid w:val="77A70392"/>
+  <w:abstractNum w:abstractNumId="15" w15:restartNumberingAfterBreak="0">
+    <w:nsid w:val="772C1A65"/>
     <w:multiLevelType w:val="hybridMultilevel"/>
-    <w:tmpl w:val="4D6C833A"/>
+    <w:tmpl w:val="7EFC1EC0"/>
     <w:lvl w:ilvl="0" w:tplc="04090001">
       <w:start w:val="1"/>
       <w:numFmt w:val="bullet"/>
@@ -58259,17 +64594,17 @@
       </w:rPr>
     </w:lvl>
   </w:abstractNum>
-  <w:abstractNum w:abstractNumId="15" w15:restartNumberingAfterBreak="0">
-    <w:nsid w:val="7B780557"/>
+  <w:abstractNum w:abstractNumId="16" w15:restartNumberingAfterBreak="0">
+    <w:nsid w:val="77A70392"/>
     <w:multiLevelType w:val="hybridMultilevel"/>
-    <w:tmpl w:val="2B8CE05C"/>
+    <w:tmpl w:val="4D6C833A"/>
     <w:lvl w:ilvl="0" w:tplc="04090001">
       <w:start w:val="1"/>
       <w:numFmt w:val="bullet"/>
       <w:lvlText w:val=""/>
       <w:lvlJc w:val="left"/>
       <w:pPr>
-        <w:ind w:left="720" w:hanging="360"/>
+        <w:ind w:left="360" w:hanging="360"/>
       </w:pPr>
       <w:rPr>
         <w:rFonts w:ascii="Symbol" w:hAnsi="Symbol" w:hint="default"/>
@@ -58281,7 +64616,7 @@
       <w:lvlText w:val="o"/>
       <w:lvlJc w:val="left"/>
       <w:pPr>
-        <w:ind w:left="1440" w:hanging="360"/>
+        <w:ind w:left="1080" w:hanging="360"/>
       </w:pPr>
       <w:rPr>
         <w:rFonts w:ascii="Courier New" w:hAnsi="Courier New" w:cs="Courier New" w:hint="default"/>
@@ -58293,7 +64628,7 @@
       <w:lvlText w:val=""/>
       <w:lvlJc w:val="left"/>
       <w:pPr>
-        <w:ind w:left="2160" w:hanging="360"/>
+        <w:ind w:left="1800" w:hanging="360"/>
       </w:pPr>
       <w:rPr>
         <w:rFonts w:ascii="Wingdings" w:hAnsi="Wingdings" w:hint="default"/>
@@ -58305,7 +64640,7 @@
       <w:lvlText w:val=""/>
       <w:lvlJc w:val="left"/>
       <w:pPr>
-        <w:ind w:left="2880" w:hanging="360"/>
+        <w:ind w:left="2520" w:hanging="360"/>
       </w:pPr>
       <w:rPr>
         <w:rFonts w:ascii="Symbol" w:hAnsi="Symbol" w:hint="default"/>
@@ -58317,7 +64652,7 @@
       <w:lvlText w:val="o"/>
       <w:lvlJc w:val="left"/>
       <w:pPr>
-        <w:ind w:left="3600" w:hanging="360"/>
+        <w:ind w:left="3240" w:hanging="360"/>
       </w:pPr>
       <w:rPr>
         <w:rFonts w:ascii="Courier New" w:hAnsi="Courier New" w:cs="Courier New" w:hint="default"/>
@@ -58329,7 +64664,7 @@
       <w:lvlText w:val=""/>
       <w:lvlJc w:val="left"/>
       <w:pPr>
-        <w:ind w:left="4320" w:hanging="360"/>
+        <w:ind w:left="3960" w:hanging="360"/>
       </w:pPr>
       <w:rPr>
         <w:rFonts w:ascii="Wingdings" w:hAnsi="Wingdings" w:hint="default"/>
@@ -58341,7 +64676,7 @@
       <w:lvlText w:val=""/>
       <w:lvlJc w:val="left"/>
       <w:pPr>
-        <w:ind w:left="5040" w:hanging="360"/>
+        <w:ind w:left="4680" w:hanging="360"/>
       </w:pPr>
       <w:rPr>
         <w:rFonts w:ascii="Symbol" w:hAnsi="Symbol" w:hint="default"/>
@@ -58353,7 +64688,7 @@
       <w:lvlText w:val="o"/>
       <w:lvlJc w:val="left"/>
       <w:pPr>
-        <w:ind w:left="5760" w:hanging="360"/>
+        <w:ind w:left="5400" w:hanging="360"/>
       </w:pPr>
       <w:rPr>
         <w:rFonts w:ascii="Courier New" w:hAnsi="Courier New" w:cs="Courier New" w:hint="default"/>
@@ -58365,7 +64700,233 @@
       <w:lvlText w:val=""/>
       <w:lvlJc w:val="left"/>
       <w:pPr>
+        <w:ind w:left="6120" w:hanging="360"/>
+      </w:pPr>
+      <w:rPr>
+        <w:rFonts w:ascii="Wingdings" w:hAnsi="Wingdings" w:hint="default"/>
+      </w:rPr>
+    </w:lvl>
+  </w:abstractNum>
+  <w:abstractNum w:abstractNumId="17" w15:restartNumberingAfterBreak="0">
+    <w:nsid w:val="7B780557"/>
+    <w:multiLevelType w:val="hybridMultilevel"/>
+    <w:tmpl w:val="2B8CE05C"/>
+    <w:lvl w:ilvl="0" w:tplc="04090001">
+      <w:start w:val="1"/>
+      <w:numFmt w:val="bullet"/>
+      <w:lvlText w:val=""/>
+      <w:lvlJc w:val="left"/>
+      <w:pPr>
+        <w:ind w:left="720" w:hanging="360"/>
+      </w:pPr>
+      <w:rPr>
+        <w:rFonts w:ascii="Symbol" w:hAnsi="Symbol" w:hint="default"/>
+      </w:rPr>
+    </w:lvl>
+    <w:lvl w:ilvl="1" w:tplc="04090003" w:tentative="1">
+      <w:start w:val="1"/>
+      <w:numFmt w:val="bullet"/>
+      <w:lvlText w:val="o"/>
+      <w:lvlJc w:val="left"/>
+      <w:pPr>
+        <w:ind w:left="1440" w:hanging="360"/>
+      </w:pPr>
+      <w:rPr>
+        <w:rFonts w:ascii="Courier New" w:hAnsi="Courier New" w:cs="Courier New" w:hint="default"/>
+      </w:rPr>
+    </w:lvl>
+    <w:lvl w:ilvl="2" w:tplc="04090005" w:tentative="1">
+      <w:start w:val="1"/>
+      <w:numFmt w:val="bullet"/>
+      <w:lvlText w:val=""/>
+      <w:lvlJc w:val="left"/>
+      <w:pPr>
+        <w:ind w:left="2160" w:hanging="360"/>
+      </w:pPr>
+      <w:rPr>
+        <w:rFonts w:ascii="Wingdings" w:hAnsi="Wingdings" w:hint="default"/>
+      </w:rPr>
+    </w:lvl>
+    <w:lvl w:ilvl="3" w:tplc="04090001" w:tentative="1">
+      <w:start w:val="1"/>
+      <w:numFmt w:val="bullet"/>
+      <w:lvlText w:val=""/>
+      <w:lvlJc w:val="left"/>
+      <w:pPr>
+        <w:ind w:left="2880" w:hanging="360"/>
+      </w:pPr>
+      <w:rPr>
+        <w:rFonts w:ascii="Symbol" w:hAnsi="Symbol" w:hint="default"/>
+      </w:rPr>
+    </w:lvl>
+    <w:lvl w:ilvl="4" w:tplc="04090003" w:tentative="1">
+      <w:start w:val="1"/>
+      <w:numFmt w:val="bullet"/>
+      <w:lvlText w:val="o"/>
+      <w:lvlJc w:val="left"/>
+      <w:pPr>
+        <w:ind w:left="3600" w:hanging="360"/>
+      </w:pPr>
+      <w:rPr>
+        <w:rFonts w:ascii="Courier New" w:hAnsi="Courier New" w:cs="Courier New" w:hint="default"/>
+      </w:rPr>
+    </w:lvl>
+    <w:lvl w:ilvl="5" w:tplc="04090005" w:tentative="1">
+      <w:start w:val="1"/>
+      <w:numFmt w:val="bullet"/>
+      <w:lvlText w:val=""/>
+      <w:lvlJc w:val="left"/>
+      <w:pPr>
+        <w:ind w:left="4320" w:hanging="360"/>
+      </w:pPr>
+      <w:rPr>
+        <w:rFonts w:ascii="Wingdings" w:hAnsi="Wingdings" w:hint="default"/>
+      </w:rPr>
+    </w:lvl>
+    <w:lvl w:ilvl="6" w:tplc="04090001" w:tentative="1">
+      <w:start w:val="1"/>
+      <w:numFmt w:val="bullet"/>
+      <w:lvlText w:val=""/>
+      <w:lvlJc w:val="left"/>
+      <w:pPr>
+        <w:ind w:left="5040" w:hanging="360"/>
+      </w:pPr>
+      <w:rPr>
+        <w:rFonts w:ascii="Symbol" w:hAnsi="Symbol" w:hint="default"/>
+      </w:rPr>
+    </w:lvl>
+    <w:lvl w:ilvl="7" w:tplc="04090003" w:tentative="1">
+      <w:start w:val="1"/>
+      <w:numFmt w:val="bullet"/>
+      <w:lvlText w:val="o"/>
+      <w:lvlJc w:val="left"/>
+      <w:pPr>
+        <w:ind w:left="5760" w:hanging="360"/>
+      </w:pPr>
+      <w:rPr>
+        <w:rFonts w:ascii="Courier New" w:hAnsi="Courier New" w:cs="Courier New" w:hint="default"/>
+      </w:rPr>
+    </w:lvl>
+    <w:lvl w:ilvl="8" w:tplc="04090005" w:tentative="1">
+      <w:start w:val="1"/>
+      <w:numFmt w:val="bullet"/>
+      <w:lvlText w:val=""/>
+      <w:lvlJc w:val="left"/>
+      <w:pPr>
         <w:ind w:left="6480" w:hanging="360"/>
+      </w:pPr>
+      <w:rPr>
+        <w:rFonts w:ascii="Wingdings" w:hAnsi="Wingdings" w:hint="default"/>
+      </w:rPr>
+    </w:lvl>
+  </w:abstractNum>
+  <w:abstractNum w:abstractNumId="18" w15:restartNumberingAfterBreak="0">
+    <w:nsid w:val="7C6A4639"/>
+    <w:multiLevelType w:val="hybridMultilevel"/>
+    <w:tmpl w:val="9DCC0A5E"/>
+    <w:lvl w:ilvl="0" w:tplc="04090001">
+      <w:start w:val="1"/>
+      <w:numFmt w:val="bullet"/>
+      <w:lvlText w:val=""/>
+      <w:lvlJc w:val="left"/>
+      <w:pPr>
+        <w:ind w:left="360" w:hanging="360"/>
+      </w:pPr>
+      <w:rPr>
+        <w:rFonts w:ascii="Symbol" w:hAnsi="Symbol" w:hint="default"/>
+      </w:rPr>
+    </w:lvl>
+    <w:lvl w:ilvl="1" w:tplc="04090003" w:tentative="1">
+      <w:start w:val="1"/>
+      <w:numFmt w:val="bullet"/>
+      <w:lvlText w:val="o"/>
+      <w:lvlJc w:val="left"/>
+      <w:pPr>
+        <w:ind w:left="1080" w:hanging="360"/>
+      </w:pPr>
+      <w:rPr>
+        <w:rFonts w:ascii="Courier New" w:hAnsi="Courier New" w:cs="Courier New" w:hint="default"/>
+      </w:rPr>
+    </w:lvl>
+    <w:lvl w:ilvl="2" w:tplc="04090005" w:tentative="1">
+      <w:start w:val="1"/>
+      <w:numFmt w:val="bullet"/>
+      <w:lvlText w:val=""/>
+      <w:lvlJc w:val="left"/>
+      <w:pPr>
+        <w:ind w:left="1800" w:hanging="360"/>
+      </w:pPr>
+      <w:rPr>
+        <w:rFonts w:ascii="Wingdings" w:hAnsi="Wingdings" w:hint="default"/>
+      </w:rPr>
+    </w:lvl>
+    <w:lvl w:ilvl="3" w:tplc="04090001" w:tentative="1">
+      <w:start w:val="1"/>
+      <w:numFmt w:val="bullet"/>
+      <w:lvlText w:val=""/>
+      <w:lvlJc w:val="left"/>
+      <w:pPr>
+        <w:ind w:left="2520" w:hanging="360"/>
+      </w:pPr>
+      <w:rPr>
+        <w:rFonts w:ascii="Symbol" w:hAnsi="Symbol" w:hint="default"/>
+      </w:rPr>
+    </w:lvl>
+    <w:lvl w:ilvl="4" w:tplc="04090003" w:tentative="1">
+      <w:start w:val="1"/>
+      <w:numFmt w:val="bullet"/>
+      <w:lvlText w:val="o"/>
+      <w:lvlJc w:val="left"/>
+      <w:pPr>
+        <w:ind w:left="3240" w:hanging="360"/>
+      </w:pPr>
+      <w:rPr>
+        <w:rFonts w:ascii="Courier New" w:hAnsi="Courier New" w:cs="Courier New" w:hint="default"/>
+      </w:rPr>
+    </w:lvl>
+    <w:lvl w:ilvl="5" w:tplc="04090005" w:tentative="1">
+      <w:start w:val="1"/>
+      <w:numFmt w:val="bullet"/>
+      <w:lvlText w:val=""/>
+      <w:lvlJc w:val="left"/>
+      <w:pPr>
+        <w:ind w:left="3960" w:hanging="360"/>
+      </w:pPr>
+      <w:rPr>
+        <w:rFonts w:ascii="Wingdings" w:hAnsi="Wingdings" w:hint="default"/>
+      </w:rPr>
+    </w:lvl>
+    <w:lvl w:ilvl="6" w:tplc="04090001" w:tentative="1">
+      <w:start w:val="1"/>
+      <w:numFmt w:val="bullet"/>
+      <w:lvlText w:val=""/>
+      <w:lvlJc w:val="left"/>
+      <w:pPr>
+        <w:ind w:left="4680" w:hanging="360"/>
+      </w:pPr>
+      <w:rPr>
+        <w:rFonts w:ascii="Symbol" w:hAnsi="Symbol" w:hint="default"/>
+      </w:rPr>
+    </w:lvl>
+    <w:lvl w:ilvl="7" w:tplc="04090003" w:tentative="1">
+      <w:start w:val="1"/>
+      <w:numFmt w:val="bullet"/>
+      <w:lvlText w:val="o"/>
+      <w:lvlJc w:val="left"/>
+      <w:pPr>
+        <w:ind w:left="5400" w:hanging="360"/>
+      </w:pPr>
+      <w:rPr>
+        <w:rFonts w:ascii="Courier New" w:hAnsi="Courier New" w:cs="Courier New" w:hint="default"/>
+      </w:rPr>
+    </w:lvl>
+    <w:lvl w:ilvl="8" w:tplc="04090005" w:tentative="1">
+      <w:start w:val="1"/>
+      <w:numFmt w:val="bullet"/>
+      <w:lvlText w:val=""/>
+      <w:lvlJc w:val="left"/>
+      <w:pPr>
+        <w:ind w:left="6120" w:hanging="360"/>
       </w:pPr>
       <w:rPr>
         <w:rFonts w:ascii="Wingdings" w:hAnsi="Wingdings" w:hint="default"/>
@@ -58373,13 +64934,13 @@
     </w:lvl>
   </w:abstractNum>
   <w:num w:numId="1" w16cid:durableId="1989436403">
-    <w:abstractNumId w:val="4"/>
+    <w:abstractNumId w:val="5"/>
   </w:num>
   <w:num w:numId="2" w16cid:durableId="547187257">
-    <w:abstractNumId w:val="10"/>
+    <w:abstractNumId w:val="11"/>
   </w:num>
   <w:num w:numId="3" w16cid:durableId="1113474621">
-    <w:abstractNumId w:val="5"/>
+    <w:abstractNumId w:val="6"/>
   </w:num>
   <w:num w:numId="4" w16cid:durableId="1443111047">
     <w:abstractNumId w:val="0"/>
@@ -58388,37 +64949,46 @@
     <w:abstractNumId w:val="1"/>
   </w:num>
   <w:num w:numId="6" w16cid:durableId="120929376">
-    <w:abstractNumId w:val="11"/>
+    <w:abstractNumId w:val="12"/>
   </w:num>
   <w:num w:numId="7" w16cid:durableId="1599607016">
+    <w:abstractNumId w:val="4"/>
+  </w:num>
+  <w:num w:numId="8" w16cid:durableId="1400404248">
+    <w:abstractNumId w:val="7"/>
+  </w:num>
+  <w:num w:numId="9" w16cid:durableId="709957418">
+    <w:abstractNumId w:val="9"/>
+  </w:num>
+  <w:num w:numId="10" w16cid:durableId="1604387111">
+    <w:abstractNumId w:val="10"/>
+  </w:num>
+  <w:num w:numId="11" w16cid:durableId="353113251">
+    <w:abstractNumId w:val="13"/>
+  </w:num>
+  <w:num w:numId="12" w16cid:durableId="1309629669">
+    <w:abstractNumId w:val="16"/>
+  </w:num>
+  <w:num w:numId="13" w16cid:durableId="1958877020">
+    <w:abstractNumId w:val="8"/>
+  </w:num>
+  <w:num w:numId="14" w16cid:durableId="1369722657">
+    <w:abstractNumId w:val="14"/>
+  </w:num>
+  <w:num w:numId="15" w16cid:durableId="469786009">
+    <w:abstractNumId w:val="17"/>
+  </w:num>
+  <w:num w:numId="16" w16cid:durableId="296961169">
     <w:abstractNumId w:val="3"/>
   </w:num>
-  <w:num w:numId="8" w16cid:durableId="1400404248">
-    <w:abstractNumId w:val="6"/>
+  <w:num w:numId="17" w16cid:durableId="108860731">
+    <w:abstractNumId w:val="2"/>
   </w:num>
-  <w:num w:numId="9" w16cid:durableId="709957418">
-    <w:abstractNumId w:val="8"/>
+  <w:num w:numId="18" w16cid:durableId="2018998002">
+    <w:abstractNumId w:val="18"/>
   </w:num>
-  <w:num w:numId="10" w16cid:durableId="1604387111">
-    <w:abstractNumId w:val="9"/>
-  </w:num>
-  <w:num w:numId="11" w16cid:durableId="353113251">
-    <w:abstractNumId w:val="12"/>
-  </w:num>
-  <w:num w:numId="12" w16cid:durableId="1309629669">
-    <w:abstractNumId w:val="14"/>
-  </w:num>
-  <w:num w:numId="13" w16cid:durableId="1958877020">
-    <w:abstractNumId w:val="7"/>
-  </w:num>
-  <w:num w:numId="14" w16cid:durableId="1369722657">
-    <w:abstractNumId w:val="13"/>
-  </w:num>
-  <w:num w:numId="15" w16cid:durableId="469786009">
+  <w:num w:numId="19" w16cid:durableId="2077899455">
     <w:abstractNumId w:val="15"/>
-  </w:num>
-  <w:num w:numId="16" w16cid:durableId="296961169">
-    <w:abstractNumId w:val="2"/>
   </w:num>
 </w:numbering>
 </file>
